--- a/Calendario2025/Actividades/A7_DHCP_VLANs/Actividad7.docx
+++ b/Calendario2025/Actividades/A7_DHCP_VLANs/Actividad7.docx
@@ -1,6 +1,6 @@
 
 <file path=word/document.xml><?xml version="1.0" encoding="utf-8"?>
-<w:document xmlns:wpc="http://schemas.microsoft.com/office/word/2010/wordprocessingCanvas" xmlns:cx="http://schemas.microsoft.com/office/drawing/2014/chartex" xmlns:cx1="http://schemas.microsoft.com/office/drawing/2015/9/8/chartex" xmlns:cx2="http://schemas.microsoft.com/office/drawing/2015/10/21/chartex" xmlns:cx3="http://schemas.microsoft.com/office/drawing/2016/5/9/chartex" xmlns:cx4="http://schemas.microsoft.com/office/drawing/2016/5/10/chartex" xmlns:cx5="http://schemas.microsoft.com/office/drawing/2016/5/11/chartex" xmlns:cx6="http://schemas.microsoft.com/office/drawing/2016/5/12/chartex" xmlns:cx7="http://schemas.microsoft.com/office/drawing/2016/5/13/chartex" xmlns:cx8="http://schemas.microsoft.com/office/drawing/2016/5/14/chartex" xmlns:mc="http://schemas.openxmlformats.org/markup-compatibility/2006" xmlns:aink="http://schemas.microsoft.com/office/drawing/2016/ink" xmlns:am3d="http://schemas.microsoft.com/office/drawing/2017/model3d" xmlns:o="urn:schemas-microsoft-com:office:office" xmlns:oel="http://schemas.microsoft.com/office/2019/extlst" xmlns:r="http://schemas.openxmlformats.org/officeDocument/2006/relationships" xmlns:m="http://schemas.openxmlformats.org/officeDocument/2006/math" xmlns:v="urn:schemas-microsoft-com:vml" xmlns:wp14="http://schemas.microsoft.com/office/word/2010/wordprocessingDrawing" xmlns:wp="http://schemas.openxmlformats.org/drawingml/2006/wordprocessingDrawing" xmlns:w10="urn:schemas-microsoft-com:office:word" xmlns:w="http://schemas.openxmlformats.org/wordprocessingml/2006/main" xmlns:w14="http://schemas.microsoft.com/office/word/2010/wordml" xmlns:w15="http://schemas.microsoft.com/office/word/2012/wordml" xmlns:w16cex="http://schemas.microsoft.com/office/word/2018/wordml/cex" xmlns:w16cid="http://schemas.microsoft.com/office/word/2016/wordml/cid" xmlns:w16="http://schemas.microsoft.com/office/word/2018/wordml" xmlns:w16sdtdh="http://schemas.microsoft.com/office/word/2020/wordml/sdtdatahash" xmlns:w16se="http://schemas.microsoft.com/office/word/2015/wordml/symex" xmlns:wpg="http://schemas.microsoft.com/office/word/2010/wordprocessingGroup" xmlns:wpi="http://schemas.microsoft.com/office/word/2010/wordprocessingInk" xmlns:wne="http://schemas.microsoft.com/office/word/2006/wordml" xmlns:wps="http://schemas.microsoft.com/office/word/2010/wordprocessingShape" mc:Ignorable="w14 w15 w16se w16cid w16 w16cex w16sdtdh wp14">
+<w:document xmlns:wpc="http://schemas.microsoft.com/office/word/2010/wordprocessingCanvas" xmlns:cx="http://schemas.microsoft.com/office/drawing/2014/chartex" xmlns:cx1="http://schemas.microsoft.com/office/drawing/2015/9/8/chartex" xmlns:cx2="http://schemas.microsoft.com/office/drawing/2015/10/21/chartex" xmlns:cx3="http://schemas.microsoft.com/office/drawing/2016/5/9/chartex" xmlns:cx4="http://schemas.microsoft.com/office/drawing/2016/5/10/chartex" xmlns:cx5="http://schemas.microsoft.com/office/drawing/2016/5/11/chartex" xmlns:cx6="http://schemas.microsoft.com/office/drawing/2016/5/12/chartex" xmlns:cx7="http://schemas.microsoft.com/office/drawing/2016/5/13/chartex" xmlns:cx8="http://schemas.microsoft.com/office/drawing/2016/5/14/chartex" xmlns:mc="http://schemas.openxmlformats.org/markup-compatibility/2006" xmlns:aink="http://schemas.microsoft.com/office/drawing/2016/ink" xmlns:am3d="http://schemas.microsoft.com/office/drawing/2017/model3d" xmlns:o="urn:schemas-microsoft-com:office:office" xmlns:oel="http://schemas.microsoft.com/office/2019/extlst" xmlns:r="http://schemas.openxmlformats.org/officeDocument/2006/relationships" xmlns:m="http://schemas.openxmlformats.org/officeDocument/2006/math" xmlns:v="urn:schemas-microsoft-com:vml" xmlns:wp14="http://schemas.microsoft.com/office/word/2010/wordprocessingDrawing" xmlns:wp="http://schemas.openxmlformats.org/drawingml/2006/wordprocessingDrawing" xmlns:w10="urn:schemas-microsoft-com:office:word" xmlns:w="http://schemas.openxmlformats.org/wordprocessingml/2006/main" xmlns:w14="http://schemas.microsoft.com/office/word/2010/wordml" xmlns:w15="http://schemas.microsoft.com/office/word/2012/wordml" xmlns:w16cex="http://schemas.microsoft.com/office/word/2018/wordml/cex" xmlns:w16cid="http://schemas.microsoft.com/office/word/2016/wordml/cid" xmlns:w16="http://schemas.microsoft.com/office/word/2018/wordml" xmlns:w16du="http://schemas.microsoft.com/office/word/2023/wordml/word16du" xmlns:w16sdtdh="http://schemas.microsoft.com/office/word/2020/wordml/sdtdatahash" xmlns:w16sdtfl="http://schemas.microsoft.com/office/word/2024/wordml/sdtformatlock" xmlns:w16se="http://schemas.microsoft.com/office/word/2015/wordml/symex" xmlns:wpg="http://schemas.microsoft.com/office/word/2010/wordprocessingGroup" xmlns:wpi="http://schemas.microsoft.com/office/word/2010/wordprocessingInk" xmlns:wne="http://schemas.microsoft.com/office/word/2006/wordml" xmlns:wps="http://schemas.microsoft.com/office/word/2010/wordprocessingShape" mc:Ignorable="w14 w15 w16se w16cid w16 w16cex w16sdtdh w16sdtfl w16du wp14">
   <w:body>
     <w:p>
       <w:pPr>
@@ -33,80 +33,6 @@
         </w:rPr>
         <w:t xml:space="preserve"> </w:t>
       </w:r>
-      <w:r>
-        <w:rPr>
-          <w:rFonts w:cs="Arial"/>
-          <w:b/>
-          <w:spacing w:val="-1"/>
-          <w:sz w:val="24"/>
-          <w:szCs w:val="24"/>
-        </w:rPr>
-        <w:t xml:space="preserve">Actividad individual </w:t>
-      </w:r>
-      <w:r>
-        <w:rPr>
-          <w:rFonts w:cs="Arial"/>
-          <w:b/>
-          <w:spacing w:val="-1"/>
-          <w:sz w:val="24"/>
-          <w:szCs w:val="24"/>
-        </w:rPr>
-        <w:t>7</w:t>
-      </w:r>
-      <w:r>
-        <w:rPr>
-          <w:rFonts w:cs="Arial"/>
-          <w:b/>
-          <w:spacing w:val="-1"/>
-          <w:sz w:val="24"/>
-          <w:szCs w:val="24"/>
-        </w:rPr>
-        <w:t>.</w:t>
-      </w:r>
-      <w:r>
-        <w:rPr>
-          <w:rFonts w:cs="Arial"/>
-          <w:b/>
-          <w:spacing w:val="-1"/>
-          <w:sz w:val="24"/>
-          <w:szCs w:val="24"/>
-        </w:rPr>
-        <w:t xml:space="preserve"> </w:t>
-      </w:r>
-      <w:bookmarkStart w:id="0" w:name="12._Act-Config-VLANs"/>
-      <w:bookmarkEnd w:id="0"/>
-      <w:r>
-        <w:rPr>
-          <w:rFonts w:cs="Arial"/>
-          <w:b/>
-          <w:spacing w:val="-1"/>
-          <w:sz w:val="24"/>
-          <w:szCs w:val="24"/>
-        </w:rPr>
-        <w:t xml:space="preserve">Configurar DHCP centralizado, OSPF y </w:t>
-      </w:r>
-      <w:proofErr w:type="spellStart"/>
-      <w:r>
-        <w:rPr>
-          <w:rFonts w:cs="Arial"/>
-          <w:b/>
-          <w:spacing w:val="-1"/>
-          <w:sz w:val="24"/>
-          <w:szCs w:val="24"/>
-        </w:rPr>
-        <w:t>VLANs</w:t>
-      </w:r>
-      <w:proofErr w:type="spellEnd"/>
-      <w:r>
-        <w:rPr>
-          <w:rFonts w:cs="Arial"/>
-          <w:b/>
-          <w:spacing w:val="-1"/>
-          <w:sz w:val="24"/>
-          <w:szCs w:val="24"/>
-        </w:rPr>
-        <w:t xml:space="preserve"> en un switch multicapa</w:t>
-      </w:r>
     </w:p>
     <w:p>
       <w:pPr>
@@ -129,6 +55,80 @@
           <w:szCs w:val="24"/>
         </w:rPr>
       </w:pPr>
+      <w:r>
+        <w:rPr>
+          <w:rFonts w:cs="Arial"/>
+          <w:b/>
+          <w:spacing w:val="-1"/>
+          <w:sz w:val="24"/>
+          <w:szCs w:val="24"/>
+        </w:rPr>
+        <w:t xml:space="preserve">Actividad individual </w:t>
+      </w:r>
+      <w:r>
+        <w:rPr>
+          <w:rFonts w:cs="Arial"/>
+          <w:b/>
+          <w:spacing w:val="-1"/>
+          <w:sz w:val="24"/>
+          <w:szCs w:val="24"/>
+        </w:rPr>
+        <w:t>7</w:t>
+      </w:r>
+      <w:r>
+        <w:rPr>
+          <w:rFonts w:cs="Arial"/>
+          <w:b/>
+          <w:spacing w:val="-1"/>
+          <w:sz w:val="24"/>
+          <w:szCs w:val="24"/>
+        </w:rPr>
+        <w:t>.</w:t>
+      </w:r>
+      <w:r>
+        <w:rPr>
+          <w:rFonts w:cs="Arial"/>
+          <w:b/>
+          <w:spacing w:val="-1"/>
+          <w:sz w:val="24"/>
+          <w:szCs w:val="24"/>
+        </w:rPr>
+        <w:t xml:space="preserve"> </w:t>
+      </w:r>
+      <w:bookmarkStart w:id="0" w:name="12._Act-Config-VLANs"/>
+      <w:bookmarkEnd w:id="0"/>
+      <w:r>
+        <w:rPr>
+          <w:rFonts w:cs="Arial"/>
+          <w:b/>
+          <w:spacing w:val="-1"/>
+          <w:sz w:val="24"/>
+          <w:szCs w:val="24"/>
+        </w:rPr>
+        <w:t xml:space="preserve">Configurar DHCP centralizado, OSPF y </w:t>
+      </w:r>
+      <w:proofErr w:type="spellStart"/>
+      <w:r>
+        <w:rPr>
+          <w:rFonts w:cs="Arial"/>
+          <w:b/>
+          <w:spacing w:val="-1"/>
+          <w:sz w:val="24"/>
+          <w:szCs w:val="24"/>
+        </w:rPr>
+        <w:t>VLANs</w:t>
+      </w:r>
+      <w:proofErr w:type="spellEnd"/>
+      <w:r>
+        <w:rPr>
+          <w:rFonts w:cs="Arial"/>
+          <w:b/>
+          <w:spacing w:val="-1"/>
+          <w:sz w:val="24"/>
+          <w:szCs w:val="24"/>
+        </w:rPr>
+        <w:t xml:space="preserve"> en un switch multicapa</w:t>
+      </w:r>
     </w:p>
     <w:p>
       <w:pPr>
@@ -144,10 +144,11 @@
         <w:ind w:left="-142" w:right="121"/>
         <w:jc w:val="center"/>
         <w:rPr>
-          <w:rFonts w:eastAsia="Calibri" w:cs="Times New Roman"/>
-          <w:bCs/>
-          <w:sz w:val="22"/>
-          <w:szCs w:val="22"/>
+          <w:rFonts w:cs="Arial"/>
+          <w:b/>
+          <w:spacing w:val="-1"/>
+          <w:sz w:val="24"/>
+          <w:szCs w:val="24"/>
         </w:rPr>
       </w:pPr>
     </w:p>
@@ -174,10 +175,10 @@
           <w:noProof/>
         </w:rPr>
         <w:drawing>
-          <wp:inline distT="0" distB="0" distL="0" distR="0" wp14:anchorId="79C9C67B" wp14:editId="4214187B">
-            <wp:extent cx="6732060" cy="2000250"/>
+          <wp:inline distT="0" distB="0" distL="0" distR="0" wp14:anchorId="05E16C0A" wp14:editId="51AA9BAF">
+            <wp:extent cx="6858000" cy="1969135"/>
             <wp:effectExtent l="0" t="0" r="0" b="0"/>
-            <wp:docPr id="1547384285" name="Picture 1" descr="A diagram of a computer network&#10;&#10;Description automatically generated"/>
+            <wp:docPr id="201043175" name="Picture 1" descr="A diagram of a computer network&#10;&#10;AI-generated content may be incorrect."/>
             <wp:cNvGraphicFramePr>
               <a:graphicFrameLocks xmlns:a="http://schemas.openxmlformats.org/drawingml/2006/main" noChangeAspect="1"/>
             </wp:cNvGraphicFramePr>
@@ -185,7 +186,7 @@
               <a:graphicData uri="http://schemas.openxmlformats.org/drawingml/2006/picture">
                 <pic:pic xmlns:pic="http://schemas.openxmlformats.org/drawingml/2006/picture">
                   <pic:nvPicPr>
-                    <pic:cNvPr id="1547384285" name="Picture 1" descr="A diagram of a computer network&#10;&#10;Description automatically generated"/>
+                    <pic:cNvPr id="201043175" name="Picture 1" descr="A diagram of a computer network&#10;&#10;AI-generated content may be incorrect."/>
                     <pic:cNvPicPr/>
                   </pic:nvPicPr>
                   <pic:blipFill>
@@ -197,7 +198,7 @@
                   <pic:spPr>
                     <a:xfrm>
                       <a:off x="0" y="0"/>
-                      <a:ext cx="6733552" cy="2000693"/>
+                      <a:ext cx="6858000" cy="1969135"/>
                     </a:xfrm>
                     <a:prstGeom prst="rect">
                       <a:avLst/>
@@ -224,21 +225,6 @@
           <w:spacing w:val="-2"/>
           <w:sz w:val="22"/>
           <w:szCs w:val="22"/>
-        </w:rPr>
-      </w:pPr>
-    </w:p>
-    <w:p>
-      <w:pPr>
-        <w:pStyle w:val="Heading4"/>
-        <w:shd w:val="clear" w:color="auto" w:fill="FFFFFF"/>
-        <w:spacing w:line="300" w:lineRule="exact"/>
-        <w:ind w:right="621"/>
-        <w:jc w:val="both"/>
-        <w:rPr>
-          <w:rFonts w:cs="Arial"/>
-          <w:color w:val="000000"/>
-          <w:sz w:val="20"/>
-          <w:szCs w:val="20"/>
         </w:rPr>
       </w:pPr>
     </w:p>
@@ -353,14 +339,14 @@
       <w:tblGrid>
         <w:gridCol w:w="1701"/>
         <w:gridCol w:w="993"/>
-        <w:gridCol w:w="1559"/>
-        <w:gridCol w:w="2268"/>
+        <w:gridCol w:w="1701"/>
+        <w:gridCol w:w="2126"/>
         <w:gridCol w:w="2268"/>
         <w:gridCol w:w="1276"/>
       </w:tblGrid>
       <w:tr>
         <w:trPr>
-          <w:trHeight w:val="582"/>
+          <w:trHeight w:val="500"/>
         </w:trPr>
         <w:tc>
           <w:tcPr>
@@ -450,7 +436,7 @@
         </w:tc>
         <w:tc>
           <w:tcPr>
-            <w:tcW w:w="1559" w:type="dxa"/>
+            <w:tcW w:w="1701" w:type="dxa"/>
             <w:tcBorders>
               <w:top w:val="single" w:sz="8" w:space="0" w:color="000000"/>
               <w:left w:val="single" w:sz="8" w:space="0" w:color="000000"/>
@@ -458,6 +444,7 @@
               <w:right w:val="single" w:sz="8" w:space="0" w:color="000000"/>
             </w:tcBorders>
             <w:shd w:val="clear" w:color="auto" w:fill="B6DDE8" w:themeFill="accent5" w:themeFillTint="66"/>
+            <w:vAlign w:val="center"/>
           </w:tcPr>
           <w:p>
             <w:pPr>
@@ -485,7 +472,7 @@
         </w:tc>
         <w:tc>
           <w:tcPr>
-            <w:tcW w:w="2268" w:type="dxa"/>
+            <w:tcW w:w="2126" w:type="dxa"/>
             <w:tcBorders>
               <w:top w:val="single" w:sz="8" w:space="0" w:color="000000"/>
               <w:left w:val="single" w:sz="8" w:space="0" w:color="000000"/>
@@ -715,7 +702,7 @@
         </w:tc>
         <w:tc>
           <w:tcPr>
-            <w:tcW w:w="1559" w:type="dxa"/>
+            <w:tcW w:w="1701" w:type="dxa"/>
             <w:tcBorders>
               <w:top w:val="single" w:sz="8" w:space="0" w:color="000000"/>
               <w:left w:val="single" w:sz="8" w:space="0" w:color="000000"/>
@@ -750,7 +737,7 @@
         </w:tc>
         <w:tc>
           <w:tcPr>
-            <w:tcW w:w="2268" w:type="dxa"/>
+            <w:tcW w:w="2126" w:type="dxa"/>
             <w:tcBorders>
               <w:top w:val="single" w:sz="8" w:space="0" w:color="000000"/>
               <w:left w:val="single" w:sz="8" w:space="0" w:color="000000"/>
@@ -983,7 +970,7 @@
         </w:tc>
         <w:tc>
           <w:tcPr>
-            <w:tcW w:w="1559" w:type="dxa"/>
+            <w:tcW w:w="1701" w:type="dxa"/>
             <w:tcBorders>
               <w:top w:val="single" w:sz="8" w:space="0" w:color="000000"/>
               <w:left w:val="single" w:sz="8" w:space="0" w:color="000000"/>
@@ -1018,7 +1005,7 @@
         </w:tc>
         <w:tc>
           <w:tcPr>
-            <w:tcW w:w="2268" w:type="dxa"/>
+            <w:tcW w:w="2126" w:type="dxa"/>
             <w:tcBorders>
               <w:top w:val="single" w:sz="8" w:space="0" w:color="000000"/>
               <w:left w:val="single" w:sz="8" w:space="0" w:color="000000"/>
@@ -1231,7 +1218,7 @@
         </w:tc>
         <w:tc>
           <w:tcPr>
-            <w:tcW w:w="1559" w:type="dxa"/>
+            <w:tcW w:w="1701" w:type="dxa"/>
             <w:tcBorders>
               <w:top w:val="single" w:sz="8" w:space="0" w:color="000000"/>
               <w:left w:val="single" w:sz="8" w:space="0" w:color="000000"/>
@@ -1266,7 +1253,7 @@
         </w:tc>
         <w:tc>
           <w:tcPr>
-            <w:tcW w:w="2268" w:type="dxa"/>
+            <w:tcW w:w="2126" w:type="dxa"/>
             <w:tcBorders>
               <w:top w:val="single" w:sz="8" w:space="0" w:color="000000"/>
               <w:left w:val="single" w:sz="8" w:space="0" w:color="000000"/>
@@ -1477,7 +1464,7 @@
         </w:tc>
         <w:tc>
           <w:tcPr>
-            <w:tcW w:w="1559" w:type="dxa"/>
+            <w:tcW w:w="1701" w:type="dxa"/>
             <w:tcBorders>
               <w:top w:val="single" w:sz="8" w:space="0" w:color="000000"/>
               <w:left w:val="single" w:sz="8" w:space="0" w:color="000000"/>
@@ -1507,6 +1494,46 @@
                 <w:spacing w:val="-1"/>
               </w:rPr>
               <w:t>No aplica</w:t>
+            </w:r>
+          </w:p>
+        </w:tc>
+        <w:tc>
+          <w:tcPr>
+            <w:tcW w:w="2126" w:type="dxa"/>
+            <w:tcBorders>
+              <w:top w:val="single" w:sz="8" w:space="0" w:color="000000"/>
+              <w:left w:val="single" w:sz="8" w:space="0" w:color="000000"/>
+              <w:bottom w:val="single" w:sz="8" w:space="0" w:color="000000"/>
+              <w:right w:val="single" w:sz="8" w:space="0" w:color="000000"/>
+            </w:tcBorders>
+            <w:shd w:val="clear" w:color="auto" w:fill="auto"/>
+            <w:tcMar>
+              <w:top w:w="15" w:type="dxa"/>
+              <w:left w:w="15" w:type="dxa"/>
+              <w:bottom w:w="0" w:type="dxa"/>
+              <w:right w:w="15" w:type="dxa"/>
+            </w:tcMar>
+            <w:vAlign w:val="center"/>
+          </w:tcPr>
+          <w:p>
+            <w:pPr>
+              <w:spacing w:line="360" w:lineRule="exact"/>
+              <w:jc w:val="center"/>
+              <w:rPr>
+                <w:rFonts w:cs="Arial"/>
+                <w:b/>
+                <w:bCs/>
+                <w:spacing w:val="-1"/>
+              </w:rPr>
+            </w:pPr>
+            <w:r>
+              <w:rPr>
+                <w:rFonts w:cs="Arial"/>
+                <w:b/>
+                <w:bCs/>
+                <w:spacing w:val="-1"/>
+              </w:rPr>
+              <w:t>192.168.99.0</w:t>
             </w:r>
           </w:p>
         </w:tc>
@@ -1546,46 +1573,6 @@
                 <w:bCs/>
                 <w:spacing w:val="-1"/>
               </w:rPr>
-              <w:t>192.168.99.0</w:t>
-            </w:r>
-          </w:p>
-        </w:tc>
-        <w:tc>
-          <w:tcPr>
-            <w:tcW w:w="2268" w:type="dxa"/>
-            <w:tcBorders>
-              <w:top w:val="single" w:sz="8" w:space="0" w:color="000000"/>
-              <w:left w:val="single" w:sz="8" w:space="0" w:color="000000"/>
-              <w:bottom w:val="single" w:sz="8" w:space="0" w:color="000000"/>
-              <w:right w:val="single" w:sz="8" w:space="0" w:color="000000"/>
-            </w:tcBorders>
-            <w:shd w:val="clear" w:color="auto" w:fill="auto"/>
-            <w:tcMar>
-              <w:top w:w="15" w:type="dxa"/>
-              <w:left w:w="15" w:type="dxa"/>
-              <w:bottom w:w="0" w:type="dxa"/>
-              <w:right w:w="15" w:type="dxa"/>
-            </w:tcMar>
-            <w:vAlign w:val="center"/>
-          </w:tcPr>
-          <w:p>
-            <w:pPr>
-              <w:spacing w:line="360" w:lineRule="exact"/>
-              <w:jc w:val="center"/>
-              <w:rPr>
-                <w:rFonts w:cs="Arial"/>
-                <w:b/>
-                <w:bCs/>
-                <w:spacing w:val="-1"/>
-              </w:rPr>
-            </w:pPr>
-            <w:r>
-              <w:rPr>
-                <w:rFonts w:cs="Arial"/>
-                <w:b/>
-                <w:bCs/>
-                <w:spacing w:val="-1"/>
-              </w:rPr>
               <w:t>255.255.255.0</w:t>
             </w:r>
           </w:p>
@@ -1649,6 +1636,64 @@
     </w:p>
     <w:p>
       <w:pPr>
+        <w:pStyle w:val="Heading4"/>
+        <w:numPr>
+          <w:ilvl w:val="0"/>
+          <w:numId w:val="46"/>
+        </w:numPr>
+        <w:shd w:val="clear" w:color="auto" w:fill="FFFFFF"/>
+        <w:spacing w:line="300" w:lineRule="exact"/>
+        <w:ind w:right="621"/>
+        <w:jc w:val="both"/>
+        <w:rPr>
+          <w:rFonts w:cs="Arial"/>
+          <w:color w:val="000000"/>
+          <w:sz w:val="20"/>
+          <w:szCs w:val="20"/>
+        </w:rPr>
+      </w:pPr>
+      <w:r>
+        <w:rPr>
+          <w:rFonts w:cs="Arial"/>
+          <w:color w:val="000000"/>
+          <w:sz w:val="20"/>
+          <w:szCs w:val="20"/>
+        </w:rPr>
+        <w:t xml:space="preserve">Configurar manualmente la dirección IP, máscara de subred, puerta de enlace predeterminada y servidor DNS del servidor </w:t>
+      </w:r>
+      <w:r>
+        <w:rPr>
+          <w:rFonts w:cs="Arial"/>
+          <w:b/>
+          <w:bCs/>
+          <w:color w:val="000000"/>
+          <w:sz w:val="20"/>
+          <w:szCs w:val="20"/>
+        </w:rPr>
+        <w:t>www.bosch.com</w:t>
+      </w:r>
+    </w:p>
+    <w:p>
+      <w:pPr>
+        <w:pStyle w:val="ListParagraph"/>
+        <w:spacing w:line="300" w:lineRule="exact"/>
+        <w:ind w:left="360" w:right="624"/>
+        <w:jc w:val="both"/>
+        <w:rPr>
+          <w:rFonts w:ascii="Arial" w:eastAsia="Arial Narrow" w:hAnsi="Arial" w:cs="Arial"/>
+          <w:spacing w:val="-2"/>
+          <w:sz w:val="20"/>
+          <w:szCs w:val="20"/>
+        </w:rPr>
+      </w:pPr>
+    </w:p>
+    <w:p>
+      <w:pPr>
+        <w:pStyle w:val="ListParagraph"/>
+        <w:numPr>
+          <w:ilvl w:val="0"/>
+          <w:numId w:val="46"/>
+        </w:numPr>
         <w:spacing w:line="300" w:lineRule="exact"/>
         <w:ind w:right="624"/>
         <w:jc w:val="both"/>
@@ -1704,25 +1749,7 @@
           <w:sz w:val="20"/>
           <w:szCs w:val="20"/>
         </w:rPr>
-        <w:t>Configurar el puerto g0/</w:t>
-      </w:r>
-      <w:r>
-        <w:rPr>
-          <w:rFonts w:ascii="Arial" w:eastAsia="Arial Narrow" w:hAnsi="Arial" w:cs="Arial"/>
-          <w:spacing w:val="-2"/>
-          <w:sz w:val="20"/>
-          <w:szCs w:val="20"/>
-        </w:rPr>
-        <w:t>2</w:t>
-      </w:r>
-      <w:r>
-        <w:rPr>
-          <w:rFonts w:ascii="Arial" w:eastAsia="Arial Narrow" w:hAnsi="Arial" w:cs="Arial"/>
-          <w:spacing w:val="-2"/>
-          <w:sz w:val="20"/>
-          <w:szCs w:val="20"/>
-        </w:rPr>
-        <w:t xml:space="preserve"> como un puerto de ruteo.</w:t>
+        <w:t>Configurar el puerto g0/2 como un puerto de ruteo.</w:t>
       </w:r>
     </w:p>
     <w:p>
@@ -1749,25 +1776,7 @@
           <w:sz w:val="20"/>
           <w:szCs w:val="20"/>
         </w:rPr>
-        <w:t>Configurar el puerto g0/</w:t>
-      </w:r>
-      <w:r>
-        <w:rPr>
-          <w:rFonts w:ascii="Arial" w:eastAsia="Arial Narrow" w:hAnsi="Arial" w:cs="Arial"/>
-          <w:spacing w:val="-2"/>
-          <w:sz w:val="20"/>
-          <w:szCs w:val="20"/>
-        </w:rPr>
-        <w:t>1</w:t>
-      </w:r>
-      <w:r>
-        <w:rPr>
-          <w:rFonts w:ascii="Arial" w:eastAsia="Arial Narrow" w:hAnsi="Arial" w:cs="Arial"/>
-          <w:spacing w:val="-2"/>
-          <w:sz w:val="20"/>
-          <w:szCs w:val="20"/>
-        </w:rPr>
-        <w:t xml:space="preserve"> como troncal.</w:t>
+        <w:t>Configurar el puerto g0/1 como troncal.</w:t>
       </w:r>
     </w:p>
     <w:p>
@@ -2008,7 +2017,34 @@
           <w:sz w:val="20"/>
           <w:szCs w:val="20"/>
         </w:rPr>
-        <w:t>congif</w:t>
+        <w:t>con</w:t>
+      </w:r>
+      <w:r>
+        <w:rPr>
+          <w:rFonts w:ascii="Arial" w:eastAsia="Arial Narrow" w:hAnsi="Arial" w:cs="Arial"/>
+          <w:spacing w:val="-2"/>
+          <w:sz w:val="20"/>
+          <w:szCs w:val="20"/>
+        </w:rPr>
+        <w:t>f</w:t>
+      </w:r>
+      <w:r>
+        <w:rPr>
+          <w:rFonts w:ascii="Arial" w:eastAsia="Arial Narrow" w:hAnsi="Arial" w:cs="Arial"/>
+          <w:spacing w:val="-2"/>
+          <w:sz w:val="20"/>
+          <w:szCs w:val="20"/>
+        </w:rPr>
+        <w:t>i</w:t>
+      </w:r>
+      <w:r>
+        <w:rPr>
+          <w:rFonts w:ascii="Arial" w:eastAsia="Arial Narrow" w:hAnsi="Arial" w:cs="Arial"/>
+          <w:spacing w:val="-2"/>
+          <w:sz w:val="20"/>
+          <w:szCs w:val="20"/>
+        </w:rPr>
+        <w:t>g</w:t>
       </w:r>
       <w:proofErr w:type="spellEnd"/>
       <w:r>
@@ -2024,6 +2060,8 @@
       <w:r>
         <w:rPr>
           <w:rFonts w:ascii="Arial" w:eastAsia="Arial Narrow" w:hAnsi="Arial" w:cs="Arial"/>
+          <w:b/>
+          <w:bCs/>
           <w:spacing w:val="-2"/>
           <w:sz w:val="20"/>
           <w:szCs w:val="20"/>
@@ -2034,6 +2072,8 @@
       <w:r>
         <w:rPr>
           <w:rFonts w:ascii="Arial" w:eastAsia="Arial Narrow" w:hAnsi="Arial" w:cs="Arial"/>
+          <w:b/>
+          <w:bCs/>
           <w:spacing w:val="-2"/>
           <w:sz w:val="20"/>
           <w:szCs w:val="20"/>
@@ -2044,6 +2084,8 @@
       <w:r>
         <w:rPr>
           <w:rFonts w:ascii="Arial" w:eastAsia="Arial Narrow" w:hAnsi="Arial" w:cs="Arial"/>
+          <w:b/>
+          <w:bCs/>
           <w:spacing w:val="-2"/>
           <w:sz w:val="20"/>
           <w:szCs w:val="20"/>
@@ -2095,6 +2137,11 @@
     </w:p>
     <w:p>
       <w:pPr>
+        <w:pStyle w:val="ListParagraph"/>
+        <w:numPr>
+          <w:ilvl w:val="0"/>
+          <w:numId w:val="46"/>
+        </w:numPr>
         <w:spacing w:line="300" w:lineRule="exact"/>
         <w:ind w:right="624"/>
         <w:jc w:val="both"/>
@@ -2123,18 +2170,7 @@
           <w:sz w:val="20"/>
           <w:szCs w:val="20"/>
         </w:rPr>
-        <w:t>S</w:t>
-      </w:r>
-      <w:r>
-        <w:rPr>
-          <w:rFonts w:ascii="Arial" w:eastAsia="Arial Narrow" w:hAnsi="Arial" w:cs="Arial"/>
-          <w:b/>
-          <w:bCs/>
-          <w:spacing w:val="-2"/>
-          <w:sz w:val="20"/>
-          <w:szCs w:val="20"/>
-        </w:rPr>
-        <w:t>1</w:t>
+        <w:t>S1</w:t>
       </w:r>
     </w:p>
     <w:p>
@@ -2273,25 +2309,7 @@
           <w:sz w:val="20"/>
           <w:szCs w:val="20"/>
         </w:rPr>
-        <w:t>Configurar la IP del switch S</w:t>
-      </w:r>
-      <w:r>
-        <w:rPr>
-          <w:rFonts w:ascii="Arial" w:eastAsia="Arial Narrow" w:hAnsi="Arial" w:cs="Arial"/>
-          <w:spacing w:val="-2"/>
-          <w:sz w:val="20"/>
-          <w:szCs w:val="20"/>
-        </w:rPr>
-        <w:t>1</w:t>
-      </w:r>
-      <w:r>
-        <w:rPr>
-          <w:rFonts w:ascii="Arial" w:eastAsia="Arial Narrow" w:hAnsi="Arial" w:cs="Arial"/>
-          <w:spacing w:val="-2"/>
-          <w:sz w:val="20"/>
-          <w:szCs w:val="20"/>
-        </w:rPr>
-        <w:t xml:space="preserve"> y su default Gateway. </w:t>
+        <w:t xml:space="preserve">Configurar la IP del switch S1 y su default Gateway. </w:t>
       </w:r>
     </w:p>
     <w:p>
@@ -2338,8 +2356,9 @@
     </w:p>
     <w:p>
       <w:pPr>
+        <w:pStyle w:val="ListParagraph"/>
         <w:spacing w:line="300" w:lineRule="exact"/>
-        <w:ind w:right="624"/>
+        <w:ind w:left="360" w:right="624"/>
         <w:jc w:val="both"/>
         <w:rPr>
           <w:rFonts w:ascii="Arial" w:eastAsia="Arial Narrow" w:hAnsi="Arial" w:cs="Arial"/>
@@ -2351,8 +2370,9 @@
     </w:p>
     <w:p>
       <w:pPr>
+        <w:pStyle w:val="ListParagraph"/>
         <w:spacing w:line="300" w:lineRule="exact"/>
-        <w:ind w:right="624"/>
+        <w:ind w:left="360" w:right="624"/>
         <w:jc w:val="both"/>
         <w:rPr>
           <w:rFonts w:ascii="Arial" w:eastAsia="Arial Narrow" w:hAnsi="Arial" w:cs="Arial"/>
@@ -2364,6 +2384,11 @@
     </w:p>
     <w:p>
       <w:pPr>
+        <w:pStyle w:val="ListParagraph"/>
+        <w:numPr>
+          <w:ilvl w:val="0"/>
+          <w:numId w:val="46"/>
+        </w:numPr>
         <w:spacing w:line="300" w:lineRule="exact"/>
         <w:ind w:right="624"/>
         <w:jc w:val="both"/>
@@ -2618,7 +2643,47 @@
           <w:sz w:val="20"/>
           <w:szCs w:val="20"/>
         </w:rPr>
-        <w:t xml:space="preserve"> de los switches S1 y S2 y su default Gateway. </w:t>
+        <w:t xml:space="preserve"> de los switches </w:t>
+      </w:r>
+      <w:r>
+        <w:rPr>
+          <w:rFonts w:ascii="Arial" w:eastAsia="Arial Narrow" w:hAnsi="Arial" w:cs="Arial"/>
+          <w:b/>
+          <w:bCs/>
+          <w:spacing w:val="-2"/>
+          <w:sz w:val="20"/>
+          <w:szCs w:val="20"/>
+        </w:rPr>
+        <w:t>S1</w:t>
+      </w:r>
+      <w:r>
+        <w:rPr>
+          <w:rFonts w:ascii="Arial" w:eastAsia="Arial Narrow" w:hAnsi="Arial" w:cs="Arial"/>
+          <w:spacing w:val="-2"/>
+          <w:sz w:val="20"/>
+          <w:szCs w:val="20"/>
+        </w:rPr>
+        <w:t xml:space="preserve"> y </w:t>
+      </w:r>
+      <w:r>
+        <w:rPr>
+          <w:rFonts w:ascii="Arial" w:eastAsia="Arial Narrow" w:hAnsi="Arial" w:cs="Arial"/>
+          <w:b/>
+          <w:bCs/>
+          <w:spacing w:val="-2"/>
+          <w:sz w:val="20"/>
+          <w:szCs w:val="20"/>
+        </w:rPr>
+        <w:t>S2</w:t>
+      </w:r>
+      <w:r>
+        <w:rPr>
+          <w:rFonts w:ascii="Arial" w:eastAsia="Arial Narrow" w:hAnsi="Arial" w:cs="Arial"/>
+          <w:spacing w:val="-2"/>
+          <w:sz w:val="20"/>
+          <w:szCs w:val="20"/>
+        </w:rPr>
+        <w:t xml:space="preserve"> y su default Gateway. </w:t>
       </w:r>
     </w:p>
     <w:p>
@@ -2638,9 +2703,13 @@
     <w:p>
       <w:pPr>
         <w:pStyle w:val="Heading4"/>
+        <w:numPr>
+          <w:ilvl w:val="0"/>
+          <w:numId w:val="46"/>
+        </w:numPr>
         <w:shd w:val="clear" w:color="auto" w:fill="FFFFFF"/>
         <w:spacing w:line="300" w:lineRule="exact"/>
-        <w:ind w:left="0" w:right="621"/>
+        <w:ind w:right="621"/>
         <w:jc w:val="both"/>
         <w:rPr>
           <w:rFonts w:cs="Arial"/>
@@ -2656,7 +2725,18 @@
           <w:sz w:val="20"/>
           <w:szCs w:val="20"/>
         </w:rPr>
-        <w:t xml:space="preserve">Para interconectar el ISP con las redes locales </w:t>
+        <w:t>Para interconectar el </w:t>
+      </w:r>
+      <w:r>
+        <w:rPr>
+          <w:rFonts w:cs="Arial"/>
+          <w:b/>
+          <w:bCs/>
+          <w:color w:val="000000"/>
+          <w:sz w:val="20"/>
+          <w:szCs w:val="20"/>
+        </w:rPr>
+        <w:t>ISP</w:t>
       </w:r>
       <w:r>
         <w:rPr>
@@ -2665,7 +2745,7 @@
           <w:sz w:val="20"/>
           <w:szCs w:val="20"/>
         </w:rPr>
-        <w:t>e</w:t>
+        <w:t xml:space="preserve"> con las redes locales </w:t>
       </w:r>
       <w:r>
         <w:rPr>
@@ -2674,7 +2754,36 @@
           <w:sz w:val="20"/>
           <w:szCs w:val="20"/>
         </w:rPr>
-        <w:t xml:space="preserve">s necesario instalar rutas estáticas hacia estas redes. Instala en el ISP, ruta estáticas hacia las subredes </w:t>
+        <w:t>e</w:t>
+      </w:r>
+      <w:r>
+        <w:rPr>
+          <w:rFonts w:cs="Arial"/>
+          <w:color w:val="000000"/>
+          <w:sz w:val="20"/>
+          <w:szCs w:val="20"/>
+        </w:rPr>
+        <w:t>s necesario instalar rutas estáticas hacia estas redes. Instala en el </w:t>
+      </w:r>
+      <w:r>
+        <w:rPr>
+          <w:rFonts w:cs="Arial"/>
+          <w:b/>
+          <w:bCs/>
+          <w:color w:val="000000"/>
+          <w:sz w:val="20"/>
+          <w:szCs w:val="20"/>
+        </w:rPr>
+        <w:t>ISP</w:t>
+      </w:r>
+      <w:r>
+        <w:rPr>
+          <w:rFonts w:cs="Arial"/>
+          <w:color w:val="000000"/>
+          <w:sz w:val="20"/>
+          <w:szCs w:val="20"/>
+        </w:rPr>
+        <w:t xml:space="preserve">, ruta estáticas hacia las subredes </w:t>
       </w:r>
       <w:r>
         <w:rPr>
@@ -2740,73 +2849,9 @@
     <w:p>
       <w:pPr>
         <w:pStyle w:val="Heading4"/>
-        <w:shd w:val="clear" w:color="auto" w:fill="FFFFFF"/>
-        <w:spacing w:line="300" w:lineRule="exact"/>
-        <w:ind w:right="621"/>
-        <w:jc w:val="both"/>
-        <w:rPr>
-          <w:rFonts w:cs="Arial"/>
-          <w:color w:val="000000"/>
-          <w:sz w:val="20"/>
-          <w:szCs w:val="20"/>
-        </w:rPr>
-      </w:pPr>
-      <w:r>
-        <w:rPr>
-          <w:rFonts w:cs="Arial"/>
-          <w:color w:val="000000"/>
-          <w:sz w:val="20"/>
-          <w:szCs w:val="20"/>
-        </w:rPr>
-        <w:t xml:space="preserve">En el </w:t>
-      </w:r>
-      <w:proofErr w:type="spellStart"/>
-      <w:r>
-        <w:rPr>
-          <w:rFonts w:cs="Arial"/>
-          <w:color w:val="000000"/>
-          <w:sz w:val="20"/>
-          <w:szCs w:val="20"/>
-        </w:rPr>
-        <w:t>router</w:t>
-      </w:r>
-      <w:proofErr w:type="spellEnd"/>
-      <w:r>
-        <w:rPr>
-          <w:rFonts w:cs="Arial"/>
-          <w:color w:val="000000"/>
-          <w:sz w:val="20"/>
-          <w:szCs w:val="20"/>
-        </w:rPr>
-        <w:t xml:space="preserve"> </w:t>
-      </w:r>
-      <w:r>
-        <w:rPr>
-          <w:rFonts w:cs="Arial"/>
-          <w:b/>
-          <w:bCs/>
-          <w:color w:val="000000"/>
-          <w:sz w:val="20"/>
-          <w:szCs w:val="20"/>
-        </w:rPr>
-        <w:t>RF</w:t>
-      </w:r>
-      <w:r>
-        <w:rPr>
-          <w:rFonts w:cs="Arial"/>
-          <w:color w:val="000000"/>
-          <w:sz w:val="20"/>
-          <w:szCs w:val="20"/>
-        </w:rPr>
-        <w:t xml:space="preserve">: </w:t>
-      </w:r>
-    </w:p>
-    <w:p>
-      <w:pPr>
-        <w:pStyle w:val="Heading4"/>
         <w:numPr>
           <w:ilvl w:val="0"/>
-          <w:numId w:val="44"/>
+          <w:numId w:val="46"/>
         </w:numPr>
         <w:shd w:val="clear" w:color="auto" w:fill="FFFFFF"/>
         <w:spacing w:line="300" w:lineRule="exact"/>
@@ -2826,8 +2871,9 @@
           <w:sz w:val="20"/>
           <w:szCs w:val="20"/>
         </w:rPr>
-        <w:t>C</w:t>
-      </w:r>
+        <w:t xml:space="preserve">En el </w:t>
+      </w:r>
+      <w:proofErr w:type="spellStart"/>
       <w:r>
         <w:rPr>
           <w:rFonts w:cs="Arial"/>
@@ -2835,8 +2881,9 @@
           <w:sz w:val="20"/>
           <w:szCs w:val="20"/>
         </w:rPr>
-        <w:t>onfigura</w:t>
-      </w:r>
+        <w:t>router</w:t>
+      </w:r>
+      <w:proofErr w:type="spellEnd"/>
       <w:r>
         <w:rPr>
           <w:rFonts w:cs="Arial"/>
@@ -2844,7 +2891,18 @@
           <w:sz w:val="20"/>
           <w:szCs w:val="20"/>
         </w:rPr>
-        <w:t xml:space="preserve">r </w:t>
+        <w:t xml:space="preserve"> </w:t>
+      </w:r>
+      <w:r>
+        <w:rPr>
+          <w:rFonts w:cs="Arial"/>
+          <w:b/>
+          <w:bCs/>
+          <w:color w:val="000000"/>
+          <w:sz w:val="20"/>
+          <w:szCs w:val="20"/>
+        </w:rPr>
+        <w:t>RF</w:t>
       </w:r>
       <w:r>
         <w:rPr>
@@ -2853,71 +2911,1563 @@
           <w:sz w:val="20"/>
           <w:szCs w:val="20"/>
         </w:rPr>
-        <w:t>el protocolo OSPF.</w:t>
-      </w:r>
+        <w:t xml:space="preserve">: </w:t>
+      </w:r>
+    </w:p>
+    <w:p>
+      <w:pPr>
+        <w:pStyle w:val="ListParagraph"/>
+        <w:numPr>
+          <w:ilvl w:val="0"/>
+          <w:numId w:val="43"/>
+        </w:numPr>
+        <w:spacing w:line="300" w:lineRule="exact"/>
+        <w:ind w:right="624"/>
+        <w:jc w:val="both"/>
+        <w:rPr>
+          <w:rFonts w:ascii="Arial" w:eastAsia="Arial Narrow" w:hAnsi="Arial" w:cs="Arial"/>
+          <w:spacing w:val="-2"/>
+          <w:sz w:val="20"/>
+          <w:szCs w:val="20"/>
+        </w:rPr>
+      </w:pPr>
+      <w:r>
+        <w:rPr>
+          <w:rFonts w:ascii="Arial" w:eastAsia="Arial Narrow" w:hAnsi="Arial" w:cs="Arial"/>
+          <w:spacing w:val="-2"/>
+          <w:sz w:val="20"/>
+          <w:szCs w:val="20"/>
+        </w:rPr>
+        <w:t>Configurar el protocolo OSPF.</w:t>
+      </w:r>
+    </w:p>
+    <w:p>
+      <w:pPr>
+        <w:pStyle w:val="ListParagraph"/>
+        <w:numPr>
+          <w:ilvl w:val="0"/>
+          <w:numId w:val="43"/>
+        </w:numPr>
+        <w:spacing w:line="300" w:lineRule="exact"/>
+        <w:ind w:right="624"/>
+        <w:jc w:val="both"/>
+        <w:rPr>
+          <w:rFonts w:ascii="Arial" w:eastAsia="Arial Narrow" w:hAnsi="Arial" w:cs="Arial"/>
+          <w:spacing w:val="-2"/>
+          <w:sz w:val="20"/>
+          <w:szCs w:val="20"/>
+        </w:rPr>
+      </w:pPr>
+      <w:r>
+        <w:rPr>
+          <w:rFonts w:ascii="Arial" w:eastAsia="Arial Narrow" w:hAnsi="Arial" w:cs="Arial"/>
+          <w:spacing w:val="-2"/>
+          <w:sz w:val="20"/>
+          <w:szCs w:val="20"/>
+        </w:rPr>
+        <w:t>Configurar una ruta por default hacia INTERNET</w:t>
+      </w:r>
+    </w:p>
+    <w:p>
+      <w:pPr>
+        <w:pStyle w:val="ListParagraph"/>
+        <w:numPr>
+          <w:ilvl w:val="0"/>
+          <w:numId w:val="43"/>
+        </w:numPr>
+        <w:spacing w:line="300" w:lineRule="exact"/>
+        <w:ind w:right="624"/>
+        <w:jc w:val="both"/>
+        <w:rPr>
+          <w:rFonts w:ascii="Arial" w:eastAsia="Arial Narrow" w:hAnsi="Arial" w:cs="Arial"/>
+          <w:spacing w:val="-2"/>
+          <w:sz w:val="20"/>
+          <w:szCs w:val="20"/>
+        </w:rPr>
+      </w:pPr>
+      <w:r>
+        <w:rPr>
+          <w:rFonts w:ascii="Arial" w:eastAsia="Arial Narrow" w:hAnsi="Arial" w:cs="Arial"/>
+          <w:spacing w:val="-2"/>
+          <w:sz w:val="20"/>
+          <w:szCs w:val="20"/>
+        </w:rPr>
+        <w:t>Redistribuir la ruta por default hacia las redes internas de la empresa con el protocolo OSPF.</w:t>
+      </w:r>
+    </w:p>
+    <w:p>
+      <w:pPr>
+        <w:pStyle w:val="ListParagraph"/>
+        <w:numPr>
+          <w:ilvl w:val="0"/>
+          <w:numId w:val="43"/>
+        </w:numPr>
+        <w:spacing w:line="300" w:lineRule="exact"/>
+        <w:ind w:right="624"/>
+        <w:jc w:val="both"/>
+        <w:rPr>
+          <w:rFonts w:ascii="Arial" w:eastAsia="Arial Narrow" w:hAnsi="Arial" w:cs="Arial"/>
+          <w:spacing w:val="-2"/>
+          <w:sz w:val="20"/>
+          <w:szCs w:val="20"/>
+        </w:rPr>
+      </w:pPr>
+      <w:r>
+        <w:rPr>
+          <w:rFonts w:ascii="Arial" w:eastAsia="Arial Narrow" w:hAnsi="Arial" w:cs="Arial"/>
+          <w:spacing w:val="-2"/>
+          <w:sz w:val="20"/>
+          <w:szCs w:val="20"/>
+        </w:rPr>
+        <w:t xml:space="preserve">Configurar el servicio de DHCP para que los equipos terminales de la red ROSA tomen direccionamiento dinámico. Configurar el </w:t>
+      </w:r>
+      <w:proofErr w:type="spellStart"/>
+      <w:r>
+        <w:rPr>
+          <w:rFonts w:ascii="Arial" w:eastAsia="Arial Narrow" w:hAnsi="Arial" w:cs="Arial"/>
+          <w:spacing w:val="-2"/>
+          <w:sz w:val="20"/>
+          <w:szCs w:val="20"/>
+        </w:rPr>
+        <w:t>dns</w:t>
+      </w:r>
+      <w:proofErr w:type="spellEnd"/>
+      <w:r>
+        <w:rPr>
+          <w:rFonts w:ascii="Arial" w:eastAsia="Arial Narrow" w:hAnsi="Arial" w:cs="Arial"/>
+          <w:spacing w:val="-2"/>
+          <w:sz w:val="20"/>
+          <w:szCs w:val="20"/>
+        </w:rPr>
+        <w:t>-server.</w:t>
+      </w:r>
+      <w:r>
+        <w:rPr>
+          <w:rFonts w:ascii="Arial" w:eastAsia="Arial Narrow" w:hAnsi="Arial" w:cs="Arial"/>
+          <w:spacing w:val="-2"/>
+          <w:sz w:val="20"/>
+          <w:szCs w:val="20"/>
+        </w:rPr>
+        <w:t xml:space="preserve"> Excluir el default </w:t>
+      </w:r>
+      <w:proofErr w:type="spellStart"/>
+      <w:r>
+        <w:rPr>
+          <w:rFonts w:ascii="Arial" w:eastAsia="Arial Narrow" w:hAnsi="Arial" w:cs="Arial"/>
+          <w:spacing w:val="-2"/>
+          <w:sz w:val="20"/>
+          <w:szCs w:val="20"/>
+        </w:rPr>
+        <w:t>gateway</w:t>
+      </w:r>
+      <w:proofErr w:type="spellEnd"/>
+      <w:r>
+        <w:rPr>
+          <w:rFonts w:ascii="Arial" w:eastAsia="Arial Narrow" w:hAnsi="Arial" w:cs="Arial"/>
+          <w:spacing w:val="-2"/>
+          <w:sz w:val="20"/>
+          <w:szCs w:val="20"/>
+        </w:rPr>
+        <w:t xml:space="preserve"> y la </w:t>
+      </w:r>
+      <w:r>
+        <w:rPr>
+          <w:rFonts w:ascii="Arial" w:eastAsia="Arial Narrow" w:hAnsi="Arial" w:cs="Arial"/>
+          <w:spacing w:val="-2"/>
+          <w:sz w:val="20"/>
+          <w:szCs w:val="20"/>
+        </w:rPr>
+        <w:t xml:space="preserve">dirección IP del servidor </w:t>
+      </w:r>
+      <w:r>
+        <w:rPr>
+          <w:rFonts w:ascii="Arial" w:eastAsia="Arial Narrow" w:hAnsi="Arial" w:cs="Arial"/>
+          <w:b/>
+          <w:bCs/>
+          <w:spacing w:val="-2"/>
+          <w:sz w:val="20"/>
+          <w:szCs w:val="20"/>
+        </w:rPr>
+        <w:t>www.bosch.com</w:t>
+      </w:r>
+    </w:p>
+    <w:p>
+      <w:pPr>
+        <w:pStyle w:val="ListParagraph"/>
+        <w:numPr>
+          <w:ilvl w:val="0"/>
+          <w:numId w:val="43"/>
+        </w:numPr>
+        <w:spacing w:line="300" w:lineRule="exact"/>
+        <w:ind w:right="624"/>
+        <w:jc w:val="both"/>
+        <w:rPr>
+          <w:rFonts w:ascii="Arial" w:eastAsia="Arial Narrow" w:hAnsi="Arial" w:cs="Arial"/>
+          <w:spacing w:val="-2"/>
+          <w:sz w:val="20"/>
+          <w:szCs w:val="20"/>
+        </w:rPr>
+      </w:pPr>
+      <w:r>
+        <w:rPr>
+          <w:rFonts w:ascii="Arial" w:eastAsia="Arial Narrow" w:hAnsi="Arial" w:cs="Arial"/>
+          <w:spacing w:val="-2"/>
+          <w:sz w:val="20"/>
+          <w:szCs w:val="20"/>
+        </w:rPr>
+        <w:t xml:space="preserve">Activar el servicio de DHCP en </w:t>
+      </w:r>
+      <w:r>
+        <w:rPr>
+          <w:rFonts w:ascii="Arial" w:eastAsia="Arial Narrow" w:hAnsi="Arial" w:cs="Arial"/>
+          <w:spacing w:val="-2"/>
+          <w:sz w:val="20"/>
+          <w:szCs w:val="20"/>
+        </w:rPr>
+        <w:t xml:space="preserve">la </w:t>
+      </w:r>
+      <w:r>
+        <w:rPr>
+          <w:rFonts w:ascii="Arial" w:eastAsia="Arial Narrow" w:hAnsi="Arial" w:cs="Arial"/>
+          <w:b/>
+          <w:bCs/>
+          <w:spacing w:val="-2"/>
+          <w:sz w:val="20"/>
+          <w:szCs w:val="20"/>
+        </w:rPr>
+        <w:t>PCB</w:t>
+      </w:r>
+    </w:p>
+    <w:p>
+      <w:pPr>
+        <w:spacing w:line="300" w:lineRule="exact"/>
+        <w:ind w:right="624"/>
+        <w:jc w:val="both"/>
+        <w:rPr>
+          <w:rFonts w:ascii="Arial" w:eastAsia="Arial Narrow" w:hAnsi="Arial" w:cs="Arial"/>
+          <w:spacing w:val="-2"/>
+          <w:sz w:val="20"/>
+          <w:szCs w:val="20"/>
+        </w:rPr>
+      </w:pPr>
+    </w:p>
+    <w:tbl>
+      <w:tblPr>
+        <w:tblW w:w="0" w:type="auto"/>
+        <w:tblInd w:w="421" w:type="dxa"/>
+        <w:tblBorders>
+          <w:top w:val="single" w:sz="4" w:space="0" w:color="auto"/>
+          <w:left w:val="single" w:sz="4" w:space="0" w:color="auto"/>
+          <w:bottom w:val="single" w:sz="4" w:space="0" w:color="auto"/>
+          <w:right w:val="single" w:sz="4" w:space="0" w:color="auto"/>
+          <w:insideH w:val="single" w:sz="4" w:space="0" w:color="auto"/>
+          <w:insideV w:val="single" w:sz="4" w:space="0" w:color="auto"/>
+        </w:tblBorders>
+        <w:tblLook w:val="01E0" w:firstRow="1" w:lastRow="1" w:firstColumn="1" w:lastColumn="1" w:noHBand="0" w:noVBand="0"/>
+      </w:tblPr>
+      <w:tblGrid>
+        <w:gridCol w:w="1842"/>
+        <w:gridCol w:w="2127"/>
+        <w:gridCol w:w="2469"/>
+        <w:gridCol w:w="3059"/>
+      </w:tblGrid>
+      <w:tr>
+        <w:trPr>
+          <w:trHeight w:val="454"/>
+        </w:trPr>
+        <w:tc>
+          <w:tcPr>
+            <w:tcW w:w="1842" w:type="dxa"/>
+            <w:vAlign w:val="center"/>
+          </w:tcPr>
+          <w:p>
+            <w:pPr>
+              <w:jc w:val="center"/>
+              <w:rPr>
+                <w:rFonts w:ascii="Arial" w:hAnsi="Arial" w:cs="Arial"/>
+                <w:b/>
+                <w:color w:val="000000"/>
+                <w:sz w:val="20"/>
+                <w:szCs w:val="20"/>
+              </w:rPr>
+            </w:pPr>
+            <w:r>
+              <w:rPr>
+                <w:rFonts w:ascii="Arial" w:hAnsi="Arial" w:cs="Arial"/>
+                <w:b/>
+                <w:color w:val="000000"/>
+                <w:sz w:val="20"/>
+                <w:szCs w:val="20"/>
+              </w:rPr>
+              <w:t>Desde</w:t>
+            </w:r>
+          </w:p>
+        </w:tc>
+        <w:tc>
+          <w:tcPr>
+            <w:tcW w:w="2127" w:type="dxa"/>
+            <w:vAlign w:val="center"/>
+          </w:tcPr>
+          <w:p>
+            <w:pPr>
+              <w:jc w:val="center"/>
+              <w:rPr>
+                <w:rFonts w:ascii="Arial" w:hAnsi="Arial" w:cs="Arial"/>
+                <w:b/>
+                <w:color w:val="000000"/>
+                <w:sz w:val="20"/>
+                <w:szCs w:val="20"/>
+              </w:rPr>
+            </w:pPr>
+            <w:r>
+              <w:rPr>
+                <w:rFonts w:ascii="Arial" w:hAnsi="Arial" w:cs="Arial"/>
+                <w:b/>
+                <w:color w:val="000000"/>
+                <w:sz w:val="20"/>
+                <w:szCs w:val="20"/>
+              </w:rPr>
+              <w:t>Hacia</w:t>
+            </w:r>
+          </w:p>
+        </w:tc>
+        <w:tc>
+          <w:tcPr>
+            <w:tcW w:w="2469" w:type="dxa"/>
+            <w:vAlign w:val="center"/>
+          </w:tcPr>
+          <w:p>
+            <w:pPr>
+              <w:jc w:val="center"/>
+              <w:rPr>
+                <w:rFonts w:ascii="Arial" w:hAnsi="Arial" w:cs="Arial"/>
+                <w:b/>
+                <w:color w:val="000000"/>
+                <w:sz w:val="20"/>
+                <w:szCs w:val="20"/>
+              </w:rPr>
+            </w:pPr>
+            <w:r>
+              <w:rPr>
+                <w:rFonts w:ascii="Arial" w:hAnsi="Arial" w:cs="Arial"/>
+                <w:b/>
+                <w:color w:val="000000"/>
+                <w:sz w:val="20"/>
+                <w:szCs w:val="20"/>
+              </w:rPr>
+              <w:t>Dirección IP (Hacia)</w:t>
+            </w:r>
+          </w:p>
+        </w:tc>
+        <w:tc>
+          <w:tcPr>
+            <w:tcW w:w="3059" w:type="dxa"/>
+            <w:vAlign w:val="center"/>
+          </w:tcPr>
+          <w:p>
+            <w:pPr>
+              <w:jc w:val="center"/>
+              <w:rPr>
+                <w:rFonts w:ascii="Arial" w:hAnsi="Arial" w:cs="Arial"/>
+                <w:b/>
+                <w:color w:val="000000"/>
+                <w:sz w:val="20"/>
+                <w:szCs w:val="20"/>
+              </w:rPr>
+            </w:pPr>
+            <w:r>
+              <w:rPr>
+                <w:rFonts w:ascii="Arial" w:hAnsi="Arial" w:cs="Arial"/>
+                <w:b/>
+                <w:color w:val="000000"/>
+                <w:sz w:val="20"/>
+                <w:szCs w:val="20"/>
+              </w:rPr>
+              <w:t xml:space="preserve">Ping </w:t>
+            </w:r>
+          </w:p>
+          <w:p>
+            <w:pPr>
+              <w:jc w:val="center"/>
+              <w:rPr>
+                <w:rFonts w:ascii="Arial" w:hAnsi="Arial" w:cs="Arial"/>
+                <w:b/>
+                <w:color w:val="000000"/>
+                <w:sz w:val="20"/>
+                <w:szCs w:val="20"/>
+              </w:rPr>
+            </w:pPr>
+            <w:r>
+              <w:rPr>
+                <w:rFonts w:ascii="Arial" w:hAnsi="Arial" w:cs="Arial"/>
+                <w:sz w:val="20"/>
+                <w:szCs w:val="20"/>
+              </w:rPr>
+              <w:t>(</w:t>
+            </w:r>
+            <w:proofErr w:type="spellStart"/>
+            <w:r>
+              <w:rPr>
+                <w:rFonts w:ascii="Arial" w:hAnsi="Arial" w:cs="Arial"/>
+                <w:sz w:val="20"/>
+                <w:szCs w:val="20"/>
+              </w:rPr>
+              <w:t>Fail</w:t>
+            </w:r>
+            <w:proofErr w:type="spellEnd"/>
+            <w:r>
+              <w:rPr>
+                <w:rFonts w:ascii="Arial" w:hAnsi="Arial" w:cs="Arial"/>
+                <w:sz w:val="20"/>
+                <w:szCs w:val="20"/>
+              </w:rPr>
+              <w:t xml:space="preserve"> / </w:t>
+            </w:r>
+            <w:proofErr w:type="spellStart"/>
+            <w:r>
+              <w:rPr>
+                <w:rFonts w:ascii="Arial" w:hAnsi="Arial" w:cs="Arial"/>
+                <w:sz w:val="20"/>
+                <w:szCs w:val="20"/>
+              </w:rPr>
+              <w:t>Success</w:t>
+            </w:r>
+            <w:proofErr w:type="spellEnd"/>
+            <w:r>
+              <w:rPr>
+                <w:rFonts w:ascii="Arial" w:hAnsi="Arial" w:cs="Arial"/>
+                <w:sz w:val="20"/>
+                <w:szCs w:val="20"/>
+              </w:rPr>
+              <w:t>)</w:t>
+            </w:r>
+          </w:p>
+        </w:tc>
+      </w:tr>
+      <w:tr>
+        <w:trPr>
+          <w:trHeight w:val="454"/>
+        </w:trPr>
+        <w:tc>
+          <w:tcPr>
+            <w:tcW w:w="1842" w:type="dxa"/>
+            <w:vAlign w:val="center"/>
+          </w:tcPr>
+          <w:p>
+            <w:pPr>
+              <w:spacing w:line="300" w:lineRule="exact"/>
+              <w:jc w:val="center"/>
+              <w:rPr>
+                <w:rFonts w:ascii="Arial" w:hAnsi="Arial" w:cs="Arial"/>
+                <w:b/>
+                <w:bCs/>
+                <w:color w:val="000000"/>
+                <w:sz w:val="20"/>
+                <w:szCs w:val="20"/>
+              </w:rPr>
+            </w:pPr>
+            <w:r>
+              <w:rPr>
+                <w:rFonts w:ascii="Arial" w:hAnsi="Arial" w:cs="Arial"/>
+                <w:b/>
+                <w:bCs/>
+                <w:color w:val="000000"/>
+                <w:sz w:val="20"/>
+                <w:szCs w:val="20"/>
+              </w:rPr>
+              <w:t>PC</w:t>
+            </w:r>
+            <w:r>
+              <w:rPr>
+                <w:rFonts w:ascii="Arial" w:hAnsi="Arial" w:cs="Arial"/>
+                <w:b/>
+                <w:bCs/>
+                <w:color w:val="000000"/>
+                <w:sz w:val="20"/>
+                <w:szCs w:val="20"/>
+              </w:rPr>
+              <w:t>B</w:t>
+            </w:r>
+          </w:p>
+        </w:tc>
+        <w:tc>
+          <w:tcPr>
+            <w:tcW w:w="2127" w:type="dxa"/>
+            <w:vAlign w:val="center"/>
+          </w:tcPr>
+          <w:p>
+            <w:pPr>
+              <w:spacing w:line="300" w:lineRule="exact"/>
+              <w:jc w:val="center"/>
+              <w:rPr>
+                <w:rFonts w:ascii="Arial" w:hAnsi="Arial" w:cs="Arial"/>
+                <w:b/>
+                <w:bCs/>
+                <w:color w:val="000000"/>
+                <w:sz w:val="20"/>
+                <w:szCs w:val="20"/>
+              </w:rPr>
+            </w:pPr>
+            <w:r>
+              <w:rPr>
+                <w:rFonts w:ascii="Arial" w:hAnsi="Arial" w:cs="Arial"/>
+                <w:b/>
+                <w:bCs/>
+                <w:color w:val="000000"/>
+                <w:sz w:val="20"/>
+                <w:szCs w:val="20"/>
+              </w:rPr>
+              <w:t>www.bosch.com</w:t>
+            </w:r>
+          </w:p>
+        </w:tc>
+        <w:tc>
+          <w:tcPr>
+            <w:tcW w:w="2469" w:type="dxa"/>
+            <w:vAlign w:val="center"/>
+          </w:tcPr>
+          <w:p>
+            <w:pPr>
+              <w:spacing w:line="300" w:lineRule="exact"/>
+              <w:jc w:val="center"/>
+              <w:rPr>
+                <w:rFonts w:ascii="Arial" w:hAnsi="Arial" w:cs="Arial"/>
+                <w:b/>
+                <w:bCs/>
+                <w:color w:val="FF0000"/>
+                <w:sz w:val="20"/>
+                <w:szCs w:val="20"/>
+              </w:rPr>
+            </w:pPr>
+            <w:r>
+              <w:rPr>
+                <w:rFonts w:ascii="Arial" w:hAnsi="Arial" w:cs="Arial"/>
+                <w:b/>
+                <w:bCs/>
+                <w:color w:val="FF0000"/>
+                <w:sz w:val="20"/>
+                <w:szCs w:val="20"/>
+              </w:rPr>
+              <w:t>192.168.23.254</w:t>
+            </w:r>
+          </w:p>
+        </w:tc>
+        <w:tc>
+          <w:tcPr>
+            <w:tcW w:w="3059" w:type="dxa"/>
+            <w:vAlign w:val="center"/>
+          </w:tcPr>
+          <w:p>
+            <w:pPr>
+              <w:spacing w:line="300" w:lineRule="exact"/>
+              <w:rPr>
+                <w:rFonts w:ascii="Arial" w:hAnsi="Arial" w:cs="Arial"/>
+                <w:color w:val="FF0000"/>
+                <w:sz w:val="20"/>
+                <w:szCs w:val="20"/>
+              </w:rPr>
+            </w:pPr>
+          </w:p>
+        </w:tc>
+      </w:tr>
+      <w:tr>
+        <w:trPr>
+          <w:trHeight w:val="454"/>
+        </w:trPr>
+        <w:tc>
+          <w:tcPr>
+            <w:tcW w:w="1842" w:type="dxa"/>
+            <w:vAlign w:val="center"/>
+          </w:tcPr>
+          <w:p>
+            <w:pPr>
+              <w:spacing w:line="300" w:lineRule="exact"/>
+              <w:jc w:val="center"/>
+              <w:rPr>
+                <w:rFonts w:ascii="Arial" w:hAnsi="Arial" w:cs="Arial"/>
+                <w:b/>
+                <w:bCs/>
+                <w:color w:val="000000"/>
+                <w:sz w:val="20"/>
+                <w:szCs w:val="20"/>
+              </w:rPr>
+            </w:pPr>
+            <w:r>
+              <w:rPr>
+                <w:rFonts w:ascii="Arial" w:hAnsi="Arial" w:cs="Arial"/>
+                <w:b/>
+                <w:bCs/>
+                <w:color w:val="000000"/>
+                <w:sz w:val="20"/>
+                <w:szCs w:val="20"/>
+              </w:rPr>
+              <w:t>PC</w:t>
+            </w:r>
+            <w:r>
+              <w:rPr>
+                <w:rFonts w:ascii="Arial" w:hAnsi="Arial" w:cs="Arial"/>
+                <w:b/>
+                <w:bCs/>
+                <w:color w:val="000000"/>
+                <w:sz w:val="20"/>
+                <w:szCs w:val="20"/>
+              </w:rPr>
+              <w:t>B</w:t>
+            </w:r>
+          </w:p>
+        </w:tc>
+        <w:tc>
+          <w:tcPr>
+            <w:tcW w:w="2127" w:type="dxa"/>
+            <w:vAlign w:val="center"/>
+          </w:tcPr>
+          <w:p>
+            <w:pPr>
+              <w:spacing w:line="300" w:lineRule="exact"/>
+              <w:jc w:val="center"/>
+              <w:rPr>
+                <w:rFonts w:ascii="Arial" w:hAnsi="Arial" w:cs="Arial"/>
+                <w:b/>
+                <w:bCs/>
+                <w:color w:val="000000"/>
+                <w:sz w:val="20"/>
+                <w:szCs w:val="20"/>
+              </w:rPr>
+            </w:pPr>
+            <w:r>
+              <w:rPr>
+                <w:rFonts w:ascii="Arial" w:hAnsi="Arial" w:cs="Arial"/>
+                <w:b/>
+                <w:bCs/>
+                <w:color w:val="000000"/>
+                <w:sz w:val="20"/>
+                <w:szCs w:val="20"/>
+              </w:rPr>
+              <w:t>youtube.com</w:t>
+            </w:r>
+          </w:p>
+        </w:tc>
+        <w:tc>
+          <w:tcPr>
+            <w:tcW w:w="2469" w:type="dxa"/>
+            <w:vAlign w:val="center"/>
+          </w:tcPr>
+          <w:p>
+            <w:pPr>
+              <w:spacing w:line="300" w:lineRule="exact"/>
+              <w:jc w:val="center"/>
+              <w:rPr>
+                <w:rFonts w:ascii="Arial" w:hAnsi="Arial" w:cs="Arial"/>
+                <w:b/>
+                <w:bCs/>
+                <w:color w:val="FF0000"/>
+                <w:sz w:val="20"/>
+                <w:szCs w:val="20"/>
+              </w:rPr>
+            </w:pPr>
+            <w:r>
+              <w:rPr>
+                <w:rFonts w:ascii="Arial" w:hAnsi="Arial" w:cs="Arial"/>
+                <w:b/>
+                <w:bCs/>
+                <w:color w:val="FF0000"/>
+                <w:sz w:val="20"/>
+                <w:szCs w:val="20"/>
+              </w:rPr>
+              <w:t>192.178.56.174</w:t>
+            </w:r>
+          </w:p>
+        </w:tc>
+        <w:tc>
+          <w:tcPr>
+            <w:tcW w:w="3059" w:type="dxa"/>
+            <w:vAlign w:val="center"/>
+          </w:tcPr>
+          <w:p>
+            <w:pPr>
+              <w:spacing w:line="300" w:lineRule="exact"/>
+              <w:rPr>
+                <w:rFonts w:ascii="Arial" w:hAnsi="Arial" w:cs="Arial"/>
+                <w:color w:val="FF0000"/>
+                <w:sz w:val="20"/>
+                <w:szCs w:val="20"/>
+              </w:rPr>
+            </w:pPr>
+          </w:p>
+        </w:tc>
+      </w:tr>
+      <w:tr>
+        <w:trPr>
+          <w:trHeight w:val="454"/>
+        </w:trPr>
+        <w:tc>
+          <w:tcPr>
+            <w:tcW w:w="1842" w:type="dxa"/>
+            <w:vAlign w:val="center"/>
+          </w:tcPr>
+          <w:p>
+            <w:pPr>
+              <w:spacing w:line="300" w:lineRule="exact"/>
+              <w:jc w:val="center"/>
+              <w:rPr>
+                <w:rFonts w:ascii="Arial" w:hAnsi="Arial" w:cs="Arial"/>
+                <w:b/>
+                <w:bCs/>
+                <w:color w:val="000000"/>
+                <w:sz w:val="20"/>
+                <w:szCs w:val="20"/>
+              </w:rPr>
+            </w:pPr>
+            <w:r>
+              <w:rPr>
+                <w:rFonts w:ascii="Arial" w:hAnsi="Arial" w:cs="Arial"/>
+                <w:b/>
+                <w:bCs/>
+                <w:color w:val="000000"/>
+                <w:sz w:val="20"/>
+                <w:szCs w:val="20"/>
+              </w:rPr>
+              <w:t>PC</w:t>
+            </w:r>
+            <w:r>
+              <w:rPr>
+                <w:rFonts w:ascii="Arial" w:hAnsi="Arial" w:cs="Arial"/>
+                <w:b/>
+                <w:bCs/>
+                <w:color w:val="000000"/>
+                <w:sz w:val="20"/>
+                <w:szCs w:val="20"/>
+              </w:rPr>
+              <w:t>B</w:t>
+            </w:r>
+          </w:p>
+        </w:tc>
+        <w:tc>
+          <w:tcPr>
+            <w:tcW w:w="2127" w:type="dxa"/>
+            <w:vAlign w:val="center"/>
+          </w:tcPr>
+          <w:p>
+            <w:pPr>
+              <w:spacing w:line="300" w:lineRule="exact"/>
+              <w:jc w:val="center"/>
+              <w:rPr>
+                <w:rFonts w:ascii="Arial" w:hAnsi="Arial" w:cs="Arial"/>
+                <w:b/>
+                <w:bCs/>
+                <w:color w:val="000000"/>
+                <w:sz w:val="20"/>
+                <w:szCs w:val="20"/>
+              </w:rPr>
+            </w:pPr>
+            <w:r>
+              <w:rPr>
+                <w:rFonts w:ascii="Arial" w:hAnsi="Arial" w:cs="Arial"/>
+                <w:b/>
+                <w:bCs/>
+                <w:color w:val="000000"/>
+                <w:sz w:val="20"/>
+                <w:szCs w:val="20"/>
+              </w:rPr>
+              <w:t>dnsserver.</w:t>
+            </w:r>
+            <w:r>
+              <w:rPr>
+                <w:rFonts w:ascii="Arial" w:hAnsi="Arial" w:cs="Arial"/>
+                <w:b/>
+                <w:bCs/>
+                <w:color w:val="000000"/>
+                <w:sz w:val="20"/>
+                <w:szCs w:val="20"/>
+              </w:rPr>
+              <w:t>com</w:t>
+            </w:r>
+          </w:p>
+        </w:tc>
+        <w:tc>
+          <w:tcPr>
+            <w:tcW w:w="2469" w:type="dxa"/>
+            <w:vAlign w:val="center"/>
+          </w:tcPr>
+          <w:p>
+            <w:pPr>
+              <w:spacing w:line="300" w:lineRule="exact"/>
+              <w:jc w:val="center"/>
+              <w:rPr>
+                <w:rFonts w:ascii="Arial" w:hAnsi="Arial" w:cs="Arial"/>
+                <w:b/>
+                <w:bCs/>
+                <w:color w:val="FF0000"/>
+                <w:sz w:val="20"/>
+                <w:szCs w:val="20"/>
+              </w:rPr>
+            </w:pPr>
+            <w:r>
+              <w:rPr>
+                <w:rFonts w:ascii="Arial" w:hAnsi="Arial" w:cs="Arial"/>
+                <w:b/>
+                <w:bCs/>
+                <w:color w:val="FF0000"/>
+                <w:sz w:val="20"/>
+                <w:szCs w:val="20"/>
+              </w:rPr>
+              <w:t>142.251.32.46</w:t>
+            </w:r>
+          </w:p>
+        </w:tc>
+        <w:tc>
+          <w:tcPr>
+            <w:tcW w:w="3059" w:type="dxa"/>
+            <w:vAlign w:val="center"/>
+          </w:tcPr>
+          <w:p>
+            <w:pPr>
+              <w:spacing w:line="300" w:lineRule="exact"/>
+              <w:rPr>
+                <w:rFonts w:ascii="Arial" w:hAnsi="Arial" w:cs="Arial"/>
+                <w:color w:val="FF0000"/>
+                <w:sz w:val="20"/>
+                <w:szCs w:val="20"/>
+              </w:rPr>
+            </w:pPr>
+          </w:p>
+        </w:tc>
+      </w:tr>
+    </w:tbl>
+    <w:p>
+      <w:pPr>
+        <w:spacing w:line="300" w:lineRule="exact"/>
+        <w:ind w:right="624"/>
+        <w:jc w:val="both"/>
+        <w:rPr>
+          <w:rFonts w:ascii="Arial" w:eastAsia="Arial Narrow" w:hAnsi="Arial" w:cs="Arial"/>
+          <w:spacing w:val="-2"/>
+          <w:sz w:val="20"/>
+          <w:szCs w:val="20"/>
+        </w:rPr>
+      </w:pPr>
+    </w:p>
+    <w:tbl>
+      <w:tblPr>
+        <w:tblW w:w="0" w:type="auto"/>
+        <w:tblInd w:w="421" w:type="dxa"/>
+        <w:tblBorders>
+          <w:top w:val="single" w:sz="4" w:space="0" w:color="auto"/>
+          <w:left w:val="single" w:sz="4" w:space="0" w:color="auto"/>
+          <w:bottom w:val="single" w:sz="4" w:space="0" w:color="auto"/>
+          <w:right w:val="single" w:sz="4" w:space="0" w:color="auto"/>
+          <w:insideH w:val="single" w:sz="4" w:space="0" w:color="auto"/>
+          <w:insideV w:val="single" w:sz="4" w:space="0" w:color="auto"/>
+        </w:tblBorders>
+        <w:tblLook w:val="01E0" w:firstRow="1" w:lastRow="1" w:firstColumn="1" w:lastColumn="1" w:noHBand="0" w:noVBand="0"/>
+      </w:tblPr>
+      <w:tblGrid>
+        <w:gridCol w:w="1842"/>
+        <w:gridCol w:w="2127"/>
+        <w:gridCol w:w="2268"/>
+      </w:tblGrid>
+      <w:tr>
+        <w:trPr>
+          <w:trHeight w:val="454"/>
+        </w:trPr>
+        <w:tc>
+          <w:tcPr>
+            <w:tcW w:w="1842" w:type="dxa"/>
+            <w:vAlign w:val="center"/>
+          </w:tcPr>
+          <w:p>
+            <w:pPr>
+              <w:jc w:val="center"/>
+              <w:rPr>
+                <w:rFonts w:ascii="Arial" w:hAnsi="Arial" w:cs="Arial"/>
+                <w:b/>
+                <w:color w:val="000000"/>
+                <w:sz w:val="20"/>
+                <w:szCs w:val="20"/>
+              </w:rPr>
+            </w:pPr>
+            <w:r>
+              <w:rPr>
+                <w:rFonts w:ascii="Arial" w:hAnsi="Arial" w:cs="Arial"/>
+                <w:b/>
+                <w:color w:val="000000"/>
+                <w:sz w:val="20"/>
+                <w:szCs w:val="20"/>
+              </w:rPr>
+              <w:t>Desde</w:t>
+            </w:r>
+          </w:p>
+        </w:tc>
+        <w:tc>
+          <w:tcPr>
+            <w:tcW w:w="2127" w:type="dxa"/>
+            <w:vAlign w:val="center"/>
+          </w:tcPr>
+          <w:p>
+            <w:pPr>
+              <w:jc w:val="center"/>
+              <w:rPr>
+                <w:rFonts w:ascii="Arial" w:hAnsi="Arial" w:cs="Arial"/>
+                <w:b/>
+                <w:color w:val="000000"/>
+                <w:sz w:val="20"/>
+                <w:szCs w:val="20"/>
+              </w:rPr>
+            </w:pPr>
+            <w:r>
+              <w:rPr>
+                <w:rFonts w:ascii="Arial" w:hAnsi="Arial" w:cs="Arial"/>
+                <w:b/>
+                <w:color w:val="000000"/>
+                <w:sz w:val="20"/>
+                <w:szCs w:val="20"/>
+              </w:rPr>
+              <w:t>Hacia</w:t>
+            </w:r>
+          </w:p>
+        </w:tc>
+        <w:tc>
+          <w:tcPr>
+            <w:tcW w:w="2268" w:type="dxa"/>
+            <w:vAlign w:val="center"/>
+          </w:tcPr>
+          <w:p>
+            <w:pPr>
+              <w:jc w:val="center"/>
+              <w:rPr>
+                <w:rFonts w:ascii="Arial" w:hAnsi="Arial" w:cs="Arial"/>
+                <w:b/>
+                <w:color w:val="000000"/>
+                <w:sz w:val="20"/>
+                <w:szCs w:val="20"/>
+              </w:rPr>
+            </w:pPr>
+            <w:r>
+              <w:rPr>
+                <w:rFonts w:ascii="Arial" w:hAnsi="Arial" w:cs="Arial"/>
+                <w:b/>
+                <w:color w:val="000000"/>
+                <w:sz w:val="20"/>
+                <w:szCs w:val="20"/>
+              </w:rPr>
+              <w:t>Web browser</w:t>
+            </w:r>
+            <w:r>
+              <w:rPr>
+                <w:rFonts w:ascii="Arial" w:hAnsi="Arial" w:cs="Arial"/>
+                <w:b/>
+                <w:color w:val="000000"/>
+                <w:sz w:val="20"/>
+                <w:szCs w:val="20"/>
+              </w:rPr>
+              <w:t xml:space="preserve"> </w:t>
+            </w:r>
+          </w:p>
+          <w:p>
+            <w:pPr>
+              <w:jc w:val="center"/>
+              <w:rPr>
+                <w:rFonts w:ascii="Arial" w:hAnsi="Arial" w:cs="Arial"/>
+                <w:b/>
+                <w:color w:val="000000"/>
+                <w:sz w:val="20"/>
+                <w:szCs w:val="20"/>
+              </w:rPr>
+            </w:pPr>
+            <w:r>
+              <w:rPr>
+                <w:rFonts w:ascii="Arial" w:hAnsi="Arial" w:cs="Arial"/>
+                <w:sz w:val="20"/>
+                <w:szCs w:val="20"/>
+              </w:rPr>
+              <w:t>(</w:t>
+            </w:r>
+            <w:proofErr w:type="spellStart"/>
+            <w:r>
+              <w:rPr>
+                <w:rFonts w:ascii="Arial" w:hAnsi="Arial" w:cs="Arial"/>
+                <w:sz w:val="20"/>
+                <w:szCs w:val="20"/>
+              </w:rPr>
+              <w:t>Fail</w:t>
+            </w:r>
+            <w:proofErr w:type="spellEnd"/>
+            <w:r>
+              <w:rPr>
+                <w:rFonts w:ascii="Arial" w:hAnsi="Arial" w:cs="Arial"/>
+                <w:sz w:val="20"/>
+                <w:szCs w:val="20"/>
+              </w:rPr>
+              <w:t xml:space="preserve"> / </w:t>
+            </w:r>
+            <w:proofErr w:type="spellStart"/>
+            <w:r>
+              <w:rPr>
+                <w:rFonts w:ascii="Arial" w:hAnsi="Arial" w:cs="Arial"/>
+                <w:sz w:val="20"/>
+                <w:szCs w:val="20"/>
+              </w:rPr>
+              <w:t>Success</w:t>
+            </w:r>
+            <w:proofErr w:type="spellEnd"/>
+            <w:r>
+              <w:rPr>
+                <w:rFonts w:ascii="Arial" w:hAnsi="Arial" w:cs="Arial"/>
+                <w:sz w:val="20"/>
+                <w:szCs w:val="20"/>
+              </w:rPr>
+              <w:t>)</w:t>
+            </w:r>
+          </w:p>
+        </w:tc>
+      </w:tr>
+      <w:tr>
+        <w:trPr>
+          <w:trHeight w:val="454"/>
+        </w:trPr>
+        <w:tc>
+          <w:tcPr>
+            <w:tcW w:w="1842" w:type="dxa"/>
+            <w:tcBorders>
+              <w:top w:val="single" w:sz="4" w:space="0" w:color="auto"/>
+              <w:left w:val="single" w:sz="4" w:space="0" w:color="auto"/>
+              <w:bottom w:val="single" w:sz="4" w:space="0" w:color="auto"/>
+              <w:right w:val="single" w:sz="4" w:space="0" w:color="auto"/>
+            </w:tcBorders>
+            <w:vAlign w:val="center"/>
+          </w:tcPr>
+          <w:p>
+            <w:pPr>
+              <w:jc w:val="center"/>
+              <w:rPr>
+                <w:rFonts w:ascii="Arial" w:hAnsi="Arial" w:cs="Arial"/>
+                <w:b/>
+                <w:color w:val="000000"/>
+                <w:sz w:val="20"/>
+                <w:szCs w:val="20"/>
+              </w:rPr>
+            </w:pPr>
+            <w:r>
+              <w:rPr>
+                <w:rFonts w:ascii="Arial" w:hAnsi="Arial" w:cs="Arial"/>
+                <w:b/>
+                <w:color w:val="000000"/>
+                <w:sz w:val="20"/>
+                <w:szCs w:val="20"/>
+              </w:rPr>
+              <w:t>PCB</w:t>
+            </w:r>
+          </w:p>
+        </w:tc>
+        <w:tc>
+          <w:tcPr>
+            <w:tcW w:w="2127" w:type="dxa"/>
+            <w:tcBorders>
+              <w:top w:val="single" w:sz="4" w:space="0" w:color="auto"/>
+              <w:left w:val="single" w:sz="4" w:space="0" w:color="auto"/>
+              <w:bottom w:val="single" w:sz="4" w:space="0" w:color="auto"/>
+              <w:right w:val="single" w:sz="4" w:space="0" w:color="auto"/>
+            </w:tcBorders>
+            <w:vAlign w:val="center"/>
+          </w:tcPr>
+          <w:p>
+            <w:pPr>
+              <w:jc w:val="center"/>
+              <w:rPr>
+                <w:rFonts w:ascii="Arial" w:hAnsi="Arial" w:cs="Arial"/>
+                <w:b/>
+                <w:color w:val="000000"/>
+                <w:sz w:val="20"/>
+                <w:szCs w:val="20"/>
+              </w:rPr>
+            </w:pPr>
+            <w:r>
+              <w:rPr>
+                <w:rFonts w:ascii="Arial" w:hAnsi="Arial" w:cs="Arial"/>
+                <w:b/>
+                <w:color w:val="000000"/>
+                <w:sz w:val="20"/>
+                <w:szCs w:val="20"/>
+              </w:rPr>
+              <w:t>www.bosch.com</w:t>
+            </w:r>
+          </w:p>
+        </w:tc>
+        <w:tc>
+          <w:tcPr>
+            <w:tcW w:w="2268" w:type="dxa"/>
+            <w:tcBorders>
+              <w:top w:val="single" w:sz="4" w:space="0" w:color="auto"/>
+              <w:left w:val="single" w:sz="4" w:space="0" w:color="auto"/>
+              <w:bottom w:val="single" w:sz="4" w:space="0" w:color="auto"/>
+              <w:right w:val="single" w:sz="4" w:space="0" w:color="auto"/>
+            </w:tcBorders>
+            <w:vAlign w:val="center"/>
+          </w:tcPr>
+          <w:p>
+            <w:pPr>
+              <w:jc w:val="center"/>
+              <w:rPr>
+                <w:rFonts w:ascii="Arial" w:hAnsi="Arial" w:cs="Arial"/>
+                <w:b/>
+                <w:color w:val="000000"/>
+                <w:sz w:val="20"/>
+                <w:szCs w:val="20"/>
+              </w:rPr>
+            </w:pPr>
+          </w:p>
+        </w:tc>
+      </w:tr>
+      <w:tr>
+        <w:trPr>
+          <w:trHeight w:val="454"/>
+        </w:trPr>
+        <w:tc>
+          <w:tcPr>
+            <w:tcW w:w="1842" w:type="dxa"/>
+            <w:tcBorders>
+              <w:top w:val="single" w:sz="4" w:space="0" w:color="auto"/>
+              <w:left w:val="single" w:sz="4" w:space="0" w:color="auto"/>
+              <w:bottom w:val="single" w:sz="4" w:space="0" w:color="auto"/>
+              <w:right w:val="single" w:sz="4" w:space="0" w:color="auto"/>
+            </w:tcBorders>
+            <w:vAlign w:val="center"/>
+          </w:tcPr>
+          <w:p>
+            <w:pPr>
+              <w:jc w:val="center"/>
+              <w:rPr>
+                <w:rFonts w:ascii="Arial" w:hAnsi="Arial" w:cs="Arial"/>
+                <w:b/>
+                <w:color w:val="000000"/>
+                <w:sz w:val="20"/>
+                <w:szCs w:val="20"/>
+              </w:rPr>
+            </w:pPr>
+            <w:r>
+              <w:rPr>
+                <w:rFonts w:ascii="Arial" w:hAnsi="Arial" w:cs="Arial"/>
+                <w:b/>
+                <w:color w:val="000000"/>
+                <w:sz w:val="20"/>
+                <w:szCs w:val="20"/>
+              </w:rPr>
+              <w:t>PCB</w:t>
+            </w:r>
+          </w:p>
+        </w:tc>
+        <w:tc>
+          <w:tcPr>
+            <w:tcW w:w="2127" w:type="dxa"/>
+            <w:tcBorders>
+              <w:top w:val="single" w:sz="4" w:space="0" w:color="auto"/>
+              <w:left w:val="single" w:sz="4" w:space="0" w:color="auto"/>
+              <w:bottom w:val="single" w:sz="4" w:space="0" w:color="auto"/>
+              <w:right w:val="single" w:sz="4" w:space="0" w:color="auto"/>
+            </w:tcBorders>
+            <w:vAlign w:val="center"/>
+          </w:tcPr>
+          <w:p>
+            <w:pPr>
+              <w:jc w:val="center"/>
+              <w:rPr>
+                <w:rFonts w:ascii="Arial" w:hAnsi="Arial" w:cs="Arial"/>
+                <w:b/>
+                <w:color w:val="000000"/>
+                <w:sz w:val="20"/>
+                <w:szCs w:val="20"/>
+              </w:rPr>
+            </w:pPr>
+            <w:r>
+              <w:rPr>
+                <w:rFonts w:ascii="Arial" w:hAnsi="Arial" w:cs="Arial"/>
+                <w:b/>
+                <w:color w:val="000000"/>
+                <w:sz w:val="20"/>
+                <w:szCs w:val="20"/>
+              </w:rPr>
+              <w:t>youtube.com</w:t>
+            </w:r>
+          </w:p>
+        </w:tc>
+        <w:tc>
+          <w:tcPr>
+            <w:tcW w:w="2268" w:type="dxa"/>
+            <w:tcBorders>
+              <w:top w:val="single" w:sz="4" w:space="0" w:color="auto"/>
+              <w:left w:val="single" w:sz="4" w:space="0" w:color="auto"/>
+              <w:bottom w:val="single" w:sz="4" w:space="0" w:color="auto"/>
+              <w:right w:val="single" w:sz="4" w:space="0" w:color="auto"/>
+            </w:tcBorders>
+            <w:vAlign w:val="center"/>
+          </w:tcPr>
+          <w:p>
+            <w:pPr>
+              <w:jc w:val="center"/>
+              <w:rPr>
+                <w:rFonts w:ascii="Arial" w:hAnsi="Arial" w:cs="Arial"/>
+                <w:b/>
+                <w:color w:val="000000"/>
+                <w:sz w:val="20"/>
+                <w:szCs w:val="20"/>
+              </w:rPr>
+            </w:pPr>
+          </w:p>
+        </w:tc>
+      </w:tr>
+      <w:tr>
+        <w:trPr>
+          <w:trHeight w:val="454"/>
+        </w:trPr>
+        <w:tc>
+          <w:tcPr>
+            <w:tcW w:w="1842" w:type="dxa"/>
+            <w:tcBorders>
+              <w:top w:val="single" w:sz="4" w:space="0" w:color="auto"/>
+              <w:left w:val="single" w:sz="4" w:space="0" w:color="auto"/>
+              <w:bottom w:val="single" w:sz="4" w:space="0" w:color="auto"/>
+              <w:right w:val="single" w:sz="4" w:space="0" w:color="auto"/>
+            </w:tcBorders>
+            <w:vAlign w:val="center"/>
+          </w:tcPr>
+          <w:p>
+            <w:pPr>
+              <w:jc w:val="center"/>
+              <w:rPr>
+                <w:rFonts w:ascii="Arial" w:hAnsi="Arial" w:cs="Arial"/>
+                <w:b/>
+                <w:color w:val="000000"/>
+                <w:sz w:val="20"/>
+                <w:szCs w:val="20"/>
+              </w:rPr>
+            </w:pPr>
+            <w:r>
+              <w:rPr>
+                <w:rFonts w:ascii="Arial" w:hAnsi="Arial" w:cs="Arial"/>
+                <w:b/>
+                <w:color w:val="000000"/>
+                <w:sz w:val="20"/>
+                <w:szCs w:val="20"/>
+              </w:rPr>
+              <w:t>PCB</w:t>
+            </w:r>
+          </w:p>
+        </w:tc>
+        <w:tc>
+          <w:tcPr>
+            <w:tcW w:w="2127" w:type="dxa"/>
+            <w:tcBorders>
+              <w:top w:val="single" w:sz="4" w:space="0" w:color="auto"/>
+              <w:left w:val="single" w:sz="4" w:space="0" w:color="auto"/>
+              <w:bottom w:val="single" w:sz="4" w:space="0" w:color="auto"/>
+              <w:right w:val="single" w:sz="4" w:space="0" w:color="auto"/>
+            </w:tcBorders>
+            <w:vAlign w:val="center"/>
+          </w:tcPr>
+          <w:p>
+            <w:pPr>
+              <w:jc w:val="center"/>
+              <w:rPr>
+                <w:rFonts w:ascii="Arial" w:hAnsi="Arial" w:cs="Arial"/>
+                <w:b/>
+                <w:color w:val="000000"/>
+                <w:sz w:val="20"/>
+                <w:szCs w:val="20"/>
+              </w:rPr>
+            </w:pPr>
+            <w:r>
+              <w:rPr>
+                <w:rFonts w:ascii="Arial" w:hAnsi="Arial" w:cs="Arial"/>
+                <w:b/>
+                <w:color w:val="000000"/>
+                <w:sz w:val="20"/>
+                <w:szCs w:val="20"/>
+              </w:rPr>
+              <w:t>dnsserver.com</w:t>
+            </w:r>
+          </w:p>
+        </w:tc>
+        <w:tc>
+          <w:tcPr>
+            <w:tcW w:w="2268" w:type="dxa"/>
+            <w:tcBorders>
+              <w:top w:val="single" w:sz="4" w:space="0" w:color="auto"/>
+              <w:left w:val="single" w:sz="4" w:space="0" w:color="auto"/>
+              <w:bottom w:val="single" w:sz="4" w:space="0" w:color="auto"/>
+              <w:right w:val="single" w:sz="4" w:space="0" w:color="auto"/>
+            </w:tcBorders>
+            <w:vAlign w:val="center"/>
+          </w:tcPr>
+          <w:p>
+            <w:pPr>
+              <w:jc w:val="center"/>
+              <w:rPr>
+                <w:rFonts w:ascii="Arial" w:hAnsi="Arial" w:cs="Arial"/>
+                <w:b/>
+                <w:color w:val="000000"/>
+                <w:sz w:val="20"/>
+                <w:szCs w:val="20"/>
+              </w:rPr>
+            </w:pPr>
+          </w:p>
+        </w:tc>
+      </w:tr>
+    </w:tbl>
+    <w:p>
+      <w:pPr>
+        <w:pStyle w:val="ListParagraph"/>
+        <w:spacing w:line="300" w:lineRule="exact"/>
+        <w:ind w:left="720" w:right="624"/>
+        <w:jc w:val="both"/>
+        <w:rPr>
+          <w:rFonts w:ascii="Arial" w:eastAsia="Arial Narrow" w:hAnsi="Arial" w:cs="Arial"/>
+          <w:spacing w:val="-2"/>
+          <w:sz w:val="20"/>
+          <w:szCs w:val="20"/>
+        </w:rPr>
+      </w:pPr>
+    </w:p>
+    <w:p>
+      <w:pPr>
+        <w:pStyle w:val="ListParagraph"/>
+        <w:numPr>
+          <w:ilvl w:val="0"/>
+          <w:numId w:val="43"/>
+        </w:numPr>
+        <w:spacing w:line="300" w:lineRule="exact"/>
+        <w:ind w:right="624"/>
+        <w:jc w:val="both"/>
+        <w:rPr>
+          <w:rFonts w:ascii="Arial" w:eastAsia="Arial Narrow" w:hAnsi="Arial" w:cs="Arial"/>
+          <w:spacing w:val="-2"/>
+          <w:sz w:val="20"/>
+          <w:szCs w:val="20"/>
+        </w:rPr>
+      </w:pPr>
+      <w:r>
+        <w:rPr>
+          <w:rFonts w:ascii="Arial" w:eastAsia="Arial Narrow" w:hAnsi="Arial" w:cs="Arial"/>
+          <w:spacing w:val="-2"/>
+          <w:sz w:val="20"/>
+          <w:szCs w:val="20"/>
+        </w:rPr>
+        <w:t xml:space="preserve">Configurar el servicio de DHCP </w:t>
+      </w:r>
+      <w:r>
+        <w:rPr>
+          <w:rFonts w:ascii="Arial" w:eastAsia="Arial Narrow" w:hAnsi="Arial" w:cs="Arial"/>
+          <w:spacing w:val="-2"/>
+          <w:sz w:val="20"/>
+          <w:szCs w:val="20"/>
+        </w:rPr>
+        <w:t xml:space="preserve">centralizado </w:t>
+      </w:r>
+      <w:r>
+        <w:rPr>
+          <w:rFonts w:ascii="Arial" w:eastAsia="Arial Narrow" w:hAnsi="Arial" w:cs="Arial"/>
+          <w:spacing w:val="-2"/>
+          <w:sz w:val="20"/>
+          <w:szCs w:val="20"/>
+        </w:rPr>
+        <w:t xml:space="preserve">para asignar direcciones IP dinámicas </w:t>
+      </w:r>
+      <w:r>
+        <w:rPr>
+          <w:rFonts w:ascii="Arial" w:eastAsia="Arial Narrow" w:hAnsi="Arial" w:cs="Arial"/>
+          <w:spacing w:val="-2"/>
+          <w:sz w:val="20"/>
+          <w:szCs w:val="20"/>
+        </w:rPr>
+        <w:t>a</w:t>
+      </w:r>
+      <w:r>
+        <w:rPr>
+          <w:rFonts w:ascii="Arial" w:eastAsia="Arial Narrow" w:hAnsi="Arial" w:cs="Arial"/>
+          <w:spacing w:val="-2"/>
+          <w:sz w:val="20"/>
+          <w:szCs w:val="20"/>
+        </w:rPr>
+        <w:t xml:space="preserve"> las </w:t>
+      </w:r>
+      <w:proofErr w:type="spellStart"/>
+      <w:r>
+        <w:rPr>
+          <w:rFonts w:ascii="Arial" w:eastAsia="Arial Narrow" w:hAnsi="Arial" w:cs="Arial"/>
+          <w:spacing w:val="-2"/>
+          <w:sz w:val="20"/>
+          <w:szCs w:val="20"/>
+        </w:rPr>
+        <w:t>VLANs</w:t>
+      </w:r>
+      <w:proofErr w:type="spellEnd"/>
+      <w:r>
+        <w:rPr>
+          <w:rFonts w:ascii="Arial" w:eastAsia="Arial Narrow" w:hAnsi="Arial" w:cs="Arial"/>
+          <w:spacing w:val="-2"/>
+          <w:sz w:val="20"/>
+          <w:szCs w:val="20"/>
+        </w:rPr>
+        <w:t xml:space="preserve"> de Staff, </w:t>
+      </w:r>
+      <w:proofErr w:type="spellStart"/>
+      <w:r>
+        <w:rPr>
+          <w:rFonts w:ascii="Arial" w:eastAsia="Arial Narrow" w:hAnsi="Arial" w:cs="Arial"/>
+          <w:spacing w:val="-2"/>
+          <w:sz w:val="20"/>
+          <w:szCs w:val="20"/>
+        </w:rPr>
+        <w:t>Student</w:t>
+      </w:r>
+      <w:proofErr w:type="spellEnd"/>
+      <w:r>
+        <w:rPr>
+          <w:rFonts w:ascii="Arial" w:eastAsia="Arial Narrow" w:hAnsi="Arial" w:cs="Arial"/>
+          <w:spacing w:val="-2"/>
+          <w:sz w:val="20"/>
+          <w:szCs w:val="20"/>
+        </w:rPr>
+        <w:t xml:space="preserve"> y </w:t>
+      </w:r>
+      <w:proofErr w:type="spellStart"/>
+      <w:r>
+        <w:rPr>
+          <w:rFonts w:ascii="Arial" w:eastAsia="Arial Narrow" w:hAnsi="Arial" w:cs="Arial"/>
+          <w:spacing w:val="-2"/>
+          <w:sz w:val="20"/>
+          <w:szCs w:val="20"/>
+        </w:rPr>
+        <w:t>Faculty</w:t>
+      </w:r>
+      <w:proofErr w:type="spellEnd"/>
+    </w:p>
+    <w:p>
+      <w:pPr>
+        <w:pStyle w:val="ListParagraph"/>
+        <w:numPr>
+          <w:ilvl w:val="0"/>
+          <w:numId w:val="43"/>
+        </w:numPr>
+        <w:spacing w:line="300" w:lineRule="exact"/>
+        <w:ind w:right="624"/>
+        <w:jc w:val="both"/>
+        <w:rPr>
+          <w:rFonts w:ascii="Arial" w:eastAsia="Arial Narrow" w:hAnsi="Arial" w:cs="Arial"/>
+          <w:spacing w:val="-2"/>
+          <w:sz w:val="20"/>
+          <w:szCs w:val="20"/>
+        </w:rPr>
+      </w:pPr>
+      <w:r>
+        <w:rPr>
+          <w:rFonts w:ascii="Arial" w:eastAsia="Arial Narrow" w:hAnsi="Arial" w:cs="Arial"/>
+          <w:spacing w:val="-2"/>
+          <w:sz w:val="20"/>
+          <w:szCs w:val="20"/>
+        </w:rPr>
+        <w:t xml:space="preserve">Excluir el default </w:t>
+      </w:r>
+      <w:proofErr w:type="spellStart"/>
+      <w:r>
+        <w:rPr>
+          <w:rFonts w:ascii="Arial" w:eastAsia="Arial Narrow" w:hAnsi="Arial" w:cs="Arial"/>
+          <w:spacing w:val="-2"/>
+          <w:sz w:val="20"/>
+          <w:szCs w:val="20"/>
+        </w:rPr>
+        <w:t>gateway</w:t>
+      </w:r>
+      <w:proofErr w:type="spellEnd"/>
+      <w:r>
+        <w:rPr>
+          <w:rFonts w:ascii="Arial" w:eastAsia="Arial Narrow" w:hAnsi="Arial" w:cs="Arial"/>
+          <w:spacing w:val="-2"/>
+          <w:sz w:val="20"/>
+          <w:szCs w:val="20"/>
+        </w:rPr>
+        <w:t xml:space="preserve"> de las </w:t>
+      </w:r>
+      <w:proofErr w:type="spellStart"/>
+      <w:r>
+        <w:rPr>
+          <w:rFonts w:ascii="Arial" w:eastAsia="Arial Narrow" w:hAnsi="Arial" w:cs="Arial"/>
+          <w:spacing w:val="-2"/>
+          <w:sz w:val="20"/>
+          <w:szCs w:val="20"/>
+        </w:rPr>
+        <w:t>VLANs</w:t>
+      </w:r>
+      <w:proofErr w:type="spellEnd"/>
+      <w:r>
+        <w:rPr>
+          <w:rFonts w:ascii="Arial" w:eastAsia="Arial Narrow" w:hAnsi="Arial" w:cs="Arial"/>
+          <w:spacing w:val="-2"/>
+          <w:sz w:val="20"/>
+          <w:szCs w:val="20"/>
+        </w:rPr>
+        <w:t xml:space="preserve"> de Staff, </w:t>
+      </w:r>
+      <w:proofErr w:type="spellStart"/>
+      <w:r>
+        <w:rPr>
+          <w:rFonts w:ascii="Arial" w:eastAsia="Arial Narrow" w:hAnsi="Arial" w:cs="Arial"/>
+          <w:spacing w:val="-2"/>
+          <w:sz w:val="20"/>
+          <w:szCs w:val="20"/>
+        </w:rPr>
+        <w:t>Student</w:t>
+      </w:r>
+      <w:proofErr w:type="spellEnd"/>
+      <w:r>
+        <w:rPr>
+          <w:rFonts w:ascii="Arial" w:eastAsia="Arial Narrow" w:hAnsi="Arial" w:cs="Arial"/>
+          <w:spacing w:val="-2"/>
+          <w:sz w:val="20"/>
+          <w:szCs w:val="20"/>
+        </w:rPr>
+        <w:t xml:space="preserve"> y </w:t>
+      </w:r>
+      <w:proofErr w:type="spellStart"/>
+      <w:r>
+        <w:rPr>
+          <w:rFonts w:ascii="Arial" w:eastAsia="Arial Narrow" w:hAnsi="Arial" w:cs="Arial"/>
+          <w:spacing w:val="-2"/>
+          <w:sz w:val="20"/>
+          <w:szCs w:val="20"/>
+        </w:rPr>
+        <w:t>Faculty</w:t>
+      </w:r>
+      <w:proofErr w:type="spellEnd"/>
+      <w:r>
+        <w:rPr>
+          <w:rFonts w:ascii="Arial" w:eastAsia="Arial Narrow" w:hAnsi="Arial" w:cs="Arial"/>
+          <w:spacing w:val="-2"/>
+          <w:sz w:val="20"/>
+          <w:szCs w:val="20"/>
+        </w:rPr>
+        <w:t>.</w:t>
+      </w:r>
+    </w:p>
+    <w:p>
+      <w:pPr>
+        <w:pStyle w:val="ListParagraph"/>
+        <w:spacing w:line="300" w:lineRule="exact"/>
+        <w:ind w:left="380" w:right="621"/>
+        <w:jc w:val="both"/>
+        <w:rPr>
+          <w:rFonts w:ascii="Arial" w:eastAsia="Arial Narrow" w:hAnsi="Arial" w:cs="Arial"/>
+          <w:spacing w:val="-2"/>
+          <w:sz w:val="20"/>
+          <w:szCs w:val="20"/>
+        </w:rPr>
+      </w:pPr>
     </w:p>
     <w:p>
       <w:pPr>
         <w:pStyle w:val="Heading4"/>
         <w:numPr>
           <w:ilvl w:val="0"/>
-          <w:numId w:val="44"/>
-        </w:numPr>
-        <w:shd w:val="clear" w:color="auto" w:fill="FFFFFF"/>
-        <w:spacing w:line="300" w:lineRule="exact"/>
-        <w:ind w:right="624" w:hanging="357"/>
-        <w:jc w:val="both"/>
-        <w:rPr>
-          <w:rFonts w:cs="Arial"/>
-          <w:color w:val="000000"/>
-          <w:sz w:val="20"/>
-          <w:szCs w:val="20"/>
-        </w:rPr>
-      </w:pPr>
-      <w:r>
-        <w:rPr>
-          <w:rFonts w:cs="Arial"/>
-          <w:color w:val="000000"/>
-          <w:sz w:val="20"/>
-          <w:szCs w:val="20"/>
-        </w:rPr>
-        <w:t>Configurar una ruta por default hacia INTERNET</w:t>
-      </w:r>
-    </w:p>
-    <w:p>
-      <w:pPr>
-        <w:pStyle w:val="Heading4"/>
-        <w:numPr>
-          <w:ilvl w:val="0"/>
-          <w:numId w:val="44"/>
-        </w:numPr>
-        <w:shd w:val="clear" w:color="auto" w:fill="FFFFFF"/>
-        <w:spacing w:line="300" w:lineRule="exact"/>
-        <w:ind w:right="624" w:hanging="357"/>
-        <w:jc w:val="both"/>
-        <w:rPr>
-          <w:rFonts w:cs="Arial"/>
-          <w:color w:val="000000"/>
-          <w:sz w:val="20"/>
-          <w:szCs w:val="20"/>
-        </w:rPr>
-      </w:pPr>
-      <w:r>
-        <w:rPr>
-          <w:rFonts w:cs="Arial"/>
-          <w:color w:val="000000"/>
-          <w:sz w:val="20"/>
-          <w:szCs w:val="20"/>
-        </w:rPr>
-        <w:t>Redistribuir la ruta por default hacia las redes internas de la empresa con el protocolo OSPF.</w:t>
-      </w:r>
-    </w:p>
-    <w:p>
-      <w:pPr>
-        <w:pStyle w:val="Heading4"/>
-        <w:numPr>
-          <w:ilvl w:val="0"/>
-          <w:numId w:val="44"/>
+          <w:numId w:val="46"/>
         </w:numPr>
         <w:shd w:val="clear" w:color="auto" w:fill="FFFFFF"/>
         <w:spacing w:line="300" w:lineRule="exact"/>
@@ -2937,7 +4487,18 @@
           <w:sz w:val="20"/>
           <w:szCs w:val="20"/>
         </w:rPr>
-        <w:t xml:space="preserve">Configurar el servicio de DHCP para que los equipos terminales de la red </w:t>
+        <w:t xml:space="preserve">Configure </w:t>
+      </w:r>
+      <w:r>
+        <w:rPr>
+          <w:rFonts w:cs="Arial"/>
+          <w:b/>
+          <w:bCs/>
+          <w:color w:val="000000"/>
+          <w:sz w:val="20"/>
+          <w:szCs w:val="20"/>
+        </w:rPr>
+        <w:t>MLS</w:t>
       </w:r>
       <w:r>
         <w:rPr>
@@ -2946,7 +4507,7 @@
           <w:sz w:val="20"/>
           <w:szCs w:val="20"/>
         </w:rPr>
-        <w:t>ROSA</w:t>
+        <w:t xml:space="preserve"> como agente de retransmisión DHCP. Configure la</w:t>
       </w:r>
       <w:r>
         <w:rPr>
@@ -2955,9 +4516,8 @@
           <w:sz w:val="20"/>
           <w:szCs w:val="20"/>
         </w:rPr>
-        <w:t xml:space="preserve"> tomen direccionamiento dinámico. Configurar el </w:t>
-      </w:r>
-      <w:proofErr w:type="spellStart"/>
+        <w:t>s</w:t>
+      </w:r>
       <w:r>
         <w:rPr>
           <w:rFonts w:cs="Arial"/>
@@ -2965,9 +4525,8 @@
           <w:sz w:val="20"/>
           <w:szCs w:val="20"/>
         </w:rPr>
-        <w:t>dns</w:t>
-      </w:r>
-      <w:proofErr w:type="spellEnd"/>
+        <w:t xml:space="preserve"> direcci</w:t>
+      </w:r>
       <w:r>
         <w:rPr>
           <w:rFonts w:cs="Arial"/>
@@ -2975,7 +4534,7 @@
           <w:sz w:val="20"/>
           <w:szCs w:val="20"/>
         </w:rPr>
-        <w:t>-server.</w:t>
+        <w:t>ones</w:t>
       </w:r>
       <w:r>
         <w:rPr>
@@ -2984,405 +4543,42 @@
           <w:sz w:val="20"/>
           <w:szCs w:val="20"/>
         </w:rPr>
-        <w:t xml:space="preserve"> Excluir el default </w:t>
-      </w:r>
-      <w:proofErr w:type="spellStart"/>
-      <w:r>
+        <w:t xml:space="preserve"> IP de ayuda en MLS para que reenvíe todas las solicitudes de DHCP al servidor de DHCP en el ruteador </w:t>
+      </w:r>
+      <w:r>
+        <w:rPr>
+          <w:rFonts w:cs="Arial"/>
+          <w:b/>
+          <w:bCs/>
+          <w:color w:val="000000"/>
+          <w:sz w:val="20"/>
+          <w:szCs w:val="20"/>
+        </w:rPr>
+        <w:t>RF</w:t>
+      </w:r>
+    </w:p>
+    <w:p>
+      <w:pPr>
+        <w:pStyle w:val="Heading4"/>
+        <w:shd w:val="clear" w:color="auto" w:fill="FFFFFF"/>
+        <w:spacing w:line="300" w:lineRule="exact"/>
+        <w:ind w:left="360" w:right="621"/>
+        <w:jc w:val="both"/>
         <w:rPr>
           <w:rFonts w:cs="Arial"/>
           <w:color w:val="000000"/>
           <w:sz w:val="20"/>
           <w:szCs w:val="20"/>
         </w:rPr>
-        <w:t>gateway</w:t>
-      </w:r>
-      <w:proofErr w:type="spellEnd"/>
-      <w:r>
-        <w:rPr>
-          <w:rFonts w:cs="Arial"/>
-          <w:color w:val="000000"/>
-          <w:sz w:val="20"/>
-          <w:szCs w:val="20"/>
-        </w:rPr>
-        <w:t>.</w:t>
-      </w:r>
+      </w:pPr>
     </w:p>
     <w:p>
       <w:pPr>
-        <w:pStyle w:val="ListParagraph"/>
+        <w:pStyle w:val="Heading4"/>
         <w:numPr>
           <w:ilvl w:val="0"/>
-          <w:numId w:val="44"/>
+          <w:numId w:val="46"/>
         </w:numPr>
-        <w:spacing w:line="300" w:lineRule="exact"/>
-        <w:ind w:right="621"/>
-        <w:jc w:val="both"/>
-        <w:rPr>
-          <w:rFonts w:ascii="Arial" w:eastAsia="Arial Narrow" w:hAnsi="Arial" w:cs="Arial"/>
-          <w:spacing w:val="-2"/>
-          <w:sz w:val="20"/>
-          <w:szCs w:val="20"/>
-        </w:rPr>
-      </w:pPr>
-      <w:r>
-        <w:rPr>
-          <w:rFonts w:ascii="Arial" w:eastAsia="Arial Narrow" w:hAnsi="Arial" w:cs="Arial"/>
-          <w:spacing w:val="-2"/>
-          <w:sz w:val="20"/>
-          <w:szCs w:val="20"/>
-        </w:rPr>
-        <w:t xml:space="preserve">Configurar el servicio de DHCP </w:t>
-      </w:r>
-      <w:r>
-        <w:rPr>
-          <w:rFonts w:ascii="Arial" w:eastAsia="Arial Narrow" w:hAnsi="Arial" w:cs="Arial"/>
-          <w:spacing w:val="-2"/>
-          <w:sz w:val="20"/>
-          <w:szCs w:val="20"/>
-        </w:rPr>
-        <w:t xml:space="preserve">centralizado </w:t>
-      </w:r>
-      <w:r>
-        <w:rPr>
-          <w:rFonts w:ascii="Arial" w:eastAsia="Arial Narrow" w:hAnsi="Arial" w:cs="Arial"/>
-          <w:spacing w:val="-2"/>
-          <w:sz w:val="20"/>
-          <w:szCs w:val="20"/>
-        </w:rPr>
-        <w:t xml:space="preserve">para asignar direcciones IP dinámicas </w:t>
-      </w:r>
-      <w:r>
-        <w:rPr>
-          <w:rFonts w:ascii="Arial" w:eastAsia="Arial Narrow" w:hAnsi="Arial" w:cs="Arial"/>
-          <w:spacing w:val="-2"/>
-          <w:sz w:val="20"/>
-          <w:szCs w:val="20"/>
-        </w:rPr>
-        <w:t>a</w:t>
-      </w:r>
-      <w:r>
-        <w:rPr>
-          <w:rFonts w:ascii="Arial" w:eastAsia="Arial Narrow" w:hAnsi="Arial" w:cs="Arial"/>
-          <w:spacing w:val="-2"/>
-          <w:sz w:val="20"/>
-          <w:szCs w:val="20"/>
-        </w:rPr>
-        <w:t xml:space="preserve"> las </w:t>
-      </w:r>
-      <w:proofErr w:type="spellStart"/>
-      <w:r>
-        <w:rPr>
-          <w:rFonts w:ascii="Arial" w:eastAsia="Arial Narrow" w:hAnsi="Arial" w:cs="Arial"/>
-          <w:spacing w:val="-2"/>
-          <w:sz w:val="20"/>
-          <w:szCs w:val="20"/>
-        </w:rPr>
-        <w:t>VLANs</w:t>
-      </w:r>
-      <w:proofErr w:type="spellEnd"/>
-      <w:r>
-        <w:rPr>
-          <w:rFonts w:ascii="Arial" w:eastAsia="Arial Narrow" w:hAnsi="Arial" w:cs="Arial"/>
-          <w:spacing w:val="-2"/>
-          <w:sz w:val="20"/>
-          <w:szCs w:val="20"/>
-        </w:rPr>
-        <w:t xml:space="preserve"> de Staff, </w:t>
-      </w:r>
-      <w:proofErr w:type="spellStart"/>
-      <w:r>
-        <w:rPr>
-          <w:rFonts w:ascii="Arial" w:eastAsia="Arial Narrow" w:hAnsi="Arial" w:cs="Arial"/>
-          <w:spacing w:val="-2"/>
-          <w:sz w:val="20"/>
-          <w:szCs w:val="20"/>
-        </w:rPr>
-        <w:t>Student</w:t>
-      </w:r>
-      <w:proofErr w:type="spellEnd"/>
-      <w:r>
-        <w:rPr>
-          <w:rFonts w:ascii="Arial" w:eastAsia="Arial Narrow" w:hAnsi="Arial" w:cs="Arial"/>
-          <w:spacing w:val="-2"/>
-          <w:sz w:val="20"/>
-          <w:szCs w:val="20"/>
-        </w:rPr>
-        <w:t xml:space="preserve"> y </w:t>
-      </w:r>
-      <w:proofErr w:type="spellStart"/>
-      <w:r>
-        <w:rPr>
-          <w:rFonts w:ascii="Arial" w:eastAsia="Arial Narrow" w:hAnsi="Arial" w:cs="Arial"/>
-          <w:spacing w:val="-2"/>
-          <w:sz w:val="20"/>
-          <w:szCs w:val="20"/>
-        </w:rPr>
-        <w:t>Faculty</w:t>
-      </w:r>
-      <w:proofErr w:type="spellEnd"/>
-    </w:p>
-    <w:p>
-      <w:pPr>
-        <w:pStyle w:val="ListParagraph"/>
-        <w:numPr>
-          <w:ilvl w:val="0"/>
-          <w:numId w:val="44"/>
-        </w:numPr>
-        <w:spacing w:line="300" w:lineRule="exact"/>
-        <w:jc w:val="both"/>
-        <w:rPr>
-          <w:rFonts w:ascii="Arial" w:eastAsia="Arial Narrow" w:hAnsi="Arial" w:cs="Arial"/>
-          <w:spacing w:val="-2"/>
-          <w:sz w:val="20"/>
-          <w:szCs w:val="20"/>
-        </w:rPr>
-      </w:pPr>
-      <w:r>
-        <w:rPr>
-          <w:rFonts w:ascii="Arial" w:eastAsia="Arial Narrow" w:hAnsi="Arial" w:cs="Arial"/>
-          <w:spacing w:val="-2"/>
-          <w:sz w:val="20"/>
-          <w:szCs w:val="20"/>
-        </w:rPr>
-        <w:t xml:space="preserve">Excluir la dirección IP del servidor </w:t>
-      </w:r>
-      <w:r>
-        <w:rPr>
-          <w:rFonts w:ascii="Arial" w:eastAsia="Arial Narrow" w:hAnsi="Arial" w:cs="Arial"/>
-          <w:b/>
-          <w:bCs/>
-          <w:spacing w:val="-2"/>
-          <w:sz w:val="20"/>
-          <w:szCs w:val="20"/>
-        </w:rPr>
-        <w:t>www.bosch.com</w:t>
-      </w:r>
-      <w:r>
-        <w:rPr>
-          <w:rFonts w:ascii="Arial" w:eastAsia="Arial Narrow" w:hAnsi="Arial" w:cs="Arial"/>
-          <w:spacing w:val="-2"/>
-          <w:sz w:val="20"/>
-          <w:szCs w:val="20"/>
-        </w:rPr>
-        <w:t xml:space="preserve"> y el default </w:t>
-      </w:r>
-      <w:proofErr w:type="spellStart"/>
-      <w:r>
-        <w:rPr>
-          <w:rFonts w:ascii="Arial" w:eastAsia="Arial Narrow" w:hAnsi="Arial" w:cs="Arial"/>
-          <w:spacing w:val="-2"/>
-          <w:sz w:val="20"/>
-          <w:szCs w:val="20"/>
-        </w:rPr>
-        <w:t>gateway</w:t>
-      </w:r>
-      <w:proofErr w:type="spellEnd"/>
-      <w:r>
-        <w:rPr>
-          <w:rFonts w:ascii="Arial" w:eastAsia="Arial Narrow" w:hAnsi="Arial" w:cs="Arial"/>
-          <w:spacing w:val="-2"/>
-          <w:sz w:val="20"/>
-          <w:szCs w:val="20"/>
-        </w:rPr>
-        <w:t xml:space="preserve"> de las </w:t>
-      </w:r>
-      <w:proofErr w:type="spellStart"/>
-      <w:r>
-        <w:rPr>
-          <w:rFonts w:ascii="Arial" w:eastAsia="Arial Narrow" w:hAnsi="Arial" w:cs="Arial"/>
-          <w:spacing w:val="-2"/>
-          <w:sz w:val="20"/>
-          <w:szCs w:val="20"/>
-        </w:rPr>
-        <w:t>VLANs</w:t>
-      </w:r>
-      <w:proofErr w:type="spellEnd"/>
-      <w:r>
-        <w:rPr>
-          <w:rFonts w:ascii="Arial" w:eastAsia="Arial Narrow" w:hAnsi="Arial" w:cs="Arial"/>
-          <w:spacing w:val="-2"/>
-          <w:sz w:val="20"/>
-          <w:szCs w:val="20"/>
-        </w:rPr>
-        <w:t xml:space="preserve"> de Staff, </w:t>
-      </w:r>
-      <w:proofErr w:type="spellStart"/>
-      <w:r>
-        <w:rPr>
-          <w:rFonts w:ascii="Arial" w:eastAsia="Arial Narrow" w:hAnsi="Arial" w:cs="Arial"/>
-          <w:spacing w:val="-2"/>
-          <w:sz w:val="20"/>
-          <w:szCs w:val="20"/>
-        </w:rPr>
-        <w:t>Student</w:t>
-      </w:r>
-      <w:proofErr w:type="spellEnd"/>
-      <w:r>
-        <w:rPr>
-          <w:rFonts w:ascii="Arial" w:eastAsia="Arial Narrow" w:hAnsi="Arial" w:cs="Arial"/>
-          <w:spacing w:val="-2"/>
-          <w:sz w:val="20"/>
-          <w:szCs w:val="20"/>
-        </w:rPr>
-        <w:t xml:space="preserve"> y </w:t>
-      </w:r>
-      <w:proofErr w:type="spellStart"/>
-      <w:r>
-        <w:rPr>
-          <w:rFonts w:ascii="Arial" w:eastAsia="Arial Narrow" w:hAnsi="Arial" w:cs="Arial"/>
-          <w:spacing w:val="-2"/>
-          <w:sz w:val="20"/>
-          <w:szCs w:val="20"/>
-        </w:rPr>
-        <w:t>Faculty</w:t>
-      </w:r>
-      <w:proofErr w:type="spellEnd"/>
-      <w:r>
-        <w:rPr>
-          <w:rFonts w:ascii="Arial" w:eastAsia="Arial Narrow" w:hAnsi="Arial" w:cs="Arial"/>
-          <w:spacing w:val="-2"/>
-          <w:sz w:val="20"/>
-          <w:szCs w:val="20"/>
-        </w:rPr>
-        <w:t>.</w:t>
-      </w:r>
-    </w:p>
-    <w:p>
-      <w:pPr>
-        <w:pStyle w:val="ListParagraph"/>
-        <w:spacing w:line="300" w:lineRule="exact"/>
-        <w:ind w:left="380" w:right="621"/>
-        <w:jc w:val="both"/>
-        <w:rPr>
-          <w:rFonts w:ascii="Arial" w:eastAsia="Arial Narrow" w:hAnsi="Arial" w:cs="Arial"/>
-          <w:spacing w:val="-2"/>
-          <w:sz w:val="20"/>
-          <w:szCs w:val="20"/>
-        </w:rPr>
-      </w:pPr>
-    </w:p>
-    <w:p>
-      <w:pPr>
-        <w:spacing w:line="300" w:lineRule="exact"/>
-        <w:ind w:right="624"/>
-        <w:jc w:val="both"/>
-        <w:rPr>
-          <w:rFonts w:ascii="Arial" w:eastAsia="Arial Narrow" w:hAnsi="Arial" w:cs="Arial"/>
-          <w:spacing w:val="-2"/>
-          <w:sz w:val="20"/>
-          <w:szCs w:val="20"/>
-        </w:rPr>
-      </w:pPr>
-      <w:r>
-        <w:rPr>
-          <w:rFonts w:ascii="Arial" w:eastAsia="Arial Narrow" w:hAnsi="Arial" w:cs="Arial"/>
-          <w:spacing w:val="-2"/>
-          <w:sz w:val="20"/>
-          <w:szCs w:val="20"/>
-        </w:rPr>
-        <w:t xml:space="preserve">Configure </w:t>
-      </w:r>
-      <w:r>
-        <w:rPr>
-          <w:rFonts w:ascii="Arial" w:eastAsia="Arial Narrow" w:hAnsi="Arial" w:cs="Arial"/>
-          <w:b/>
-          <w:bCs/>
-          <w:spacing w:val="-2"/>
-          <w:sz w:val="20"/>
-          <w:szCs w:val="20"/>
-        </w:rPr>
-        <w:t>MLS</w:t>
-      </w:r>
-      <w:r>
-        <w:rPr>
-          <w:rFonts w:ascii="Arial" w:eastAsia="Arial Narrow" w:hAnsi="Arial" w:cs="Arial"/>
-          <w:spacing w:val="-2"/>
-          <w:sz w:val="20"/>
-          <w:szCs w:val="20"/>
-        </w:rPr>
-        <w:t xml:space="preserve"> como agente de retransmisión DHCP. Configure la</w:t>
-      </w:r>
-      <w:r>
-        <w:rPr>
-          <w:rFonts w:ascii="Arial" w:eastAsia="Arial Narrow" w:hAnsi="Arial" w:cs="Arial"/>
-          <w:spacing w:val="-2"/>
-          <w:sz w:val="20"/>
-          <w:szCs w:val="20"/>
-        </w:rPr>
-        <w:t>s</w:t>
-      </w:r>
-      <w:r>
-        <w:rPr>
-          <w:rFonts w:ascii="Arial" w:eastAsia="Arial Narrow" w:hAnsi="Arial" w:cs="Arial"/>
-          <w:spacing w:val="-2"/>
-          <w:sz w:val="20"/>
-          <w:szCs w:val="20"/>
-        </w:rPr>
-        <w:t xml:space="preserve"> direcci</w:t>
-      </w:r>
-      <w:r>
-        <w:rPr>
-          <w:rFonts w:ascii="Arial" w:eastAsia="Arial Narrow" w:hAnsi="Arial" w:cs="Arial"/>
-          <w:spacing w:val="-2"/>
-          <w:sz w:val="20"/>
-          <w:szCs w:val="20"/>
-        </w:rPr>
-        <w:t>ones</w:t>
-      </w:r>
-      <w:r>
-        <w:rPr>
-          <w:rFonts w:ascii="Arial" w:eastAsia="Arial Narrow" w:hAnsi="Arial" w:cs="Arial"/>
-          <w:spacing w:val="-2"/>
-          <w:sz w:val="20"/>
-          <w:szCs w:val="20"/>
-        </w:rPr>
-        <w:t xml:space="preserve"> IP de ayuda en </w:t>
-      </w:r>
-      <w:r>
-        <w:rPr>
-          <w:rFonts w:ascii="Arial" w:eastAsia="Arial Narrow" w:hAnsi="Arial" w:cs="Arial"/>
-          <w:spacing w:val="-2"/>
-          <w:sz w:val="20"/>
-          <w:szCs w:val="20"/>
-        </w:rPr>
-        <w:t>MLS</w:t>
-      </w:r>
-      <w:r>
-        <w:rPr>
-          <w:rFonts w:ascii="Arial" w:eastAsia="Arial Narrow" w:hAnsi="Arial" w:cs="Arial"/>
-          <w:spacing w:val="-2"/>
-          <w:sz w:val="20"/>
-          <w:szCs w:val="20"/>
-        </w:rPr>
-        <w:t xml:space="preserve"> para que reenvíe todas las solicitudes de DHCP al servidor de DHCP en el ruteador R</w:t>
-      </w:r>
-      <w:r>
-        <w:rPr>
-          <w:rFonts w:ascii="Arial" w:eastAsia="Arial Narrow" w:hAnsi="Arial" w:cs="Arial"/>
-          <w:spacing w:val="-2"/>
-          <w:sz w:val="20"/>
-          <w:szCs w:val="20"/>
-        </w:rPr>
-        <w:t>F</w:t>
-      </w:r>
-    </w:p>
-    <w:p>
-      <w:pPr>
-        <w:pStyle w:val="ListParagraph"/>
-        <w:spacing w:line="300" w:lineRule="exact"/>
-        <w:ind w:left="380" w:right="621"/>
-        <w:jc w:val="both"/>
-        <w:rPr>
-          <w:rFonts w:ascii="Arial" w:eastAsia="Arial Narrow" w:hAnsi="Arial" w:cs="Arial"/>
-          <w:spacing w:val="-2"/>
-          <w:sz w:val="20"/>
-          <w:szCs w:val="20"/>
-        </w:rPr>
-      </w:pPr>
-    </w:p>
-    <w:p>
-      <w:pPr>
-        <w:pStyle w:val="Heading4"/>
         <w:shd w:val="clear" w:color="auto" w:fill="FFFFFF"/>
         <w:spacing w:line="300" w:lineRule="exact"/>
         <w:ind w:right="621"/>
@@ -3401,7 +4597,7 @@
           <w:sz w:val="20"/>
           <w:szCs w:val="20"/>
         </w:rPr>
-        <w:t xml:space="preserve">Activar el servicio de DHCP en todos los equipos terminales de la red </w:t>
+        <w:t>Activar el servicio de DHCP en todos los equipos terminales de</w:t>
       </w:r>
       <w:r>
         <w:rPr>
@@ -3410,7 +4606,7 @@
           <w:sz w:val="20"/>
           <w:szCs w:val="20"/>
         </w:rPr>
-        <w:t>ROSA</w:t>
+        <w:t xml:space="preserve"> </w:t>
       </w:r>
       <w:r>
         <w:rPr>
@@ -3419,7 +4615,7 @@
           <w:sz w:val="20"/>
           <w:szCs w:val="20"/>
         </w:rPr>
-        <w:t xml:space="preserve"> y de todas las </w:t>
+        <w:t xml:space="preserve">todas las </w:t>
       </w:r>
       <w:proofErr w:type="spellStart"/>
       <w:r>
@@ -3458,26 +4654,93 @@
     </w:p>
     <w:p>
       <w:pPr>
+        <w:pStyle w:val="ListParagraph"/>
+        <w:spacing w:line="300" w:lineRule="exact"/>
+        <w:ind w:left="360" w:right="624"/>
+        <w:jc w:val="both"/>
+        <w:rPr>
+          <w:rFonts w:ascii="Arial" w:eastAsia="Arial Narrow" w:hAnsi="Arial" w:cs="Arial"/>
+          <w:spacing w:val="-2"/>
+          <w:sz w:val="20"/>
+          <w:szCs w:val="20"/>
+        </w:rPr>
+      </w:pPr>
+    </w:p>
+    <w:p>
+      <w:pPr>
+        <w:pStyle w:val="ListParagraph"/>
+        <w:spacing w:line="300" w:lineRule="exact"/>
+        <w:ind w:left="360" w:right="624"/>
+        <w:jc w:val="both"/>
+        <w:rPr>
+          <w:rFonts w:ascii="Arial" w:eastAsia="Arial Narrow" w:hAnsi="Arial" w:cs="Arial"/>
+          <w:spacing w:val="-2"/>
+          <w:sz w:val="20"/>
+          <w:szCs w:val="20"/>
+        </w:rPr>
+      </w:pPr>
+    </w:p>
+    <w:p>
+      <w:pPr>
+        <w:pStyle w:val="ListParagraph"/>
+        <w:spacing w:line="300" w:lineRule="exact"/>
+        <w:ind w:left="360" w:right="624"/>
+        <w:jc w:val="both"/>
+        <w:rPr>
+          <w:rFonts w:ascii="Arial" w:eastAsia="Arial Narrow" w:hAnsi="Arial" w:cs="Arial"/>
+          <w:spacing w:val="-2"/>
+          <w:sz w:val="20"/>
+          <w:szCs w:val="20"/>
+        </w:rPr>
+      </w:pPr>
+    </w:p>
+    <w:p>
+      <w:pPr>
+        <w:pStyle w:val="Heading4"/>
+        <w:numPr>
+          <w:ilvl w:val="0"/>
+          <w:numId w:val="46"/>
+        </w:numPr>
+        <w:shd w:val="clear" w:color="auto" w:fill="FFFFFF"/>
         <w:spacing w:line="300" w:lineRule="exact"/>
         <w:ind w:right="621"/>
         <w:jc w:val="both"/>
         <w:rPr>
-          <w:rFonts w:ascii="Arial" w:eastAsia="Arial Narrow" w:hAnsi="Arial" w:cs="Arial"/>
-          <w:spacing w:val="-2"/>
-          <w:sz w:val="20"/>
-          <w:szCs w:val="20"/>
-        </w:rPr>
-      </w:pPr>
-      <w:r>
-        <w:rPr>
-          <w:rFonts w:ascii="Arial" w:eastAsia="Arial Narrow" w:hAnsi="Arial" w:cs="Arial"/>
-          <w:spacing w:val="-2"/>
-          <w:sz w:val="20"/>
-          <w:szCs w:val="20"/>
-        </w:rPr>
-        <w:t xml:space="preserve">Configurar manualmente la dirección IP, máscara de subred, puerta de enlace predeterminada y servidor DNS del servidor </w:t>
-      </w:r>
-      <w:r>
+          <w:rFonts w:eastAsia="Arial Narrow" w:cs="Arial"/>
+          <w:spacing w:val="-2"/>
+          <w:sz w:val="20"/>
+          <w:szCs w:val="20"/>
+        </w:rPr>
+      </w:pPr>
+      <w:r>
+        <w:rPr>
+          <w:rFonts w:cs="Arial"/>
+          <w:color w:val="000000"/>
+          <w:sz w:val="20"/>
+          <w:szCs w:val="20"/>
+        </w:rPr>
+        <w:t xml:space="preserve">Para comprobar la configuración, realiza las siguientes pruebas de conectividad. </w:t>
+      </w:r>
+    </w:p>
+    <w:p>
+      <w:pPr>
+        <w:pStyle w:val="Heading4"/>
+        <w:shd w:val="clear" w:color="auto" w:fill="FFFFFF"/>
+        <w:spacing w:line="300" w:lineRule="exact"/>
+        <w:ind w:left="360" w:right="621"/>
+        <w:jc w:val="both"/>
+        <w:rPr>
+          <w:rFonts w:eastAsia="Arial Narrow" w:cs="Arial"/>
+          <w:spacing w:val="-2"/>
+          <w:sz w:val="20"/>
+          <w:szCs w:val="20"/>
+        </w:rPr>
+      </w:pPr>
+    </w:p>
+    <w:p>
+      <w:pPr>
+        <w:spacing w:line="300" w:lineRule="exact"/>
+        <w:jc w:val="both"/>
         <w:rPr>
           <w:rFonts w:ascii="Arial" w:eastAsia="Arial Narrow" w:hAnsi="Arial" w:cs="Arial"/>
           <w:b/>
@@ -3486,13 +4749,1066 @@
           <w:sz w:val="20"/>
           <w:szCs w:val="20"/>
         </w:rPr>
-        <w:t>www.bosch.com</w:t>
+      </w:pPr>
+      <w:r>
+        <w:rPr>
+          <w:rFonts w:ascii="Arial" w:eastAsia="Arial Narrow" w:hAnsi="Arial" w:cs="Arial"/>
+          <w:b/>
+          <w:bCs/>
+          <w:spacing w:val="-2"/>
+          <w:sz w:val="20"/>
+          <w:szCs w:val="20"/>
+        </w:rPr>
+        <w:t xml:space="preserve">       </w:t>
+      </w:r>
+      <w:r>
+        <w:rPr>
+          <w:rFonts w:ascii="Arial" w:eastAsia="Arial Narrow" w:hAnsi="Arial" w:cs="Arial"/>
+          <w:b/>
+          <w:bCs/>
+          <w:spacing w:val="-2"/>
+          <w:sz w:val="20"/>
+          <w:szCs w:val="20"/>
+        </w:rPr>
+        <w:t>Pruebas de conectividad interna</w:t>
       </w:r>
     </w:p>
     <w:p>
       <w:pPr>
         <w:spacing w:line="300" w:lineRule="exact"/>
-        <w:ind w:right="621"/>
+        <w:jc w:val="both"/>
+        <w:rPr>
+          <w:rFonts w:ascii="Arial" w:eastAsia="Arial Narrow" w:hAnsi="Arial" w:cs="Arial"/>
+          <w:spacing w:val="-2"/>
+          <w:sz w:val="20"/>
+          <w:szCs w:val="20"/>
+        </w:rPr>
+      </w:pPr>
+    </w:p>
+    <w:tbl>
+      <w:tblPr>
+        <w:tblW w:w="0" w:type="auto"/>
+        <w:tblInd w:w="421" w:type="dxa"/>
+        <w:tblBorders>
+          <w:top w:val="single" w:sz="4" w:space="0" w:color="auto"/>
+          <w:left w:val="single" w:sz="4" w:space="0" w:color="auto"/>
+          <w:bottom w:val="single" w:sz="4" w:space="0" w:color="auto"/>
+          <w:right w:val="single" w:sz="4" w:space="0" w:color="auto"/>
+          <w:insideH w:val="single" w:sz="4" w:space="0" w:color="auto"/>
+          <w:insideV w:val="single" w:sz="4" w:space="0" w:color="auto"/>
+        </w:tblBorders>
+        <w:tblLook w:val="01E0" w:firstRow="1" w:lastRow="1" w:firstColumn="1" w:lastColumn="1" w:noHBand="0" w:noVBand="0"/>
+      </w:tblPr>
+      <w:tblGrid>
+        <w:gridCol w:w="1842"/>
+        <w:gridCol w:w="2127"/>
+        <w:gridCol w:w="2469"/>
+        <w:gridCol w:w="3059"/>
+      </w:tblGrid>
+      <w:tr>
+        <w:trPr>
+          <w:trHeight w:val="454"/>
+        </w:trPr>
+        <w:tc>
+          <w:tcPr>
+            <w:tcW w:w="1842" w:type="dxa"/>
+            <w:vAlign w:val="center"/>
+          </w:tcPr>
+          <w:p>
+            <w:pPr>
+              <w:jc w:val="center"/>
+              <w:rPr>
+                <w:rFonts w:ascii="Arial" w:hAnsi="Arial" w:cs="Arial"/>
+                <w:b/>
+                <w:color w:val="000000"/>
+                <w:sz w:val="20"/>
+                <w:szCs w:val="20"/>
+              </w:rPr>
+            </w:pPr>
+            <w:r>
+              <w:rPr>
+                <w:rFonts w:ascii="Arial" w:hAnsi="Arial" w:cs="Arial"/>
+                <w:b/>
+                <w:color w:val="000000"/>
+                <w:sz w:val="20"/>
+                <w:szCs w:val="20"/>
+              </w:rPr>
+              <w:t>Desde</w:t>
+            </w:r>
+          </w:p>
+        </w:tc>
+        <w:tc>
+          <w:tcPr>
+            <w:tcW w:w="2127" w:type="dxa"/>
+            <w:vAlign w:val="center"/>
+          </w:tcPr>
+          <w:p>
+            <w:pPr>
+              <w:jc w:val="center"/>
+              <w:rPr>
+                <w:rFonts w:ascii="Arial" w:hAnsi="Arial" w:cs="Arial"/>
+                <w:b/>
+                <w:color w:val="000000"/>
+                <w:sz w:val="20"/>
+                <w:szCs w:val="20"/>
+              </w:rPr>
+            </w:pPr>
+            <w:r>
+              <w:rPr>
+                <w:rFonts w:ascii="Arial" w:hAnsi="Arial" w:cs="Arial"/>
+                <w:b/>
+                <w:color w:val="000000"/>
+                <w:sz w:val="20"/>
+                <w:szCs w:val="20"/>
+              </w:rPr>
+              <w:t>Hacia</w:t>
+            </w:r>
+          </w:p>
+        </w:tc>
+        <w:tc>
+          <w:tcPr>
+            <w:tcW w:w="2469" w:type="dxa"/>
+            <w:vAlign w:val="center"/>
+          </w:tcPr>
+          <w:p>
+            <w:pPr>
+              <w:jc w:val="center"/>
+              <w:rPr>
+                <w:rFonts w:ascii="Arial" w:hAnsi="Arial" w:cs="Arial"/>
+                <w:b/>
+                <w:color w:val="000000"/>
+                <w:sz w:val="20"/>
+                <w:szCs w:val="20"/>
+              </w:rPr>
+            </w:pPr>
+            <w:r>
+              <w:rPr>
+                <w:rFonts w:ascii="Arial" w:hAnsi="Arial" w:cs="Arial"/>
+                <w:b/>
+                <w:color w:val="000000"/>
+                <w:sz w:val="20"/>
+                <w:szCs w:val="20"/>
+              </w:rPr>
+              <w:t>Dirección IP (Hacia)</w:t>
+            </w:r>
+          </w:p>
+        </w:tc>
+        <w:tc>
+          <w:tcPr>
+            <w:tcW w:w="3059" w:type="dxa"/>
+            <w:vAlign w:val="center"/>
+          </w:tcPr>
+          <w:p>
+            <w:pPr>
+              <w:jc w:val="center"/>
+              <w:rPr>
+                <w:rFonts w:ascii="Arial" w:hAnsi="Arial" w:cs="Arial"/>
+                <w:b/>
+                <w:color w:val="000000"/>
+                <w:sz w:val="20"/>
+                <w:szCs w:val="20"/>
+              </w:rPr>
+            </w:pPr>
+            <w:r>
+              <w:rPr>
+                <w:rFonts w:ascii="Arial" w:hAnsi="Arial" w:cs="Arial"/>
+                <w:b/>
+                <w:color w:val="000000"/>
+                <w:sz w:val="20"/>
+                <w:szCs w:val="20"/>
+              </w:rPr>
+              <w:t xml:space="preserve">Ping </w:t>
+            </w:r>
+          </w:p>
+          <w:p>
+            <w:pPr>
+              <w:jc w:val="center"/>
+              <w:rPr>
+                <w:rFonts w:ascii="Arial" w:hAnsi="Arial" w:cs="Arial"/>
+                <w:b/>
+                <w:color w:val="000000"/>
+                <w:sz w:val="20"/>
+                <w:szCs w:val="20"/>
+              </w:rPr>
+            </w:pPr>
+            <w:r>
+              <w:rPr>
+                <w:rFonts w:ascii="Arial" w:hAnsi="Arial" w:cs="Arial"/>
+                <w:sz w:val="20"/>
+                <w:szCs w:val="20"/>
+              </w:rPr>
+              <w:t>(</w:t>
+            </w:r>
+            <w:proofErr w:type="spellStart"/>
+            <w:r>
+              <w:rPr>
+                <w:rFonts w:ascii="Arial" w:hAnsi="Arial" w:cs="Arial"/>
+                <w:sz w:val="20"/>
+                <w:szCs w:val="20"/>
+              </w:rPr>
+              <w:t>Fail</w:t>
+            </w:r>
+            <w:proofErr w:type="spellEnd"/>
+            <w:r>
+              <w:rPr>
+                <w:rFonts w:ascii="Arial" w:hAnsi="Arial" w:cs="Arial"/>
+                <w:sz w:val="20"/>
+                <w:szCs w:val="20"/>
+              </w:rPr>
+              <w:t xml:space="preserve"> / </w:t>
+            </w:r>
+            <w:proofErr w:type="spellStart"/>
+            <w:r>
+              <w:rPr>
+                <w:rFonts w:ascii="Arial" w:hAnsi="Arial" w:cs="Arial"/>
+                <w:sz w:val="20"/>
+                <w:szCs w:val="20"/>
+              </w:rPr>
+              <w:t>Success</w:t>
+            </w:r>
+            <w:proofErr w:type="spellEnd"/>
+            <w:r>
+              <w:rPr>
+                <w:rFonts w:ascii="Arial" w:hAnsi="Arial" w:cs="Arial"/>
+                <w:sz w:val="20"/>
+                <w:szCs w:val="20"/>
+              </w:rPr>
+              <w:t>)</w:t>
+            </w:r>
+          </w:p>
+        </w:tc>
+      </w:tr>
+      <w:tr>
+        <w:trPr>
+          <w:trHeight w:val="454"/>
+        </w:trPr>
+        <w:tc>
+          <w:tcPr>
+            <w:tcW w:w="1842" w:type="dxa"/>
+            <w:vAlign w:val="center"/>
+          </w:tcPr>
+          <w:p>
+            <w:pPr>
+              <w:spacing w:line="300" w:lineRule="exact"/>
+              <w:jc w:val="center"/>
+              <w:rPr>
+                <w:rFonts w:ascii="Arial" w:hAnsi="Arial" w:cs="Arial"/>
+                <w:b/>
+                <w:bCs/>
+                <w:color w:val="000000"/>
+                <w:sz w:val="20"/>
+                <w:szCs w:val="20"/>
+              </w:rPr>
+            </w:pPr>
+            <w:r>
+              <w:rPr>
+                <w:rFonts w:ascii="Arial" w:hAnsi="Arial" w:cs="Arial"/>
+                <w:b/>
+                <w:bCs/>
+                <w:color w:val="000000"/>
+                <w:sz w:val="20"/>
+                <w:szCs w:val="20"/>
+              </w:rPr>
+              <w:t>PC0</w:t>
+            </w:r>
+          </w:p>
+        </w:tc>
+        <w:tc>
+          <w:tcPr>
+            <w:tcW w:w="2127" w:type="dxa"/>
+            <w:vAlign w:val="center"/>
+          </w:tcPr>
+          <w:p>
+            <w:pPr>
+              <w:spacing w:line="300" w:lineRule="exact"/>
+              <w:jc w:val="center"/>
+              <w:rPr>
+                <w:rFonts w:ascii="Arial" w:hAnsi="Arial" w:cs="Arial"/>
+                <w:b/>
+                <w:bCs/>
+                <w:color w:val="000000"/>
+                <w:sz w:val="20"/>
+                <w:szCs w:val="20"/>
+              </w:rPr>
+            </w:pPr>
+            <w:r>
+              <w:rPr>
+                <w:rFonts w:ascii="Arial" w:hAnsi="Arial" w:cs="Arial"/>
+                <w:b/>
+                <w:bCs/>
+                <w:color w:val="000000"/>
+                <w:sz w:val="20"/>
+                <w:szCs w:val="20"/>
+              </w:rPr>
+              <w:t>PC3</w:t>
+            </w:r>
+          </w:p>
+        </w:tc>
+        <w:tc>
+          <w:tcPr>
+            <w:tcW w:w="2469" w:type="dxa"/>
+            <w:vAlign w:val="center"/>
+          </w:tcPr>
+          <w:p>
+            <w:pPr>
+              <w:spacing w:line="300" w:lineRule="exact"/>
+              <w:jc w:val="center"/>
+              <w:rPr>
+                <w:rFonts w:ascii="Arial" w:hAnsi="Arial" w:cs="Arial"/>
+                <w:b/>
+                <w:bCs/>
+                <w:color w:val="FF0000"/>
+                <w:sz w:val="20"/>
+                <w:szCs w:val="20"/>
+              </w:rPr>
+            </w:pPr>
+          </w:p>
+        </w:tc>
+        <w:tc>
+          <w:tcPr>
+            <w:tcW w:w="3059" w:type="dxa"/>
+            <w:vAlign w:val="center"/>
+          </w:tcPr>
+          <w:p>
+            <w:pPr>
+              <w:spacing w:line="300" w:lineRule="exact"/>
+              <w:rPr>
+                <w:rFonts w:ascii="Arial" w:hAnsi="Arial" w:cs="Arial"/>
+                <w:color w:val="FF0000"/>
+                <w:sz w:val="20"/>
+                <w:szCs w:val="20"/>
+              </w:rPr>
+            </w:pPr>
+          </w:p>
+        </w:tc>
+      </w:tr>
+      <w:tr>
+        <w:trPr>
+          <w:trHeight w:val="454"/>
+        </w:trPr>
+        <w:tc>
+          <w:tcPr>
+            <w:tcW w:w="1842" w:type="dxa"/>
+            <w:vAlign w:val="center"/>
+          </w:tcPr>
+          <w:p>
+            <w:pPr>
+              <w:spacing w:line="300" w:lineRule="exact"/>
+              <w:jc w:val="center"/>
+              <w:rPr>
+                <w:rFonts w:ascii="Arial" w:hAnsi="Arial" w:cs="Arial"/>
+                <w:b/>
+                <w:bCs/>
+                <w:color w:val="000000"/>
+                <w:sz w:val="20"/>
+                <w:szCs w:val="20"/>
+              </w:rPr>
+            </w:pPr>
+            <w:r>
+              <w:rPr>
+                <w:rFonts w:ascii="Arial" w:hAnsi="Arial" w:cs="Arial"/>
+                <w:b/>
+                <w:bCs/>
+                <w:color w:val="000000"/>
+                <w:sz w:val="20"/>
+                <w:szCs w:val="20"/>
+              </w:rPr>
+              <w:t>PC0</w:t>
+            </w:r>
+          </w:p>
+        </w:tc>
+        <w:tc>
+          <w:tcPr>
+            <w:tcW w:w="2127" w:type="dxa"/>
+            <w:vAlign w:val="center"/>
+          </w:tcPr>
+          <w:p>
+            <w:pPr>
+              <w:spacing w:line="300" w:lineRule="exact"/>
+              <w:jc w:val="center"/>
+              <w:rPr>
+                <w:rFonts w:ascii="Arial" w:hAnsi="Arial" w:cs="Arial"/>
+                <w:b/>
+                <w:bCs/>
+                <w:color w:val="000000"/>
+                <w:sz w:val="20"/>
+                <w:szCs w:val="20"/>
+              </w:rPr>
+            </w:pPr>
+            <w:r>
+              <w:rPr>
+                <w:rFonts w:ascii="Arial" w:hAnsi="Arial" w:cs="Arial"/>
+                <w:b/>
+                <w:bCs/>
+                <w:color w:val="000000"/>
+                <w:sz w:val="20"/>
+                <w:szCs w:val="20"/>
+              </w:rPr>
+              <w:t>PC4</w:t>
+            </w:r>
+          </w:p>
+        </w:tc>
+        <w:tc>
+          <w:tcPr>
+            <w:tcW w:w="2469" w:type="dxa"/>
+            <w:vAlign w:val="center"/>
+          </w:tcPr>
+          <w:p>
+            <w:pPr>
+              <w:spacing w:line="300" w:lineRule="exact"/>
+              <w:jc w:val="center"/>
+              <w:rPr>
+                <w:rFonts w:ascii="Arial" w:hAnsi="Arial" w:cs="Arial"/>
+                <w:b/>
+                <w:bCs/>
+                <w:color w:val="FF0000"/>
+                <w:sz w:val="20"/>
+                <w:szCs w:val="20"/>
+              </w:rPr>
+            </w:pPr>
+          </w:p>
+        </w:tc>
+        <w:tc>
+          <w:tcPr>
+            <w:tcW w:w="3059" w:type="dxa"/>
+            <w:vAlign w:val="center"/>
+          </w:tcPr>
+          <w:p>
+            <w:pPr>
+              <w:spacing w:line="300" w:lineRule="exact"/>
+              <w:rPr>
+                <w:rFonts w:ascii="Arial" w:hAnsi="Arial" w:cs="Arial"/>
+                <w:color w:val="FF0000"/>
+                <w:sz w:val="20"/>
+                <w:szCs w:val="20"/>
+              </w:rPr>
+            </w:pPr>
+          </w:p>
+        </w:tc>
+      </w:tr>
+      <w:tr>
+        <w:trPr>
+          <w:trHeight w:val="454"/>
+        </w:trPr>
+        <w:tc>
+          <w:tcPr>
+            <w:tcW w:w="1842" w:type="dxa"/>
+            <w:vAlign w:val="center"/>
+          </w:tcPr>
+          <w:p>
+            <w:pPr>
+              <w:spacing w:line="300" w:lineRule="exact"/>
+              <w:jc w:val="center"/>
+              <w:rPr>
+                <w:rFonts w:ascii="Arial" w:hAnsi="Arial" w:cs="Arial"/>
+                <w:b/>
+                <w:bCs/>
+                <w:color w:val="000000"/>
+                <w:sz w:val="20"/>
+                <w:szCs w:val="20"/>
+              </w:rPr>
+            </w:pPr>
+            <w:r>
+              <w:rPr>
+                <w:rFonts w:ascii="Arial" w:hAnsi="Arial" w:cs="Arial"/>
+                <w:b/>
+                <w:bCs/>
+                <w:color w:val="000000"/>
+                <w:sz w:val="20"/>
+                <w:szCs w:val="20"/>
+              </w:rPr>
+              <w:t>PC0</w:t>
+            </w:r>
+          </w:p>
+        </w:tc>
+        <w:tc>
+          <w:tcPr>
+            <w:tcW w:w="2127" w:type="dxa"/>
+            <w:vAlign w:val="center"/>
+          </w:tcPr>
+          <w:p>
+            <w:pPr>
+              <w:spacing w:line="300" w:lineRule="exact"/>
+              <w:jc w:val="center"/>
+              <w:rPr>
+                <w:rFonts w:ascii="Arial" w:hAnsi="Arial" w:cs="Arial"/>
+                <w:b/>
+                <w:bCs/>
+                <w:color w:val="000000"/>
+                <w:sz w:val="20"/>
+                <w:szCs w:val="20"/>
+              </w:rPr>
+            </w:pPr>
+            <w:r>
+              <w:rPr>
+                <w:rFonts w:ascii="Arial" w:hAnsi="Arial" w:cs="Arial"/>
+                <w:b/>
+                <w:bCs/>
+                <w:color w:val="000000"/>
+                <w:sz w:val="20"/>
+                <w:szCs w:val="20"/>
+              </w:rPr>
+              <w:t>PC</w:t>
+            </w:r>
+            <w:r>
+              <w:rPr>
+                <w:rFonts w:ascii="Arial" w:hAnsi="Arial" w:cs="Arial"/>
+                <w:b/>
+                <w:bCs/>
+                <w:color w:val="000000"/>
+                <w:sz w:val="20"/>
+                <w:szCs w:val="20"/>
+              </w:rPr>
+              <w:t>5</w:t>
+            </w:r>
+          </w:p>
+        </w:tc>
+        <w:tc>
+          <w:tcPr>
+            <w:tcW w:w="2469" w:type="dxa"/>
+            <w:vAlign w:val="center"/>
+          </w:tcPr>
+          <w:p>
+            <w:pPr>
+              <w:spacing w:line="300" w:lineRule="exact"/>
+              <w:jc w:val="center"/>
+              <w:rPr>
+                <w:rFonts w:ascii="Arial" w:hAnsi="Arial" w:cs="Arial"/>
+                <w:b/>
+                <w:bCs/>
+                <w:color w:val="FF0000"/>
+                <w:sz w:val="20"/>
+                <w:szCs w:val="20"/>
+              </w:rPr>
+            </w:pPr>
+          </w:p>
+        </w:tc>
+        <w:tc>
+          <w:tcPr>
+            <w:tcW w:w="3059" w:type="dxa"/>
+            <w:vAlign w:val="center"/>
+          </w:tcPr>
+          <w:p>
+            <w:pPr>
+              <w:spacing w:line="300" w:lineRule="exact"/>
+              <w:rPr>
+                <w:rFonts w:ascii="Arial" w:hAnsi="Arial" w:cs="Arial"/>
+                <w:color w:val="FF0000"/>
+                <w:sz w:val="20"/>
+                <w:szCs w:val="20"/>
+              </w:rPr>
+            </w:pPr>
+          </w:p>
+        </w:tc>
+      </w:tr>
+      <w:tr>
+        <w:trPr>
+          <w:trHeight w:val="454"/>
+        </w:trPr>
+        <w:tc>
+          <w:tcPr>
+            <w:tcW w:w="1842" w:type="dxa"/>
+            <w:vAlign w:val="center"/>
+          </w:tcPr>
+          <w:p>
+            <w:pPr>
+              <w:spacing w:line="300" w:lineRule="exact"/>
+              <w:jc w:val="center"/>
+              <w:rPr>
+                <w:rFonts w:ascii="Arial" w:hAnsi="Arial" w:cs="Arial"/>
+                <w:b/>
+                <w:bCs/>
+                <w:color w:val="000000"/>
+                <w:sz w:val="20"/>
+                <w:szCs w:val="20"/>
+              </w:rPr>
+            </w:pPr>
+            <w:r>
+              <w:rPr>
+                <w:rFonts w:ascii="Arial" w:hAnsi="Arial" w:cs="Arial"/>
+                <w:b/>
+                <w:bCs/>
+                <w:color w:val="000000"/>
+                <w:sz w:val="20"/>
+                <w:szCs w:val="20"/>
+              </w:rPr>
+              <w:t>PC0</w:t>
+            </w:r>
+          </w:p>
+        </w:tc>
+        <w:tc>
+          <w:tcPr>
+            <w:tcW w:w="2127" w:type="dxa"/>
+            <w:vAlign w:val="center"/>
+          </w:tcPr>
+          <w:p>
+            <w:pPr>
+              <w:spacing w:line="300" w:lineRule="exact"/>
+              <w:jc w:val="center"/>
+              <w:rPr>
+                <w:rFonts w:ascii="Arial" w:hAnsi="Arial" w:cs="Arial"/>
+                <w:b/>
+                <w:bCs/>
+                <w:color w:val="000000"/>
+                <w:sz w:val="20"/>
+                <w:szCs w:val="20"/>
+              </w:rPr>
+            </w:pPr>
+            <w:r>
+              <w:rPr>
+                <w:rFonts w:ascii="Arial" w:hAnsi="Arial" w:cs="Arial"/>
+                <w:b/>
+                <w:bCs/>
+                <w:color w:val="000000"/>
+                <w:sz w:val="20"/>
+                <w:szCs w:val="20"/>
+              </w:rPr>
+              <w:t>PC</w:t>
+            </w:r>
+            <w:r>
+              <w:rPr>
+                <w:rFonts w:ascii="Arial" w:hAnsi="Arial" w:cs="Arial"/>
+                <w:b/>
+                <w:bCs/>
+                <w:color w:val="000000"/>
+                <w:sz w:val="20"/>
+                <w:szCs w:val="20"/>
+              </w:rPr>
+              <w:t>-B</w:t>
+            </w:r>
+          </w:p>
+        </w:tc>
+        <w:tc>
+          <w:tcPr>
+            <w:tcW w:w="2469" w:type="dxa"/>
+            <w:vAlign w:val="center"/>
+          </w:tcPr>
+          <w:p>
+            <w:pPr>
+              <w:spacing w:line="300" w:lineRule="exact"/>
+              <w:jc w:val="center"/>
+              <w:rPr>
+                <w:rFonts w:ascii="Arial" w:hAnsi="Arial" w:cs="Arial"/>
+                <w:b/>
+                <w:bCs/>
+                <w:color w:val="FF0000"/>
+                <w:sz w:val="20"/>
+                <w:szCs w:val="20"/>
+              </w:rPr>
+            </w:pPr>
+          </w:p>
+        </w:tc>
+        <w:tc>
+          <w:tcPr>
+            <w:tcW w:w="3059" w:type="dxa"/>
+            <w:vAlign w:val="center"/>
+          </w:tcPr>
+          <w:p>
+            <w:pPr>
+              <w:spacing w:line="300" w:lineRule="exact"/>
+              <w:rPr>
+                <w:rFonts w:ascii="Arial" w:hAnsi="Arial" w:cs="Arial"/>
+                <w:color w:val="FF0000"/>
+                <w:sz w:val="20"/>
+                <w:szCs w:val="20"/>
+              </w:rPr>
+            </w:pPr>
+          </w:p>
+        </w:tc>
+      </w:tr>
+      <w:tr>
+        <w:trPr>
+          <w:trHeight w:val="454"/>
+        </w:trPr>
+        <w:tc>
+          <w:tcPr>
+            <w:tcW w:w="1842" w:type="dxa"/>
+            <w:vAlign w:val="center"/>
+          </w:tcPr>
+          <w:p>
+            <w:pPr>
+              <w:spacing w:line="300" w:lineRule="exact"/>
+              <w:jc w:val="center"/>
+              <w:rPr>
+                <w:rFonts w:ascii="Arial" w:hAnsi="Arial" w:cs="Arial"/>
+                <w:b/>
+                <w:bCs/>
+                <w:color w:val="000000"/>
+                <w:sz w:val="20"/>
+                <w:szCs w:val="20"/>
+              </w:rPr>
+            </w:pPr>
+            <w:r>
+              <w:rPr>
+                <w:rFonts w:ascii="Arial" w:hAnsi="Arial" w:cs="Arial"/>
+                <w:b/>
+                <w:bCs/>
+                <w:color w:val="000000"/>
+                <w:sz w:val="20"/>
+                <w:szCs w:val="20"/>
+              </w:rPr>
+              <w:t>PC0</w:t>
+            </w:r>
+          </w:p>
+        </w:tc>
+        <w:tc>
+          <w:tcPr>
+            <w:tcW w:w="2127" w:type="dxa"/>
+            <w:vAlign w:val="center"/>
+          </w:tcPr>
+          <w:p>
+            <w:pPr>
+              <w:spacing w:line="300" w:lineRule="exact"/>
+              <w:jc w:val="center"/>
+              <w:rPr>
+                <w:rFonts w:ascii="Arial" w:hAnsi="Arial" w:cs="Arial"/>
+                <w:b/>
+                <w:bCs/>
+                <w:color w:val="000000"/>
+                <w:sz w:val="20"/>
+                <w:szCs w:val="20"/>
+              </w:rPr>
+            </w:pPr>
+            <w:r>
+              <w:rPr>
+                <w:rFonts w:ascii="Arial" w:hAnsi="Arial" w:cs="Arial"/>
+                <w:b/>
+                <w:bCs/>
+                <w:color w:val="000000"/>
+                <w:sz w:val="20"/>
+                <w:szCs w:val="20"/>
+              </w:rPr>
+              <w:t>S1</w:t>
+            </w:r>
+          </w:p>
+        </w:tc>
+        <w:tc>
+          <w:tcPr>
+            <w:tcW w:w="2469" w:type="dxa"/>
+            <w:vAlign w:val="center"/>
+          </w:tcPr>
+          <w:p>
+            <w:pPr>
+              <w:spacing w:line="300" w:lineRule="exact"/>
+              <w:jc w:val="center"/>
+              <w:rPr>
+                <w:rFonts w:ascii="Arial" w:hAnsi="Arial" w:cs="Arial"/>
+                <w:b/>
+                <w:bCs/>
+                <w:color w:val="FF0000"/>
+                <w:sz w:val="20"/>
+                <w:szCs w:val="20"/>
+              </w:rPr>
+            </w:pPr>
+            <w:r>
+              <w:rPr>
+                <w:rFonts w:ascii="Arial" w:hAnsi="Arial" w:cs="Arial"/>
+                <w:b/>
+                <w:bCs/>
+                <w:color w:val="FF0000"/>
+                <w:sz w:val="20"/>
+                <w:szCs w:val="20"/>
+              </w:rPr>
+              <w:t>192.168.99.1</w:t>
+            </w:r>
+          </w:p>
+        </w:tc>
+        <w:tc>
+          <w:tcPr>
+            <w:tcW w:w="3059" w:type="dxa"/>
+            <w:vAlign w:val="center"/>
+          </w:tcPr>
+          <w:p>
+            <w:pPr>
+              <w:spacing w:line="300" w:lineRule="exact"/>
+              <w:rPr>
+                <w:rFonts w:ascii="Arial" w:hAnsi="Arial" w:cs="Arial"/>
+                <w:color w:val="FF0000"/>
+                <w:sz w:val="20"/>
+                <w:szCs w:val="20"/>
+              </w:rPr>
+            </w:pPr>
+          </w:p>
+        </w:tc>
+      </w:tr>
+      <w:tr>
+        <w:trPr>
+          <w:trHeight w:val="454"/>
+        </w:trPr>
+        <w:tc>
+          <w:tcPr>
+            <w:tcW w:w="1842" w:type="dxa"/>
+            <w:vAlign w:val="center"/>
+          </w:tcPr>
+          <w:p>
+            <w:pPr>
+              <w:spacing w:line="300" w:lineRule="exact"/>
+              <w:jc w:val="center"/>
+              <w:rPr>
+                <w:rFonts w:ascii="Arial" w:hAnsi="Arial" w:cs="Arial"/>
+                <w:b/>
+                <w:bCs/>
+                <w:color w:val="000000"/>
+                <w:sz w:val="20"/>
+                <w:szCs w:val="20"/>
+              </w:rPr>
+            </w:pPr>
+            <w:r>
+              <w:rPr>
+                <w:rFonts w:ascii="Arial" w:hAnsi="Arial" w:cs="Arial"/>
+                <w:b/>
+                <w:bCs/>
+                <w:color w:val="000000"/>
+                <w:sz w:val="20"/>
+                <w:szCs w:val="20"/>
+              </w:rPr>
+              <w:t>PC0</w:t>
+            </w:r>
+          </w:p>
+        </w:tc>
+        <w:tc>
+          <w:tcPr>
+            <w:tcW w:w="2127" w:type="dxa"/>
+            <w:vAlign w:val="center"/>
+          </w:tcPr>
+          <w:p>
+            <w:pPr>
+              <w:spacing w:line="300" w:lineRule="exact"/>
+              <w:jc w:val="center"/>
+              <w:rPr>
+                <w:rFonts w:ascii="Arial" w:hAnsi="Arial" w:cs="Arial"/>
+                <w:b/>
+                <w:bCs/>
+                <w:color w:val="000000"/>
+                <w:sz w:val="20"/>
+                <w:szCs w:val="20"/>
+              </w:rPr>
+            </w:pPr>
+            <w:r>
+              <w:rPr>
+                <w:rFonts w:ascii="Arial" w:hAnsi="Arial" w:cs="Arial"/>
+                <w:b/>
+                <w:bCs/>
+                <w:color w:val="000000"/>
+                <w:sz w:val="20"/>
+                <w:szCs w:val="20"/>
+              </w:rPr>
+              <w:t>S</w:t>
+            </w:r>
+            <w:r>
+              <w:rPr>
+                <w:rFonts w:ascii="Arial" w:hAnsi="Arial" w:cs="Arial"/>
+                <w:b/>
+                <w:bCs/>
+                <w:color w:val="000000"/>
+                <w:sz w:val="20"/>
+                <w:szCs w:val="20"/>
+              </w:rPr>
+              <w:t>2</w:t>
+            </w:r>
+          </w:p>
+        </w:tc>
+        <w:tc>
+          <w:tcPr>
+            <w:tcW w:w="2469" w:type="dxa"/>
+            <w:vAlign w:val="center"/>
+          </w:tcPr>
+          <w:p>
+            <w:pPr>
+              <w:spacing w:line="300" w:lineRule="exact"/>
+              <w:jc w:val="center"/>
+              <w:rPr>
+                <w:rFonts w:ascii="Arial" w:hAnsi="Arial" w:cs="Arial"/>
+                <w:b/>
+                <w:bCs/>
+                <w:color w:val="FF0000"/>
+                <w:sz w:val="20"/>
+                <w:szCs w:val="20"/>
+              </w:rPr>
+            </w:pPr>
+            <w:r>
+              <w:rPr>
+                <w:rFonts w:ascii="Arial" w:hAnsi="Arial" w:cs="Arial"/>
+                <w:b/>
+                <w:bCs/>
+                <w:color w:val="FF0000"/>
+                <w:sz w:val="20"/>
+                <w:szCs w:val="20"/>
+              </w:rPr>
+              <w:t>192.168.99.</w:t>
+            </w:r>
+            <w:r>
+              <w:rPr>
+                <w:rFonts w:ascii="Arial" w:hAnsi="Arial" w:cs="Arial"/>
+                <w:b/>
+                <w:bCs/>
+                <w:color w:val="FF0000"/>
+                <w:sz w:val="20"/>
+                <w:szCs w:val="20"/>
+              </w:rPr>
+              <w:t>2</w:t>
+            </w:r>
+          </w:p>
+        </w:tc>
+        <w:tc>
+          <w:tcPr>
+            <w:tcW w:w="3059" w:type="dxa"/>
+            <w:vAlign w:val="center"/>
+          </w:tcPr>
+          <w:p>
+            <w:pPr>
+              <w:spacing w:line="300" w:lineRule="exact"/>
+              <w:rPr>
+                <w:rFonts w:ascii="Arial" w:hAnsi="Arial" w:cs="Arial"/>
+                <w:color w:val="FF0000"/>
+                <w:sz w:val="20"/>
+                <w:szCs w:val="20"/>
+              </w:rPr>
+            </w:pPr>
+          </w:p>
+        </w:tc>
+      </w:tr>
+      <w:tr>
+        <w:trPr>
+          <w:trHeight w:val="454"/>
+        </w:trPr>
+        <w:tc>
+          <w:tcPr>
+            <w:tcW w:w="1842" w:type="dxa"/>
+            <w:vAlign w:val="center"/>
+          </w:tcPr>
+          <w:p>
+            <w:pPr>
+              <w:spacing w:line="300" w:lineRule="exact"/>
+              <w:jc w:val="center"/>
+              <w:rPr>
+                <w:rFonts w:ascii="Arial" w:hAnsi="Arial" w:cs="Arial"/>
+                <w:b/>
+                <w:bCs/>
+                <w:color w:val="000000"/>
+                <w:sz w:val="20"/>
+                <w:szCs w:val="20"/>
+              </w:rPr>
+            </w:pPr>
+            <w:r>
+              <w:rPr>
+                <w:rFonts w:ascii="Arial" w:hAnsi="Arial" w:cs="Arial"/>
+                <w:b/>
+                <w:bCs/>
+                <w:color w:val="000000"/>
+                <w:sz w:val="20"/>
+                <w:szCs w:val="20"/>
+              </w:rPr>
+              <w:t>PC0</w:t>
+            </w:r>
+          </w:p>
+        </w:tc>
+        <w:tc>
+          <w:tcPr>
+            <w:tcW w:w="2127" w:type="dxa"/>
+            <w:vAlign w:val="center"/>
+          </w:tcPr>
+          <w:p>
+            <w:pPr>
+              <w:spacing w:line="300" w:lineRule="exact"/>
+              <w:jc w:val="center"/>
+              <w:rPr>
+                <w:rFonts w:ascii="Arial" w:hAnsi="Arial" w:cs="Arial"/>
+                <w:b/>
+                <w:bCs/>
+                <w:color w:val="000000"/>
+                <w:sz w:val="20"/>
+                <w:szCs w:val="20"/>
+              </w:rPr>
+            </w:pPr>
+            <w:r>
+              <w:rPr>
+                <w:rFonts w:ascii="Arial" w:hAnsi="Arial" w:cs="Arial"/>
+                <w:b/>
+                <w:bCs/>
+                <w:color w:val="000000"/>
+                <w:sz w:val="20"/>
+                <w:szCs w:val="20"/>
+              </w:rPr>
+              <w:t>S</w:t>
+            </w:r>
+            <w:r>
+              <w:rPr>
+                <w:rFonts w:ascii="Arial" w:hAnsi="Arial" w:cs="Arial"/>
+                <w:b/>
+                <w:bCs/>
+                <w:color w:val="000000"/>
+                <w:sz w:val="20"/>
+                <w:szCs w:val="20"/>
+              </w:rPr>
+              <w:t>3</w:t>
+            </w:r>
+          </w:p>
+        </w:tc>
+        <w:tc>
+          <w:tcPr>
+            <w:tcW w:w="2469" w:type="dxa"/>
+            <w:vAlign w:val="center"/>
+          </w:tcPr>
+          <w:p>
+            <w:pPr>
+              <w:spacing w:line="300" w:lineRule="exact"/>
+              <w:jc w:val="center"/>
+              <w:rPr>
+                <w:rFonts w:ascii="Arial" w:hAnsi="Arial" w:cs="Arial"/>
+                <w:b/>
+                <w:bCs/>
+                <w:color w:val="FF0000"/>
+                <w:sz w:val="20"/>
+                <w:szCs w:val="20"/>
+              </w:rPr>
+            </w:pPr>
+            <w:r>
+              <w:rPr>
+                <w:rFonts w:ascii="Arial" w:hAnsi="Arial" w:cs="Arial"/>
+                <w:b/>
+                <w:bCs/>
+                <w:color w:val="FF0000"/>
+                <w:sz w:val="20"/>
+                <w:szCs w:val="20"/>
+              </w:rPr>
+              <w:t>192.168.99.</w:t>
+            </w:r>
+            <w:r>
+              <w:rPr>
+                <w:rFonts w:ascii="Arial" w:hAnsi="Arial" w:cs="Arial"/>
+                <w:b/>
+                <w:bCs/>
+                <w:color w:val="FF0000"/>
+                <w:sz w:val="20"/>
+                <w:szCs w:val="20"/>
+              </w:rPr>
+              <w:t>3</w:t>
+            </w:r>
+          </w:p>
+        </w:tc>
+        <w:tc>
+          <w:tcPr>
+            <w:tcW w:w="3059" w:type="dxa"/>
+            <w:vAlign w:val="center"/>
+          </w:tcPr>
+          <w:p>
+            <w:pPr>
+              <w:spacing w:line="300" w:lineRule="exact"/>
+              <w:rPr>
+                <w:rFonts w:ascii="Arial" w:hAnsi="Arial" w:cs="Arial"/>
+                <w:color w:val="FF0000"/>
+                <w:sz w:val="20"/>
+                <w:szCs w:val="20"/>
+              </w:rPr>
+            </w:pPr>
+          </w:p>
+        </w:tc>
+      </w:tr>
+    </w:tbl>
+    <w:p>
+      <w:pPr>
+        <w:spacing w:line="300" w:lineRule="exact"/>
         <w:jc w:val="both"/>
         <w:rPr>
           <w:rFonts w:ascii="Arial" w:eastAsia="Arial Narrow" w:hAnsi="Arial" w:cs="Arial"/>
@@ -3516,11 +5832,80 @@
       <w:r>
         <w:rPr>
           <w:rFonts w:ascii="Arial" w:eastAsia="Arial Narrow" w:hAnsi="Arial" w:cs="Arial"/>
-          <w:spacing w:val="-2"/>
-          <w:sz w:val="20"/>
-          <w:szCs w:val="20"/>
-        </w:rPr>
-        <w:t>Para comprobar la configuración, realiza las siguientes pruebas de conectividad. Todos los pings, los accesos por web y los accesos remotos por telnet deben ser exitosos. En caso contrario, deberás identificar y corregir la falla.</w:t>
+          <w:b/>
+          <w:bCs/>
+          <w:spacing w:val="-2"/>
+          <w:sz w:val="20"/>
+          <w:szCs w:val="20"/>
+        </w:rPr>
+        <w:t xml:space="preserve">        </w:t>
+      </w:r>
+      <w:r>
+        <w:rPr>
+          <w:rFonts w:ascii="Arial" w:eastAsia="Arial Narrow" w:hAnsi="Arial" w:cs="Arial"/>
+          <w:b/>
+          <w:bCs/>
+          <w:spacing w:val="-2"/>
+          <w:sz w:val="20"/>
+          <w:szCs w:val="20"/>
+        </w:rPr>
+        <w:t xml:space="preserve">Pruebas de conectividad </w:t>
+      </w:r>
+      <w:r>
+        <w:rPr>
+          <w:rFonts w:ascii="Arial" w:eastAsia="Arial Narrow" w:hAnsi="Arial" w:cs="Arial"/>
+          <w:b/>
+          <w:bCs/>
+          <w:spacing w:val="-2"/>
+          <w:sz w:val="20"/>
+          <w:szCs w:val="20"/>
+        </w:rPr>
+        <w:t>por WEB.</w:t>
+      </w:r>
+      <w:r>
+        <w:rPr>
+          <w:rFonts w:ascii="Arial" w:eastAsia="Arial Narrow" w:hAnsi="Arial" w:cs="Arial"/>
+          <w:spacing w:val="-2"/>
+          <w:sz w:val="20"/>
+          <w:szCs w:val="20"/>
+        </w:rPr>
+        <w:t xml:space="preserve"> </w:t>
+      </w:r>
+      <w:r>
+        <w:rPr>
+          <w:rFonts w:ascii="Arial" w:eastAsia="Arial Narrow" w:hAnsi="Arial" w:cs="Arial"/>
+          <w:spacing w:val="-2"/>
+          <w:sz w:val="20"/>
+          <w:szCs w:val="20"/>
+        </w:rPr>
+        <w:t xml:space="preserve">NOTA: Debe funcionar el acceso por IP </w:t>
+      </w:r>
+      <w:r>
+        <w:rPr>
+          <w:rFonts w:ascii="Arial" w:eastAsia="Arial Narrow" w:hAnsi="Arial" w:cs="Arial"/>
+          <w:spacing w:val="-2"/>
+          <w:sz w:val="20"/>
+          <w:szCs w:val="20"/>
+        </w:rPr>
+        <w:t>y</w:t>
+      </w:r>
+      <w:r>
+        <w:rPr>
+          <w:rFonts w:ascii="Arial" w:eastAsia="Arial Narrow" w:hAnsi="Arial" w:cs="Arial"/>
+          <w:spacing w:val="-2"/>
+          <w:sz w:val="20"/>
+          <w:szCs w:val="20"/>
+        </w:rPr>
+        <w:t xml:space="preserve"> por nombre de dominio</w:t>
+      </w:r>
+      <w:r>
+        <w:rPr>
+          <w:rFonts w:ascii="Arial" w:eastAsia="Arial Narrow" w:hAnsi="Arial" w:cs="Arial"/>
+          <w:spacing w:val="-2"/>
+          <w:sz w:val="20"/>
+          <w:szCs w:val="20"/>
+        </w:rPr>
+        <w:t>.</w:t>
       </w:r>
     </w:p>
     <w:p>
@@ -3535,19 +5920,716 @@
         </w:rPr>
       </w:pPr>
     </w:p>
+    <w:tbl>
+      <w:tblPr>
+        <w:tblW w:w="0" w:type="auto"/>
+        <w:tblInd w:w="421" w:type="dxa"/>
+        <w:tblBorders>
+          <w:top w:val="single" w:sz="4" w:space="0" w:color="auto"/>
+          <w:left w:val="single" w:sz="4" w:space="0" w:color="auto"/>
+          <w:bottom w:val="single" w:sz="4" w:space="0" w:color="auto"/>
+          <w:right w:val="single" w:sz="4" w:space="0" w:color="auto"/>
+          <w:insideH w:val="single" w:sz="4" w:space="0" w:color="auto"/>
+          <w:insideV w:val="single" w:sz="4" w:space="0" w:color="auto"/>
+        </w:tblBorders>
+        <w:tblLook w:val="01E0" w:firstRow="1" w:lastRow="1" w:firstColumn="1" w:lastColumn="1" w:noHBand="0" w:noVBand="0"/>
+      </w:tblPr>
+      <w:tblGrid>
+        <w:gridCol w:w="1842"/>
+        <w:gridCol w:w="2127"/>
+        <w:gridCol w:w="2469"/>
+        <w:gridCol w:w="3059"/>
+      </w:tblGrid>
+      <w:tr>
+        <w:trPr>
+          <w:trHeight w:val="454"/>
+        </w:trPr>
+        <w:tc>
+          <w:tcPr>
+            <w:tcW w:w="1842" w:type="dxa"/>
+            <w:vAlign w:val="center"/>
+          </w:tcPr>
+          <w:p>
+            <w:pPr>
+              <w:jc w:val="center"/>
+              <w:rPr>
+                <w:rFonts w:ascii="Arial" w:hAnsi="Arial" w:cs="Arial"/>
+                <w:b/>
+                <w:color w:val="000000"/>
+                <w:sz w:val="20"/>
+                <w:szCs w:val="20"/>
+              </w:rPr>
+            </w:pPr>
+            <w:r>
+              <w:rPr>
+                <w:rFonts w:ascii="Arial" w:hAnsi="Arial" w:cs="Arial"/>
+                <w:b/>
+                <w:color w:val="000000"/>
+                <w:sz w:val="20"/>
+                <w:szCs w:val="20"/>
+              </w:rPr>
+              <w:t>Desde</w:t>
+            </w:r>
+          </w:p>
+        </w:tc>
+        <w:tc>
+          <w:tcPr>
+            <w:tcW w:w="2127" w:type="dxa"/>
+            <w:vAlign w:val="center"/>
+          </w:tcPr>
+          <w:p>
+            <w:pPr>
+              <w:jc w:val="center"/>
+              <w:rPr>
+                <w:rFonts w:ascii="Arial" w:hAnsi="Arial" w:cs="Arial"/>
+                <w:b/>
+                <w:color w:val="000000"/>
+                <w:sz w:val="20"/>
+                <w:szCs w:val="20"/>
+              </w:rPr>
+            </w:pPr>
+            <w:r>
+              <w:rPr>
+                <w:rFonts w:ascii="Arial" w:hAnsi="Arial" w:cs="Arial"/>
+                <w:b/>
+                <w:color w:val="000000"/>
+                <w:sz w:val="20"/>
+                <w:szCs w:val="20"/>
+              </w:rPr>
+              <w:t>Hacia</w:t>
+            </w:r>
+          </w:p>
+        </w:tc>
+        <w:tc>
+          <w:tcPr>
+            <w:tcW w:w="2469" w:type="dxa"/>
+            <w:vAlign w:val="center"/>
+          </w:tcPr>
+          <w:p>
+            <w:pPr>
+              <w:jc w:val="center"/>
+              <w:rPr>
+                <w:rFonts w:ascii="Arial" w:hAnsi="Arial" w:cs="Arial"/>
+                <w:b/>
+                <w:color w:val="000000"/>
+                <w:sz w:val="20"/>
+                <w:szCs w:val="20"/>
+              </w:rPr>
+            </w:pPr>
+            <w:r>
+              <w:rPr>
+                <w:rFonts w:ascii="Arial" w:hAnsi="Arial" w:cs="Arial"/>
+                <w:b/>
+                <w:color w:val="000000"/>
+                <w:sz w:val="20"/>
+                <w:szCs w:val="20"/>
+              </w:rPr>
+              <w:t>Dirección IP (Hacia)</w:t>
+            </w:r>
+          </w:p>
+        </w:tc>
+        <w:tc>
+          <w:tcPr>
+            <w:tcW w:w="3059" w:type="dxa"/>
+            <w:vAlign w:val="center"/>
+          </w:tcPr>
+          <w:p>
+            <w:pPr>
+              <w:jc w:val="center"/>
+              <w:rPr>
+                <w:rFonts w:ascii="Arial" w:hAnsi="Arial" w:cs="Arial"/>
+                <w:b/>
+                <w:color w:val="000000"/>
+                <w:sz w:val="20"/>
+                <w:szCs w:val="20"/>
+              </w:rPr>
+            </w:pPr>
+            <w:r>
+              <w:rPr>
+                <w:rFonts w:ascii="Arial" w:hAnsi="Arial" w:cs="Arial"/>
+                <w:b/>
+                <w:color w:val="000000"/>
+                <w:sz w:val="20"/>
+                <w:szCs w:val="20"/>
+              </w:rPr>
+              <w:t xml:space="preserve">Ping </w:t>
+            </w:r>
+          </w:p>
+          <w:p>
+            <w:pPr>
+              <w:jc w:val="center"/>
+              <w:rPr>
+                <w:rFonts w:ascii="Arial" w:hAnsi="Arial" w:cs="Arial"/>
+                <w:b/>
+                <w:color w:val="000000"/>
+                <w:sz w:val="20"/>
+                <w:szCs w:val="20"/>
+              </w:rPr>
+            </w:pPr>
+            <w:r>
+              <w:rPr>
+                <w:rFonts w:ascii="Arial" w:hAnsi="Arial" w:cs="Arial"/>
+                <w:sz w:val="20"/>
+                <w:szCs w:val="20"/>
+              </w:rPr>
+              <w:t>(</w:t>
+            </w:r>
+            <w:proofErr w:type="spellStart"/>
+            <w:r>
+              <w:rPr>
+                <w:rFonts w:ascii="Arial" w:hAnsi="Arial" w:cs="Arial"/>
+                <w:sz w:val="20"/>
+                <w:szCs w:val="20"/>
+              </w:rPr>
+              <w:t>Fail</w:t>
+            </w:r>
+            <w:proofErr w:type="spellEnd"/>
+            <w:r>
+              <w:rPr>
+                <w:rFonts w:ascii="Arial" w:hAnsi="Arial" w:cs="Arial"/>
+                <w:sz w:val="20"/>
+                <w:szCs w:val="20"/>
+              </w:rPr>
+              <w:t xml:space="preserve"> / </w:t>
+            </w:r>
+            <w:proofErr w:type="spellStart"/>
+            <w:r>
+              <w:rPr>
+                <w:rFonts w:ascii="Arial" w:hAnsi="Arial" w:cs="Arial"/>
+                <w:sz w:val="20"/>
+                <w:szCs w:val="20"/>
+              </w:rPr>
+              <w:t>Success</w:t>
+            </w:r>
+            <w:proofErr w:type="spellEnd"/>
+            <w:r>
+              <w:rPr>
+                <w:rFonts w:ascii="Arial" w:hAnsi="Arial" w:cs="Arial"/>
+                <w:sz w:val="20"/>
+                <w:szCs w:val="20"/>
+              </w:rPr>
+              <w:t>)</w:t>
+            </w:r>
+          </w:p>
+        </w:tc>
+      </w:tr>
+      <w:tr>
+        <w:trPr>
+          <w:trHeight w:val="454"/>
+        </w:trPr>
+        <w:tc>
+          <w:tcPr>
+            <w:tcW w:w="1842" w:type="dxa"/>
+            <w:vAlign w:val="center"/>
+          </w:tcPr>
+          <w:p>
+            <w:pPr>
+              <w:spacing w:line="300" w:lineRule="exact"/>
+              <w:jc w:val="center"/>
+              <w:rPr>
+                <w:rFonts w:ascii="Arial" w:hAnsi="Arial" w:cs="Arial"/>
+                <w:b/>
+                <w:bCs/>
+                <w:color w:val="000000"/>
+                <w:sz w:val="20"/>
+                <w:szCs w:val="20"/>
+              </w:rPr>
+            </w:pPr>
+            <w:r>
+              <w:rPr>
+                <w:rFonts w:ascii="Arial" w:hAnsi="Arial" w:cs="Arial"/>
+                <w:b/>
+                <w:bCs/>
+                <w:color w:val="000000"/>
+                <w:sz w:val="20"/>
+                <w:szCs w:val="20"/>
+              </w:rPr>
+              <w:t>PC0</w:t>
+            </w:r>
+          </w:p>
+        </w:tc>
+        <w:tc>
+          <w:tcPr>
+            <w:tcW w:w="2127" w:type="dxa"/>
+            <w:vAlign w:val="center"/>
+          </w:tcPr>
+          <w:p>
+            <w:pPr>
+              <w:spacing w:line="300" w:lineRule="exact"/>
+              <w:jc w:val="center"/>
+              <w:rPr>
+                <w:rFonts w:ascii="Arial" w:hAnsi="Arial" w:cs="Arial"/>
+                <w:b/>
+                <w:bCs/>
+                <w:color w:val="000000"/>
+                <w:sz w:val="20"/>
+                <w:szCs w:val="20"/>
+              </w:rPr>
+            </w:pPr>
+            <w:r>
+              <w:rPr>
+                <w:rFonts w:ascii="Arial" w:hAnsi="Arial" w:cs="Arial"/>
+                <w:b/>
+                <w:bCs/>
+                <w:color w:val="000000"/>
+                <w:sz w:val="20"/>
+                <w:szCs w:val="20"/>
+              </w:rPr>
+              <w:t>youtube.com</w:t>
+            </w:r>
+          </w:p>
+        </w:tc>
+        <w:tc>
+          <w:tcPr>
+            <w:tcW w:w="2469" w:type="dxa"/>
+            <w:vAlign w:val="center"/>
+          </w:tcPr>
+          <w:p>
+            <w:pPr>
+              <w:spacing w:line="300" w:lineRule="exact"/>
+              <w:jc w:val="center"/>
+              <w:rPr>
+                <w:rFonts w:ascii="Arial" w:hAnsi="Arial" w:cs="Arial"/>
+                <w:b/>
+                <w:bCs/>
+                <w:color w:val="FF0000"/>
+                <w:sz w:val="20"/>
+                <w:szCs w:val="20"/>
+              </w:rPr>
+            </w:pPr>
+            <w:r>
+              <w:rPr>
+                <w:rFonts w:ascii="Arial" w:hAnsi="Arial" w:cs="Arial"/>
+                <w:b/>
+                <w:bCs/>
+                <w:color w:val="FF0000"/>
+                <w:sz w:val="20"/>
+                <w:szCs w:val="20"/>
+              </w:rPr>
+              <w:t>192.178.56.174</w:t>
+            </w:r>
+          </w:p>
+        </w:tc>
+        <w:tc>
+          <w:tcPr>
+            <w:tcW w:w="3059" w:type="dxa"/>
+            <w:vAlign w:val="center"/>
+          </w:tcPr>
+          <w:p>
+            <w:pPr>
+              <w:spacing w:line="300" w:lineRule="exact"/>
+              <w:rPr>
+                <w:rFonts w:ascii="Arial" w:hAnsi="Arial" w:cs="Arial"/>
+                <w:color w:val="FF0000"/>
+                <w:sz w:val="20"/>
+                <w:szCs w:val="20"/>
+              </w:rPr>
+            </w:pPr>
+          </w:p>
+        </w:tc>
+      </w:tr>
+      <w:tr>
+        <w:trPr>
+          <w:trHeight w:val="454"/>
+        </w:trPr>
+        <w:tc>
+          <w:tcPr>
+            <w:tcW w:w="1842" w:type="dxa"/>
+            <w:vAlign w:val="center"/>
+          </w:tcPr>
+          <w:p>
+            <w:pPr>
+              <w:spacing w:line="300" w:lineRule="exact"/>
+              <w:jc w:val="center"/>
+              <w:rPr>
+                <w:rFonts w:ascii="Arial" w:hAnsi="Arial" w:cs="Arial"/>
+                <w:b/>
+                <w:bCs/>
+                <w:color w:val="000000"/>
+                <w:sz w:val="20"/>
+                <w:szCs w:val="20"/>
+              </w:rPr>
+            </w:pPr>
+            <w:r>
+              <w:rPr>
+                <w:rFonts w:ascii="Arial" w:hAnsi="Arial" w:cs="Arial"/>
+                <w:b/>
+                <w:bCs/>
+                <w:color w:val="000000"/>
+                <w:sz w:val="20"/>
+                <w:szCs w:val="20"/>
+              </w:rPr>
+              <w:t>PC</w:t>
+            </w:r>
+            <w:r>
+              <w:rPr>
+                <w:rFonts w:ascii="Arial" w:hAnsi="Arial" w:cs="Arial"/>
+                <w:b/>
+                <w:bCs/>
+                <w:color w:val="000000"/>
+                <w:sz w:val="20"/>
+                <w:szCs w:val="20"/>
+              </w:rPr>
+              <w:t>1</w:t>
+            </w:r>
+          </w:p>
+        </w:tc>
+        <w:tc>
+          <w:tcPr>
+            <w:tcW w:w="2127" w:type="dxa"/>
+            <w:vAlign w:val="center"/>
+          </w:tcPr>
+          <w:p>
+            <w:pPr>
+              <w:spacing w:line="300" w:lineRule="exact"/>
+              <w:jc w:val="center"/>
+              <w:rPr>
+                <w:rFonts w:ascii="Arial" w:hAnsi="Arial" w:cs="Arial"/>
+                <w:b/>
+                <w:bCs/>
+                <w:color w:val="000000"/>
+                <w:sz w:val="20"/>
+                <w:szCs w:val="20"/>
+              </w:rPr>
+            </w:pPr>
+            <w:r>
+              <w:rPr>
+                <w:rFonts w:ascii="Arial" w:hAnsi="Arial" w:cs="Arial"/>
+                <w:b/>
+                <w:bCs/>
+                <w:color w:val="000000"/>
+                <w:sz w:val="20"/>
+                <w:szCs w:val="20"/>
+              </w:rPr>
+              <w:t>dnsserver.com</w:t>
+            </w:r>
+          </w:p>
+        </w:tc>
+        <w:tc>
+          <w:tcPr>
+            <w:tcW w:w="2469" w:type="dxa"/>
+            <w:vAlign w:val="center"/>
+          </w:tcPr>
+          <w:p>
+            <w:pPr>
+              <w:spacing w:line="300" w:lineRule="exact"/>
+              <w:jc w:val="center"/>
+              <w:rPr>
+                <w:rFonts w:ascii="Arial" w:hAnsi="Arial" w:cs="Arial"/>
+                <w:b/>
+                <w:bCs/>
+                <w:color w:val="FF0000"/>
+                <w:sz w:val="20"/>
+                <w:szCs w:val="20"/>
+              </w:rPr>
+            </w:pPr>
+            <w:r>
+              <w:rPr>
+                <w:rFonts w:ascii="Arial" w:hAnsi="Arial" w:cs="Arial"/>
+                <w:b/>
+                <w:bCs/>
+                <w:color w:val="FF0000"/>
+                <w:sz w:val="20"/>
+                <w:szCs w:val="20"/>
+              </w:rPr>
+              <w:t>142.251.32.46</w:t>
+            </w:r>
+          </w:p>
+        </w:tc>
+        <w:tc>
+          <w:tcPr>
+            <w:tcW w:w="3059" w:type="dxa"/>
+            <w:vAlign w:val="center"/>
+          </w:tcPr>
+          <w:p>
+            <w:pPr>
+              <w:spacing w:line="300" w:lineRule="exact"/>
+              <w:rPr>
+                <w:rFonts w:ascii="Arial" w:hAnsi="Arial" w:cs="Arial"/>
+                <w:color w:val="FF0000"/>
+                <w:sz w:val="20"/>
+                <w:szCs w:val="20"/>
+              </w:rPr>
+            </w:pPr>
+          </w:p>
+        </w:tc>
+      </w:tr>
+      <w:tr>
+        <w:trPr>
+          <w:trHeight w:val="454"/>
+        </w:trPr>
+        <w:tc>
+          <w:tcPr>
+            <w:tcW w:w="1842" w:type="dxa"/>
+            <w:vAlign w:val="center"/>
+          </w:tcPr>
+          <w:p>
+            <w:pPr>
+              <w:spacing w:line="300" w:lineRule="exact"/>
+              <w:jc w:val="center"/>
+              <w:rPr>
+                <w:rFonts w:ascii="Arial" w:hAnsi="Arial" w:cs="Arial"/>
+                <w:b/>
+                <w:bCs/>
+                <w:color w:val="000000"/>
+                <w:sz w:val="20"/>
+                <w:szCs w:val="20"/>
+              </w:rPr>
+            </w:pPr>
+            <w:r>
+              <w:rPr>
+                <w:rFonts w:ascii="Arial" w:hAnsi="Arial" w:cs="Arial"/>
+                <w:b/>
+                <w:bCs/>
+                <w:color w:val="000000"/>
+                <w:sz w:val="20"/>
+                <w:szCs w:val="20"/>
+              </w:rPr>
+              <w:t>PC</w:t>
+            </w:r>
+            <w:r>
+              <w:rPr>
+                <w:rFonts w:ascii="Arial" w:hAnsi="Arial" w:cs="Arial"/>
+                <w:b/>
+                <w:bCs/>
+                <w:color w:val="000000"/>
+                <w:sz w:val="20"/>
+                <w:szCs w:val="20"/>
+              </w:rPr>
+              <w:t>2</w:t>
+            </w:r>
+          </w:p>
+        </w:tc>
+        <w:tc>
+          <w:tcPr>
+            <w:tcW w:w="2127" w:type="dxa"/>
+            <w:vAlign w:val="center"/>
+          </w:tcPr>
+          <w:p>
+            <w:pPr>
+              <w:spacing w:line="300" w:lineRule="exact"/>
+              <w:jc w:val="center"/>
+              <w:rPr>
+                <w:rFonts w:ascii="Arial" w:hAnsi="Arial" w:cs="Arial"/>
+                <w:b/>
+                <w:bCs/>
+                <w:color w:val="000000"/>
+                <w:sz w:val="20"/>
+                <w:szCs w:val="20"/>
+              </w:rPr>
+            </w:pPr>
+            <w:r>
+              <w:rPr>
+                <w:rFonts w:ascii="Arial" w:hAnsi="Arial" w:cs="Arial"/>
+                <w:b/>
+                <w:bCs/>
+                <w:color w:val="000000"/>
+                <w:sz w:val="20"/>
+                <w:szCs w:val="20"/>
+              </w:rPr>
+              <w:t>youtube.com</w:t>
+            </w:r>
+          </w:p>
+        </w:tc>
+        <w:tc>
+          <w:tcPr>
+            <w:tcW w:w="2469" w:type="dxa"/>
+            <w:vAlign w:val="center"/>
+          </w:tcPr>
+          <w:p>
+            <w:pPr>
+              <w:spacing w:line="300" w:lineRule="exact"/>
+              <w:jc w:val="center"/>
+              <w:rPr>
+                <w:rFonts w:ascii="Arial" w:hAnsi="Arial" w:cs="Arial"/>
+                <w:b/>
+                <w:bCs/>
+                <w:color w:val="FF0000"/>
+                <w:sz w:val="20"/>
+                <w:szCs w:val="20"/>
+              </w:rPr>
+            </w:pPr>
+            <w:r>
+              <w:rPr>
+                <w:rFonts w:ascii="Arial" w:hAnsi="Arial" w:cs="Arial"/>
+                <w:b/>
+                <w:bCs/>
+                <w:color w:val="FF0000"/>
+                <w:sz w:val="20"/>
+                <w:szCs w:val="20"/>
+              </w:rPr>
+              <w:t>192.178.56.174</w:t>
+            </w:r>
+          </w:p>
+        </w:tc>
+        <w:tc>
+          <w:tcPr>
+            <w:tcW w:w="3059" w:type="dxa"/>
+            <w:vAlign w:val="center"/>
+          </w:tcPr>
+          <w:p>
+            <w:pPr>
+              <w:spacing w:line="300" w:lineRule="exact"/>
+              <w:rPr>
+                <w:rFonts w:ascii="Arial" w:hAnsi="Arial" w:cs="Arial"/>
+                <w:color w:val="FF0000"/>
+                <w:sz w:val="20"/>
+                <w:szCs w:val="20"/>
+              </w:rPr>
+            </w:pPr>
+          </w:p>
+        </w:tc>
+      </w:tr>
+      <w:tr>
+        <w:trPr>
+          <w:trHeight w:val="454"/>
+        </w:trPr>
+        <w:tc>
+          <w:tcPr>
+            <w:tcW w:w="1842" w:type="dxa"/>
+            <w:vAlign w:val="center"/>
+          </w:tcPr>
+          <w:p>
+            <w:pPr>
+              <w:spacing w:line="300" w:lineRule="exact"/>
+              <w:jc w:val="center"/>
+              <w:rPr>
+                <w:rFonts w:ascii="Arial" w:hAnsi="Arial" w:cs="Arial"/>
+                <w:b/>
+                <w:bCs/>
+                <w:color w:val="000000"/>
+                <w:sz w:val="20"/>
+                <w:szCs w:val="20"/>
+              </w:rPr>
+            </w:pPr>
+            <w:r>
+              <w:rPr>
+                <w:rFonts w:ascii="Arial" w:hAnsi="Arial" w:cs="Arial"/>
+                <w:b/>
+                <w:bCs/>
+                <w:color w:val="000000"/>
+                <w:sz w:val="20"/>
+                <w:szCs w:val="20"/>
+              </w:rPr>
+              <w:t>youtube.com</w:t>
+            </w:r>
+          </w:p>
+        </w:tc>
+        <w:tc>
+          <w:tcPr>
+            <w:tcW w:w="2127" w:type="dxa"/>
+            <w:vAlign w:val="center"/>
+          </w:tcPr>
+          <w:p>
+            <w:pPr>
+              <w:spacing w:line="300" w:lineRule="exact"/>
+              <w:jc w:val="center"/>
+              <w:rPr>
+                <w:rFonts w:ascii="Arial" w:hAnsi="Arial" w:cs="Arial"/>
+                <w:b/>
+                <w:bCs/>
+                <w:color w:val="000000"/>
+                <w:sz w:val="20"/>
+                <w:szCs w:val="20"/>
+              </w:rPr>
+            </w:pPr>
+            <w:r>
+              <w:rPr>
+                <w:rFonts w:ascii="Arial" w:hAnsi="Arial" w:cs="Arial"/>
+                <w:b/>
+                <w:bCs/>
+                <w:color w:val="000000"/>
+                <w:sz w:val="20"/>
+                <w:szCs w:val="20"/>
+              </w:rPr>
+              <w:t>www.bosch.com</w:t>
+            </w:r>
+          </w:p>
+        </w:tc>
+        <w:tc>
+          <w:tcPr>
+            <w:tcW w:w="2469" w:type="dxa"/>
+            <w:vAlign w:val="center"/>
+          </w:tcPr>
+          <w:p>
+            <w:pPr>
+              <w:spacing w:line="300" w:lineRule="exact"/>
+              <w:jc w:val="center"/>
+              <w:rPr>
+                <w:rFonts w:ascii="Arial" w:hAnsi="Arial" w:cs="Arial"/>
+                <w:b/>
+                <w:bCs/>
+                <w:color w:val="FF0000"/>
+                <w:sz w:val="20"/>
+                <w:szCs w:val="20"/>
+              </w:rPr>
+            </w:pPr>
+            <w:r>
+              <w:rPr>
+                <w:rFonts w:ascii="Arial" w:hAnsi="Arial" w:cs="Arial"/>
+                <w:b/>
+                <w:bCs/>
+                <w:color w:val="FF0000"/>
+                <w:sz w:val="20"/>
+                <w:szCs w:val="20"/>
+              </w:rPr>
+              <w:t>192.168.23.254</w:t>
+            </w:r>
+          </w:p>
+        </w:tc>
+        <w:tc>
+          <w:tcPr>
+            <w:tcW w:w="3059" w:type="dxa"/>
+            <w:vAlign w:val="center"/>
+          </w:tcPr>
+          <w:p>
+            <w:pPr>
+              <w:spacing w:line="300" w:lineRule="exact"/>
+              <w:rPr>
+                <w:rFonts w:ascii="Arial" w:hAnsi="Arial" w:cs="Arial"/>
+                <w:color w:val="FF0000"/>
+                <w:sz w:val="20"/>
+                <w:szCs w:val="20"/>
+              </w:rPr>
+            </w:pPr>
+          </w:p>
+        </w:tc>
+      </w:tr>
+    </w:tbl>
     <w:p>
       <w:pPr>
         <w:spacing w:line="300" w:lineRule="exact"/>
         <w:jc w:val="both"/>
         <w:rPr>
           <w:rFonts w:ascii="Arial" w:eastAsia="Arial Narrow" w:hAnsi="Arial" w:cs="Arial"/>
+          <w:spacing w:val="-2"/>
+          <w:sz w:val="20"/>
+          <w:szCs w:val="20"/>
+        </w:rPr>
+      </w:pPr>
+    </w:p>
+    <w:p>
+      <w:pPr>
+        <w:spacing w:line="300" w:lineRule="exact"/>
+        <w:jc w:val="both"/>
+        <w:rPr>
+          <w:rFonts w:ascii="Arial" w:eastAsia="Arial Narrow" w:hAnsi="Arial" w:cs="Arial"/>
+          <w:spacing w:val="-2"/>
+          <w:sz w:val="20"/>
+          <w:szCs w:val="20"/>
+        </w:rPr>
+      </w:pPr>
+      <w:r>
+        <w:rPr>
+          <w:rFonts w:ascii="Arial" w:eastAsia="Arial Narrow" w:hAnsi="Arial" w:cs="Arial"/>
           <w:b/>
           <w:bCs/>
           <w:spacing w:val="-2"/>
           <w:sz w:val="20"/>
           <w:szCs w:val="20"/>
         </w:rPr>
-      </w:pPr>
+        <w:t xml:space="preserve">        </w:t>
+      </w:r>
       <w:r>
         <w:rPr>
           <w:rFonts w:ascii="Arial" w:eastAsia="Arial Narrow" w:hAnsi="Arial" w:cs="Arial"/>
@@ -3557,7 +6639,18 @@
           <w:sz w:val="20"/>
           <w:szCs w:val="20"/>
         </w:rPr>
-        <w:t>Pruebas de conectividad interna</w:t>
+        <w:t xml:space="preserve">Pruebas de conectividad por </w:t>
+      </w:r>
+      <w:r>
+        <w:rPr>
+          <w:rFonts w:ascii="Arial" w:eastAsia="Arial Narrow" w:hAnsi="Arial" w:cs="Arial"/>
+          <w:b/>
+          <w:bCs/>
+          <w:spacing w:val="-2"/>
+          <w:sz w:val="20"/>
+          <w:szCs w:val="20"/>
+        </w:rPr>
+        <w:t>acceso remoto (telnet)</w:t>
       </w:r>
     </w:p>
     <w:p>
@@ -3572,1054 +6665,615 @@
         </w:rPr>
       </w:pPr>
     </w:p>
+    <w:tbl>
+      <w:tblPr>
+        <w:tblW w:w="0" w:type="auto"/>
+        <w:tblInd w:w="421" w:type="dxa"/>
+        <w:tblBorders>
+          <w:top w:val="single" w:sz="4" w:space="0" w:color="auto"/>
+          <w:left w:val="single" w:sz="4" w:space="0" w:color="auto"/>
+          <w:bottom w:val="single" w:sz="4" w:space="0" w:color="auto"/>
+          <w:right w:val="single" w:sz="4" w:space="0" w:color="auto"/>
+          <w:insideH w:val="single" w:sz="4" w:space="0" w:color="auto"/>
+          <w:insideV w:val="single" w:sz="4" w:space="0" w:color="auto"/>
+        </w:tblBorders>
+        <w:tblLook w:val="01E0" w:firstRow="1" w:lastRow="1" w:firstColumn="1" w:lastColumn="1" w:noHBand="0" w:noVBand="0"/>
+      </w:tblPr>
+      <w:tblGrid>
+        <w:gridCol w:w="1842"/>
+        <w:gridCol w:w="2127"/>
+        <w:gridCol w:w="2469"/>
+        <w:gridCol w:w="3059"/>
+      </w:tblGrid>
+      <w:tr>
+        <w:trPr>
+          <w:trHeight w:val="454"/>
+        </w:trPr>
+        <w:tc>
+          <w:tcPr>
+            <w:tcW w:w="1842" w:type="dxa"/>
+            <w:vAlign w:val="center"/>
+          </w:tcPr>
+          <w:p>
+            <w:pPr>
+              <w:jc w:val="center"/>
+              <w:rPr>
+                <w:rFonts w:ascii="Arial" w:hAnsi="Arial" w:cs="Arial"/>
+                <w:b/>
+                <w:color w:val="000000"/>
+                <w:sz w:val="20"/>
+                <w:szCs w:val="20"/>
+              </w:rPr>
+            </w:pPr>
+            <w:r>
+              <w:rPr>
+                <w:rFonts w:ascii="Arial" w:hAnsi="Arial" w:cs="Arial"/>
+                <w:b/>
+                <w:color w:val="000000"/>
+                <w:sz w:val="20"/>
+                <w:szCs w:val="20"/>
+              </w:rPr>
+              <w:t>Desde</w:t>
+            </w:r>
+          </w:p>
+        </w:tc>
+        <w:tc>
+          <w:tcPr>
+            <w:tcW w:w="2127" w:type="dxa"/>
+            <w:vAlign w:val="center"/>
+          </w:tcPr>
+          <w:p>
+            <w:pPr>
+              <w:jc w:val="center"/>
+              <w:rPr>
+                <w:rFonts w:ascii="Arial" w:hAnsi="Arial" w:cs="Arial"/>
+                <w:b/>
+                <w:color w:val="000000"/>
+                <w:sz w:val="20"/>
+                <w:szCs w:val="20"/>
+              </w:rPr>
+            </w:pPr>
+            <w:r>
+              <w:rPr>
+                <w:rFonts w:ascii="Arial" w:hAnsi="Arial" w:cs="Arial"/>
+                <w:b/>
+                <w:color w:val="000000"/>
+                <w:sz w:val="20"/>
+                <w:szCs w:val="20"/>
+              </w:rPr>
+              <w:t>Hacia</w:t>
+            </w:r>
+          </w:p>
+        </w:tc>
+        <w:tc>
+          <w:tcPr>
+            <w:tcW w:w="2469" w:type="dxa"/>
+            <w:vAlign w:val="center"/>
+          </w:tcPr>
+          <w:p>
+            <w:pPr>
+              <w:jc w:val="center"/>
+              <w:rPr>
+                <w:rFonts w:ascii="Arial" w:hAnsi="Arial" w:cs="Arial"/>
+                <w:b/>
+                <w:color w:val="000000"/>
+                <w:sz w:val="20"/>
+                <w:szCs w:val="20"/>
+              </w:rPr>
+            </w:pPr>
+            <w:r>
+              <w:rPr>
+                <w:rFonts w:ascii="Arial" w:hAnsi="Arial" w:cs="Arial"/>
+                <w:b/>
+                <w:color w:val="000000"/>
+                <w:sz w:val="20"/>
+                <w:szCs w:val="20"/>
+              </w:rPr>
+              <w:t>Dirección IP (Hacia)</w:t>
+            </w:r>
+          </w:p>
+        </w:tc>
+        <w:tc>
+          <w:tcPr>
+            <w:tcW w:w="3059" w:type="dxa"/>
+            <w:vAlign w:val="center"/>
+          </w:tcPr>
+          <w:p>
+            <w:pPr>
+              <w:jc w:val="center"/>
+              <w:rPr>
+                <w:rFonts w:ascii="Arial" w:hAnsi="Arial" w:cs="Arial"/>
+                <w:b/>
+                <w:color w:val="000000"/>
+                <w:sz w:val="20"/>
+                <w:szCs w:val="20"/>
+              </w:rPr>
+            </w:pPr>
+            <w:r>
+              <w:rPr>
+                <w:rFonts w:ascii="Arial" w:hAnsi="Arial" w:cs="Arial"/>
+                <w:b/>
+                <w:color w:val="000000"/>
+                <w:sz w:val="20"/>
+                <w:szCs w:val="20"/>
+              </w:rPr>
+              <w:t>Telnet</w:t>
+            </w:r>
+            <w:r>
+              <w:rPr>
+                <w:rFonts w:ascii="Arial" w:hAnsi="Arial" w:cs="Arial"/>
+                <w:b/>
+                <w:color w:val="000000"/>
+                <w:sz w:val="20"/>
+                <w:szCs w:val="20"/>
+              </w:rPr>
+              <w:t xml:space="preserve"> </w:t>
+            </w:r>
+          </w:p>
+          <w:p>
+            <w:pPr>
+              <w:jc w:val="center"/>
+              <w:rPr>
+                <w:rFonts w:ascii="Arial" w:hAnsi="Arial" w:cs="Arial"/>
+                <w:b/>
+                <w:color w:val="000000"/>
+                <w:sz w:val="20"/>
+                <w:szCs w:val="20"/>
+              </w:rPr>
+            </w:pPr>
+            <w:r>
+              <w:rPr>
+                <w:rFonts w:ascii="Arial" w:hAnsi="Arial" w:cs="Arial"/>
+                <w:sz w:val="20"/>
+                <w:szCs w:val="20"/>
+              </w:rPr>
+              <w:t>(</w:t>
+            </w:r>
+            <w:proofErr w:type="spellStart"/>
+            <w:r>
+              <w:rPr>
+                <w:rFonts w:ascii="Arial" w:hAnsi="Arial" w:cs="Arial"/>
+                <w:sz w:val="20"/>
+                <w:szCs w:val="20"/>
+              </w:rPr>
+              <w:t>Fail</w:t>
+            </w:r>
+            <w:proofErr w:type="spellEnd"/>
+            <w:r>
+              <w:rPr>
+                <w:rFonts w:ascii="Arial" w:hAnsi="Arial" w:cs="Arial"/>
+                <w:sz w:val="20"/>
+                <w:szCs w:val="20"/>
+              </w:rPr>
+              <w:t xml:space="preserve"> / </w:t>
+            </w:r>
+            <w:proofErr w:type="spellStart"/>
+            <w:r>
+              <w:rPr>
+                <w:rFonts w:ascii="Arial" w:hAnsi="Arial" w:cs="Arial"/>
+                <w:sz w:val="20"/>
+                <w:szCs w:val="20"/>
+              </w:rPr>
+              <w:t>Success</w:t>
+            </w:r>
+            <w:proofErr w:type="spellEnd"/>
+            <w:r>
+              <w:rPr>
+                <w:rFonts w:ascii="Arial" w:hAnsi="Arial" w:cs="Arial"/>
+                <w:sz w:val="20"/>
+                <w:szCs w:val="20"/>
+              </w:rPr>
+              <w:t>)</w:t>
+            </w:r>
+          </w:p>
+        </w:tc>
+      </w:tr>
+      <w:tr>
+        <w:trPr>
+          <w:trHeight w:val="454"/>
+        </w:trPr>
+        <w:tc>
+          <w:tcPr>
+            <w:tcW w:w="1842" w:type="dxa"/>
+            <w:vAlign w:val="center"/>
+          </w:tcPr>
+          <w:p>
+            <w:pPr>
+              <w:spacing w:line="300" w:lineRule="exact"/>
+              <w:jc w:val="center"/>
+              <w:rPr>
+                <w:rFonts w:ascii="Arial" w:hAnsi="Arial" w:cs="Arial"/>
+                <w:b/>
+                <w:bCs/>
+                <w:color w:val="000000"/>
+                <w:sz w:val="20"/>
+                <w:szCs w:val="20"/>
+              </w:rPr>
+            </w:pPr>
+            <w:r>
+              <w:rPr>
+                <w:rFonts w:ascii="Arial" w:hAnsi="Arial" w:cs="Arial"/>
+                <w:b/>
+                <w:bCs/>
+                <w:color w:val="000000"/>
+                <w:sz w:val="20"/>
+                <w:szCs w:val="20"/>
+              </w:rPr>
+              <w:t>youtube.com</w:t>
+            </w:r>
+          </w:p>
+        </w:tc>
+        <w:tc>
+          <w:tcPr>
+            <w:tcW w:w="2127" w:type="dxa"/>
+            <w:vAlign w:val="center"/>
+          </w:tcPr>
+          <w:p>
+            <w:pPr>
+              <w:spacing w:line="300" w:lineRule="exact"/>
+              <w:jc w:val="center"/>
+              <w:rPr>
+                <w:rFonts w:ascii="Arial" w:hAnsi="Arial" w:cs="Arial"/>
+                <w:b/>
+                <w:bCs/>
+                <w:color w:val="000000"/>
+                <w:sz w:val="20"/>
+                <w:szCs w:val="20"/>
+              </w:rPr>
+            </w:pPr>
+            <w:r>
+              <w:rPr>
+                <w:rFonts w:ascii="Arial" w:hAnsi="Arial" w:cs="Arial"/>
+                <w:b/>
+                <w:bCs/>
+                <w:color w:val="000000"/>
+                <w:sz w:val="20"/>
+                <w:szCs w:val="20"/>
+              </w:rPr>
+              <w:t>S1</w:t>
+            </w:r>
+          </w:p>
+        </w:tc>
+        <w:tc>
+          <w:tcPr>
+            <w:tcW w:w="2469" w:type="dxa"/>
+            <w:vAlign w:val="center"/>
+          </w:tcPr>
+          <w:p>
+            <w:pPr>
+              <w:spacing w:line="300" w:lineRule="exact"/>
+              <w:jc w:val="center"/>
+              <w:rPr>
+                <w:rFonts w:ascii="Arial" w:hAnsi="Arial" w:cs="Arial"/>
+                <w:b/>
+                <w:bCs/>
+                <w:color w:val="FF0000"/>
+                <w:sz w:val="20"/>
+                <w:szCs w:val="20"/>
+              </w:rPr>
+            </w:pPr>
+            <w:r>
+              <w:rPr>
+                <w:rFonts w:ascii="Arial" w:hAnsi="Arial" w:cs="Arial"/>
+                <w:b/>
+                <w:bCs/>
+                <w:color w:val="FF0000"/>
+                <w:sz w:val="20"/>
+                <w:szCs w:val="20"/>
+              </w:rPr>
+              <w:t>192.168.99.1</w:t>
+            </w:r>
+          </w:p>
+        </w:tc>
+        <w:tc>
+          <w:tcPr>
+            <w:tcW w:w="3059" w:type="dxa"/>
+            <w:vAlign w:val="center"/>
+          </w:tcPr>
+          <w:p>
+            <w:pPr>
+              <w:spacing w:line="300" w:lineRule="exact"/>
+              <w:rPr>
+                <w:rFonts w:ascii="Arial" w:hAnsi="Arial" w:cs="Arial"/>
+                <w:color w:val="FF0000"/>
+                <w:sz w:val="20"/>
+                <w:szCs w:val="20"/>
+              </w:rPr>
+            </w:pPr>
+          </w:p>
+        </w:tc>
+      </w:tr>
+      <w:tr>
+        <w:trPr>
+          <w:trHeight w:val="454"/>
+        </w:trPr>
+        <w:tc>
+          <w:tcPr>
+            <w:tcW w:w="1842" w:type="dxa"/>
+            <w:vAlign w:val="center"/>
+          </w:tcPr>
+          <w:p>
+            <w:pPr>
+              <w:spacing w:line="300" w:lineRule="exact"/>
+              <w:jc w:val="center"/>
+              <w:rPr>
+                <w:rFonts w:ascii="Arial" w:hAnsi="Arial" w:cs="Arial"/>
+                <w:b/>
+                <w:bCs/>
+                <w:color w:val="000000"/>
+                <w:sz w:val="20"/>
+                <w:szCs w:val="20"/>
+              </w:rPr>
+            </w:pPr>
+            <w:r>
+              <w:rPr>
+                <w:rFonts w:ascii="Arial" w:hAnsi="Arial" w:cs="Arial"/>
+                <w:b/>
+                <w:bCs/>
+                <w:color w:val="000000"/>
+                <w:sz w:val="20"/>
+                <w:szCs w:val="20"/>
+              </w:rPr>
+              <w:t>youtube.com</w:t>
+            </w:r>
+          </w:p>
+        </w:tc>
+        <w:tc>
+          <w:tcPr>
+            <w:tcW w:w="2127" w:type="dxa"/>
+            <w:vAlign w:val="center"/>
+          </w:tcPr>
+          <w:p>
+            <w:pPr>
+              <w:spacing w:line="300" w:lineRule="exact"/>
+              <w:jc w:val="center"/>
+              <w:rPr>
+                <w:rFonts w:ascii="Arial" w:hAnsi="Arial" w:cs="Arial"/>
+                <w:b/>
+                <w:bCs/>
+                <w:color w:val="000000"/>
+                <w:sz w:val="20"/>
+                <w:szCs w:val="20"/>
+              </w:rPr>
+            </w:pPr>
+            <w:r>
+              <w:rPr>
+                <w:rFonts w:ascii="Arial" w:hAnsi="Arial" w:cs="Arial"/>
+                <w:b/>
+                <w:bCs/>
+                <w:color w:val="000000"/>
+                <w:sz w:val="20"/>
+                <w:szCs w:val="20"/>
+              </w:rPr>
+              <w:t>S</w:t>
+            </w:r>
+            <w:r>
+              <w:rPr>
+                <w:rFonts w:ascii="Arial" w:hAnsi="Arial" w:cs="Arial"/>
+                <w:b/>
+                <w:bCs/>
+                <w:color w:val="000000"/>
+                <w:sz w:val="20"/>
+                <w:szCs w:val="20"/>
+              </w:rPr>
+              <w:t>2</w:t>
+            </w:r>
+          </w:p>
+        </w:tc>
+        <w:tc>
+          <w:tcPr>
+            <w:tcW w:w="2469" w:type="dxa"/>
+            <w:vAlign w:val="center"/>
+          </w:tcPr>
+          <w:p>
+            <w:pPr>
+              <w:spacing w:line="300" w:lineRule="exact"/>
+              <w:jc w:val="center"/>
+              <w:rPr>
+                <w:rFonts w:ascii="Arial" w:hAnsi="Arial" w:cs="Arial"/>
+                <w:b/>
+                <w:bCs/>
+                <w:color w:val="FF0000"/>
+                <w:sz w:val="20"/>
+                <w:szCs w:val="20"/>
+              </w:rPr>
+            </w:pPr>
+            <w:r>
+              <w:rPr>
+                <w:rFonts w:ascii="Arial" w:hAnsi="Arial" w:cs="Arial"/>
+                <w:b/>
+                <w:bCs/>
+                <w:color w:val="FF0000"/>
+                <w:sz w:val="20"/>
+                <w:szCs w:val="20"/>
+              </w:rPr>
+              <w:t>192.168.99.</w:t>
+            </w:r>
+            <w:r>
+              <w:rPr>
+                <w:rFonts w:ascii="Arial" w:hAnsi="Arial" w:cs="Arial"/>
+                <w:b/>
+                <w:bCs/>
+                <w:color w:val="FF0000"/>
+                <w:sz w:val="20"/>
+                <w:szCs w:val="20"/>
+              </w:rPr>
+              <w:t>2</w:t>
+            </w:r>
+          </w:p>
+        </w:tc>
+        <w:tc>
+          <w:tcPr>
+            <w:tcW w:w="3059" w:type="dxa"/>
+            <w:vAlign w:val="center"/>
+          </w:tcPr>
+          <w:p>
+            <w:pPr>
+              <w:spacing w:line="300" w:lineRule="exact"/>
+              <w:rPr>
+                <w:rFonts w:ascii="Arial" w:hAnsi="Arial" w:cs="Arial"/>
+                <w:color w:val="FF0000"/>
+                <w:sz w:val="20"/>
+                <w:szCs w:val="20"/>
+              </w:rPr>
+            </w:pPr>
+          </w:p>
+        </w:tc>
+      </w:tr>
+      <w:tr>
+        <w:trPr>
+          <w:trHeight w:val="454"/>
+        </w:trPr>
+        <w:tc>
+          <w:tcPr>
+            <w:tcW w:w="1842" w:type="dxa"/>
+            <w:vAlign w:val="center"/>
+          </w:tcPr>
+          <w:p>
+            <w:pPr>
+              <w:spacing w:line="300" w:lineRule="exact"/>
+              <w:jc w:val="center"/>
+              <w:rPr>
+                <w:rFonts w:ascii="Arial" w:hAnsi="Arial" w:cs="Arial"/>
+                <w:b/>
+                <w:bCs/>
+                <w:color w:val="000000"/>
+                <w:sz w:val="20"/>
+                <w:szCs w:val="20"/>
+              </w:rPr>
+            </w:pPr>
+            <w:r>
+              <w:rPr>
+                <w:rFonts w:ascii="Arial" w:hAnsi="Arial" w:cs="Arial"/>
+                <w:b/>
+                <w:bCs/>
+                <w:color w:val="000000"/>
+                <w:sz w:val="20"/>
+                <w:szCs w:val="20"/>
+              </w:rPr>
+              <w:t>youtube.com</w:t>
+            </w:r>
+          </w:p>
+        </w:tc>
+        <w:tc>
+          <w:tcPr>
+            <w:tcW w:w="2127" w:type="dxa"/>
+            <w:vAlign w:val="center"/>
+          </w:tcPr>
+          <w:p>
+            <w:pPr>
+              <w:spacing w:line="300" w:lineRule="exact"/>
+              <w:jc w:val="center"/>
+              <w:rPr>
+                <w:rFonts w:ascii="Arial" w:hAnsi="Arial" w:cs="Arial"/>
+                <w:b/>
+                <w:bCs/>
+                <w:color w:val="000000"/>
+                <w:sz w:val="20"/>
+                <w:szCs w:val="20"/>
+              </w:rPr>
+            </w:pPr>
+            <w:r>
+              <w:rPr>
+                <w:rFonts w:ascii="Arial" w:hAnsi="Arial" w:cs="Arial"/>
+                <w:b/>
+                <w:bCs/>
+                <w:color w:val="000000"/>
+                <w:sz w:val="20"/>
+                <w:szCs w:val="20"/>
+              </w:rPr>
+              <w:t>S</w:t>
+            </w:r>
+            <w:r>
+              <w:rPr>
+                <w:rFonts w:ascii="Arial" w:hAnsi="Arial" w:cs="Arial"/>
+                <w:b/>
+                <w:bCs/>
+                <w:color w:val="000000"/>
+                <w:sz w:val="20"/>
+                <w:szCs w:val="20"/>
+              </w:rPr>
+              <w:t>3</w:t>
+            </w:r>
+          </w:p>
+        </w:tc>
+        <w:tc>
+          <w:tcPr>
+            <w:tcW w:w="2469" w:type="dxa"/>
+            <w:vAlign w:val="center"/>
+          </w:tcPr>
+          <w:p>
+            <w:pPr>
+              <w:spacing w:line="300" w:lineRule="exact"/>
+              <w:jc w:val="center"/>
+              <w:rPr>
+                <w:rFonts w:ascii="Arial" w:hAnsi="Arial" w:cs="Arial"/>
+                <w:b/>
+                <w:bCs/>
+                <w:color w:val="FF0000"/>
+                <w:sz w:val="20"/>
+                <w:szCs w:val="20"/>
+              </w:rPr>
+            </w:pPr>
+            <w:r>
+              <w:rPr>
+                <w:rFonts w:ascii="Arial" w:hAnsi="Arial" w:cs="Arial"/>
+                <w:b/>
+                <w:bCs/>
+                <w:color w:val="FF0000"/>
+                <w:sz w:val="20"/>
+                <w:szCs w:val="20"/>
+              </w:rPr>
+              <w:t>192.168.99.</w:t>
+            </w:r>
+            <w:r>
+              <w:rPr>
+                <w:rFonts w:ascii="Arial" w:hAnsi="Arial" w:cs="Arial"/>
+                <w:b/>
+                <w:bCs/>
+                <w:color w:val="FF0000"/>
+                <w:sz w:val="20"/>
+                <w:szCs w:val="20"/>
+              </w:rPr>
+              <w:t>3</w:t>
+            </w:r>
+          </w:p>
+        </w:tc>
+        <w:tc>
+          <w:tcPr>
+            <w:tcW w:w="3059" w:type="dxa"/>
+            <w:vAlign w:val="center"/>
+          </w:tcPr>
+          <w:p>
+            <w:pPr>
+              <w:spacing w:line="300" w:lineRule="exact"/>
+              <w:rPr>
+                <w:rFonts w:ascii="Arial" w:hAnsi="Arial" w:cs="Arial"/>
+                <w:color w:val="FF0000"/>
+                <w:sz w:val="20"/>
+                <w:szCs w:val="20"/>
+              </w:rPr>
+            </w:pPr>
+          </w:p>
+        </w:tc>
+      </w:tr>
+    </w:tbl>
     <w:p>
       <w:pPr>
         <w:spacing w:line="300" w:lineRule="exact"/>
         <w:jc w:val="both"/>
         <w:rPr>
           <w:rFonts w:ascii="Arial" w:eastAsia="Arial Narrow" w:hAnsi="Arial" w:cs="Arial"/>
-          <w:b/>
-          <w:bCs/>
-          <w:spacing w:val="-2"/>
-          <w:sz w:val="20"/>
-          <w:szCs w:val="20"/>
-          <w:lang w:val="en-US"/>
-        </w:rPr>
-      </w:pPr>
-      <w:proofErr w:type="spellStart"/>
-      <w:r>
-        <w:rPr>
-          <w:rFonts w:ascii="Arial" w:eastAsia="Arial Narrow" w:hAnsi="Arial" w:cs="Arial"/>
-          <w:b/>
-          <w:bCs/>
-          <w:spacing w:val="-2"/>
-          <w:sz w:val="20"/>
-          <w:szCs w:val="20"/>
-          <w:lang w:val="en-US"/>
-        </w:rPr>
-        <w:t>Desde</w:t>
-      </w:r>
-      <w:proofErr w:type="spellEnd"/>
-      <w:r>
-        <w:rPr>
-          <w:rFonts w:ascii="Arial" w:eastAsia="Arial Narrow" w:hAnsi="Arial" w:cs="Arial"/>
-          <w:b/>
-          <w:bCs/>
-          <w:spacing w:val="-2"/>
-          <w:sz w:val="20"/>
-          <w:szCs w:val="20"/>
-          <w:lang w:val="en-US"/>
-        </w:rPr>
-        <w:t xml:space="preserve">             </w:t>
-      </w:r>
-      <w:proofErr w:type="spellStart"/>
-      <w:r>
-        <w:rPr>
-          <w:rFonts w:ascii="Arial" w:eastAsia="Arial Narrow" w:hAnsi="Arial" w:cs="Arial"/>
-          <w:b/>
-          <w:bCs/>
-          <w:spacing w:val="-2"/>
-          <w:sz w:val="20"/>
-          <w:szCs w:val="20"/>
-          <w:lang w:val="en-US"/>
-        </w:rPr>
-        <w:t>Hacia</w:t>
-      </w:r>
-      <w:proofErr w:type="spellEnd"/>
-      <w:r>
-        <w:rPr>
-          <w:rFonts w:ascii="Arial" w:eastAsia="Arial Narrow" w:hAnsi="Arial" w:cs="Arial"/>
-          <w:b/>
-          <w:bCs/>
-          <w:spacing w:val="-2"/>
-          <w:sz w:val="20"/>
-          <w:szCs w:val="20"/>
-          <w:lang w:val="en-US"/>
-        </w:rPr>
-        <w:t xml:space="preserve">                          ping (Success / Fail)</w:t>
-      </w:r>
-    </w:p>
-    <w:p>
-      <w:pPr>
-        <w:spacing w:line="300" w:lineRule="exact"/>
-        <w:jc w:val="both"/>
-        <w:rPr>
-          <w:rFonts w:ascii="Arial" w:eastAsia="Arial Narrow" w:hAnsi="Arial" w:cs="Arial"/>
-          <w:spacing w:val="-2"/>
-          <w:sz w:val="20"/>
-          <w:szCs w:val="20"/>
-        </w:rPr>
-      </w:pPr>
-    </w:p>
-    <w:p>
-      <w:pPr>
-        <w:spacing w:line="300" w:lineRule="exact"/>
-        <w:jc w:val="both"/>
-        <w:rPr>
-          <w:rFonts w:ascii="Arial" w:eastAsia="Arial Narrow" w:hAnsi="Arial" w:cs="Arial"/>
-          <w:spacing w:val="-2"/>
-          <w:sz w:val="20"/>
-          <w:szCs w:val="20"/>
-        </w:rPr>
-      </w:pPr>
-      <w:r>
-        <w:rPr>
-          <w:rFonts w:ascii="Arial" w:eastAsia="Arial Narrow" w:hAnsi="Arial" w:cs="Arial"/>
-          <w:spacing w:val="-2"/>
-          <w:sz w:val="20"/>
-          <w:szCs w:val="20"/>
-        </w:rPr>
-        <w:t>PC</w:t>
-      </w:r>
-      <w:r>
-        <w:rPr>
-          <w:rFonts w:ascii="Arial" w:eastAsia="Arial Narrow" w:hAnsi="Arial" w:cs="Arial"/>
-          <w:spacing w:val="-2"/>
-          <w:sz w:val="20"/>
-          <w:szCs w:val="20"/>
-        </w:rPr>
-        <w:t>B</w:t>
-      </w:r>
-      <w:r>
-        <w:rPr>
-          <w:rFonts w:ascii="Arial" w:eastAsia="Arial Narrow" w:hAnsi="Arial" w:cs="Arial"/>
-          <w:spacing w:val="-2"/>
-          <w:sz w:val="20"/>
-          <w:szCs w:val="20"/>
-        </w:rPr>
-        <w:t xml:space="preserve">                 </w:t>
-      </w:r>
-      <w:r>
-        <w:rPr>
-          <w:rFonts w:ascii="Arial" w:eastAsia="Arial Narrow" w:hAnsi="Arial" w:cs="Arial"/>
-          <w:spacing w:val="-2"/>
-          <w:sz w:val="20"/>
-          <w:szCs w:val="20"/>
-        </w:rPr>
-        <w:t>www.bos</w:t>
-      </w:r>
-      <w:r>
-        <w:rPr>
-          <w:rFonts w:ascii="Arial" w:eastAsia="Arial Narrow" w:hAnsi="Arial" w:cs="Arial"/>
-          <w:spacing w:val="-2"/>
-          <w:sz w:val="20"/>
-          <w:szCs w:val="20"/>
-        </w:rPr>
-        <w:t>ch.com</w:t>
-      </w:r>
-    </w:p>
-    <w:p>
-      <w:pPr>
-        <w:spacing w:line="300" w:lineRule="exact"/>
-        <w:jc w:val="both"/>
-        <w:rPr>
-          <w:rFonts w:ascii="Arial" w:eastAsia="Arial Narrow" w:hAnsi="Arial" w:cs="Arial"/>
-          <w:spacing w:val="-2"/>
-          <w:sz w:val="20"/>
-          <w:szCs w:val="20"/>
-        </w:rPr>
-      </w:pPr>
-      <w:r>
-        <w:rPr>
-          <w:rFonts w:ascii="Arial" w:eastAsia="Arial Narrow" w:hAnsi="Arial" w:cs="Arial"/>
-          <w:spacing w:val="-2"/>
-          <w:sz w:val="20"/>
-          <w:szCs w:val="20"/>
-        </w:rPr>
-        <w:t>PC0                 PC3</w:t>
-      </w:r>
-    </w:p>
-    <w:p>
-      <w:pPr>
-        <w:spacing w:line="300" w:lineRule="exact"/>
-        <w:jc w:val="both"/>
-        <w:rPr>
-          <w:rFonts w:ascii="Arial" w:eastAsia="Arial Narrow" w:hAnsi="Arial" w:cs="Arial"/>
-          <w:spacing w:val="-2"/>
-          <w:sz w:val="20"/>
-          <w:szCs w:val="20"/>
-        </w:rPr>
-      </w:pPr>
-      <w:r>
-        <w:rPr>
-          <w:rFonts w:ascii="Arial" w:eastAsia="Arial Narrow" w:hAnsi="Arial" w:cs="Arial"/>
-          <w:spacing w:val="-2"/>
-          <w:sz w:val="20"/>
-          <w:szCs w:val="20"/>
-        </w:rPr>
-        <w:t>PC1                 PC4</w:t>
-      </w:r>
-    </w:p>
-    <w:p>
-      <w:pPr>
-        <w:spacing w:line="300" w:lineRule="exact"/>
-        <w:jc w:val="both"/>
-        <w:rPr>
-          <w:rFonts w:ascii="Arial" w:eastAsia="Arial Narrow" w:hAnsi="Arial" w:cs="Arial"/>
-          <w:spacing w:val="-2"/>
-          <w:sz w:val="20"/>
-          <w:szCs w:val="20"/>
-        </w:rPr>
-      </w:pPr>
-      <w:r>
-        <w:rPr>
-          <w:rFonts w:ascii="Arial" w:eastAsia="Arial Narrow" w:hAnsi="Arial" w:cs="Arial"/>
-          <w:spacing w:val="-2"/>
-          <w:sz w:val="20"/>
-          <w:szCs w:val="20"/>
-        </w:rPr>
-        <w:t>PC2                 PC5</w:t>
-      </w:r>
-    </w:p>
-    <w:p>
-      <w:pPr>
-        <w:spacing w:line="300" w:lineRule="exact"/>
-        <w:jc w:val="both"/>
-        <w:rPr>
-          <w:rFonts w:ascii="Arial" w:eastAsia="Arial Narrow" w:hAnsi="Arial" w:cs="Arial"/>
-          <w:spacing w:val="-2"/>
-          <w:sz w:val="20"/>
-          <w:szCs w:val="20"/>
-        </w:rPr>
-      </w:pPr>
-      <w:r>
-        <w:rPr>
-          <w:rFonts w:ascii="Arial" w:eastAsia="Arial Narrow" w:hAnsi="Arial" w:cs="Arial"/>
-          <w:spacing w:val="-2"/>
-          <w:sz w:val="20"/>
-          <w:szCs w:val="20"/>
-        </w:rPr>
-        <w:t>PC0                 PC</w:t>
-      </w:r>
-      <w:r>
-        <w:rPr>
-          <w:rFonts w:ascii="Arial" w:eastAsia="Arial Narrow" w:hAnsi="Arial" w:cs="Arial"/>
-          <w:spacing w:val="-2"/>
-          <w:sz w:val="20"/>
-          <w:szCs w:val="20"/>
-        </w:rPr>
-        <w:t>4</w:t>
-      </w:r>
-    </w:p>
-    <w:p>
-      <w:pPr>
-        <w:spacing w:line="300" w:lineRule="exact"/>
-        <w:jc w:val="both"/>
-        <w:rPr>
-          <w:rFonts w:ascii="Arial" w:eastAsia="Arial Narrow" w:hAnsi="Arial" w:cs="Arial"/>
-          <w:spacing w:val="-2"/>
-          <w:sz w:val="20"/>
-          <w:szCs w:val="20"/>
-        </w:rPr>
-      </w:pPr>
-      <w:r>
-        <w:rPr>
-          <w:rFonts w:ascii="Arial" w:eastAsia="Arial Narrow" w:hAnsi="Arial" w:cs="Arial"/>
-          <w:spacing w:val="-2"/>
-          <w:sz w:val="20"/>
-          <w:szCs w:val="20"/>
-        </w:rPr>
-        <w:t>PC0                 PC</w:t>
-      </w:r>
-      <w:r>
-        <w:rPr>
-          <w:rFonts w:ascii="Arial" w:eastAsia="Arial Narrow" w:hAnsi="Arial" w:cs="Arial"/>
-          <w:spacing w:val="-2"/>
-          <w:sz w:val="20"/>
-          <w:szCs w:val="20"/>
-        </w:rPr>
-        <w:t>5</w:t>
-      </w:r>
-    </w:p>
-    <w:p>
-      <w:pPr>
-        <w:spacing w:line="300" w:lineRule="exact"/>
-        <w:jc w:val="both"/>
-        <w:rPr>
-          <w:rFonts w:ascii="Arial" w:eastAsia="Arial Narrow" w:hAnsi="Arial" w:cs="Arial"/>
-          <w:spacing w:val="-2"/>
-          <w:sz w:val="20"/>
-          <w:szCs w:val="20"/>
-        </w:rPr>
-      </w:pPr>
-    </w:p>
-    <w:p>
-      <w:pPr>
-        <w:spacing w:line="300" w:lineRule="exact"/>
-        <w:jc w:val="both"/>
-        <w:rPr>
-          <w:rFonts w:ascii="Arial" w:eastAsia="Arial Narrow" w:hAnsi="Arial" w:cs="Arial"/>
-          <w:spacing w:val="-2"/>
-          <w:sz w:val="20"/>
-          <w:szCs w:val="20"/>
-        </w:rPr>
-      </w:pPr>
-    </w:p>
-    <w:p>
-      <w:pPr>
-        <w:spacing w:line="300" w:lineRule="exact"/>
-        <w:jc w:val="both"/>
-        <w:rPr>
-          <w:rFonts w:ascii="Arial" w:eastAsia="Arial Narrow" w:hAnsi="Arial" w:cs="Arial"/>
-          <w:spacing w:val="-2"/>
-          <w:sz w:val="20"/>
-          <w:szCs w:val="20"/>
-        </w:rPr>
-      </w:pPr>
-    </w:p>
-    <w:p>
-      <w:pPr>
-        <w:spacing w:line="300" w:lineRule="exact"/>
-        <w:jc w:val="both"/>
-        <w:rPr>
-          <w:rFonts w:ascii="Arial" w:eastAsia="Arial Narrow" w:hAnsi="Arial" w:cs="Arial"/>
-          <w:spacing w:val="-2"/>
-          <w:sz w:val="20"/>
-          <w:szCs w:val="20"/>
-        </w:rPr>
-      </w:pPr>
-      <w:r>
-        <w:rPr>
-          <w:rFonts w:ascii="Arial" w:eastAsia="Arial Narrow" w:hAnsi="Arial" w:cs="Arial"/>
-          <w:b/>
-          <w:bCs/>
-          <w:spacing w:val="-2"/>
-          <w:sz w:val="20"/>
-          <w:szCs w:val="20"/>
-        </w:rPr>
-        <w:t xml:space="preserve">Pruebas de conectividad </w:t>
-      </w:r>
-      <w:r>
-        <w:rPr>
-          <w:rFonts w:ascii="Arial" w:eastAsia="Arial Narrow" w:hAnsi="Arial" w:cs="Arial"/>
-          <w:b/>
-          <w:bCs/>
-          <w:spacing w:val="-2"/>
-          <w:sz w:val="20"/>
-          <w:szCs w:val="20"/>
-        </w:rPr>
-        <w:t>externa por WEB.</w:t>
-      </w:r>
-      <w:r>
-        <w:rPr>
-          <w:rFonts w:ascii="Arial" w:eastAsia="Arial Narrow" w:hAnsi="Arial" w:cs="Arial"/>
-          <w:spacing w:val="-2"/>
-          <w:sz w:val="20"/>
-          <w:szCs w:val="20"/>
-        </w:rPr>
-        <w:t xml:space="preserve"> </w:t>
-      </w:r>
-      <w:r>
-        <w:rPr>
-          <w:rFonts w:ascii="Arial" w:eastAsia="Arial Narrow" w:hAnsi="Arial" w:cs="Arial"/>
-          <w:spacing w:val="-2"/>
-          <w:sz w:val="20"/>
-          <w:szCs w:val="20"/>
-        </w:rPr>
-        <w:t>NOTA: Debe funcionar el acceso por IP o por nombre de dominio</w:t>
-      </w:r>
-      <w:r>
-        <w:rPr>
-          <w:rFonts w:ascii="Arial" w:eastAsia="Arial Narrow" w:hAnsi="Arial" w:cs="Arial"/>
-          <w:spacing w:val="-2"/>
-          <w:sz w:val="20"/>
-          <w:szCs w:val="20"/>
-        </w:rPr>
-        <w:t>.</w:t>
-      </w:r>
-    </w:p>
-    <w:p>
-      <w:pPr>
-        <w:spacing w:line="300" w:lineRule="exact"/>
-        <w:jc w:val="both"/>
-        <w:rPr>
-          <w:rFonts w:ascii="Arial" w:eastAsia="Arial Narrow" w:hAnsi="Arial" w:cs="Arial"/>
-          <w:spacing w:val="-2"/>
-          <w:sz w:val="20"/>
-          <w:szCs w:val="20"/>
-        </w:rPr>
-      </w:pPr>
-    </w:p>
-    <w:p>
-      <w:pPr>
-        <w:spacing w:line="300" w:lineRule="exact"/>
-        <w:jc w:val="both"/>
-        <w:rPr>
-          <w:rFonts w:ascii="Arial" w:eastAsia="Arial Narrow" w:hAnsi="Arial" w:cs="Arial"/>
-          <w:b/>
-          <w:bCs/>
-          <w:spacing w:val="-2"/>
-          <w:sz w:val="20"/>
-          <w:szCs w:val="20"/>
-        </w:rPr>
-      </w:pPr>
-      <w:r>
-        <w:rPr>
-          <w:rFonts w:ascii="Arial" w:eastAsia="Arial Narrow" w:hAnsi="Arial" w:cs="Arial"/>
-          <w:b/>
-          <w:bCs/>
-          <w:spacing w:val="-2"/>
-          <w:sz w:val="20"/>
-          <w:szCs w:val="20"/>
-        </w:rPr>
-        <w:t>Desde                Hacia                   Dirección IP               Web Browser  (</w:t>
-      </w:r>
-      <w:proofErr w:type="spellStart"/>
-      <w:r>
-        <w:rPr>
-          <w:rFonts w:ascii="Arial" w:eastAsia="Arial Narrow" w:hAnsi="Arial" w:cs="Arial"/>
-          <w:b/>
-          <w:bCs/>
-          <w:spacing w:val="-2"/>
-          <w:sz w:val="20"/>
-          <w:szCs w:val="20"/>
-        </w:rPr>
-        <w:t>Success</w:t>
-      </w:r>
-      <w:proofErr w:type="spellEnd"/>
-      <w:r>
-        <w:rPr>
-          <w:rFonts w:ascii="Arial" w:eastAsia="Arial Narrow" w:hAnsi="Arial" w:cs="Arial"/>
-          <w:b/>
-          <w:bCs/>
-          <w:spacing w:val="-2"/>
-          <w:sz w:val="20"/>
-          <w:szCs w:val="20"/>
-        </w:rPr>
-        <w:t xml:space="preserve"> / </w:t>
-      </w:r>
-      <w:proofErr w:type="spellStart"/>
-      <w:r>
-        <w:rPr>
-          <w:rFonts w:ascii="Arial" w:eastAsia="Arial Narrow" w:hAnsi="Arial" w:cs="Arial"/>
-          <w:b/>
-          <w:bCs/>
-          <w:spacing w:val="-2"/>
-          <w:sz w:val="20"/>
-          <w:szCs w:val="20"/>
-        </w:rPr>
-        <w:t>Fail</w:t>
-      </w:r>
-      <w:proofErr w:type="spellEnd"/>
-      <w:r>
-        <w:rPr>
-          <w:rFonts w:ascii="Arial" w:eastAsia="Arial Narrow" w:hAnsi="Arial" w:cs="Arial"/>
-          <w:b/>
-          <w:bCs/>
-          <w:spacing w:val="-2"/>
-          <w:sz w:val="20"/>
-          <w:szCs w:val="20"/>
-        </w:rPr>
-        <w:t>)</w:t>
-      </w:r>
-    </w:p>
-    <w:p>
-      <w:pPr>
-        <w:spacing w:line="300" w:lineRule="exact"/>
-        <w:jc w:val="both"/>
-        <w:rPr>
-          <w:rFonts w:ascii="Arial" w:eastAsia="Arial Narrow" w:hAnsi="Arial" w:cs="Arial"/>
-          <w:spacing w:val="-2"/>
-          <w:sz w:val="20"/>
-          <w:szCs w:val="20"/>
-        </w:rPr>
-      </w:pPr>
-      <w:r>
-        <w:rPr>
-          <w:rFonts w:ascii="Arial" w:eastAsia="Arial Narrow" w:hAnsi="Arial" w:cs="Arial"/>
-          <w:spacing w:val="-2"/>
-          <w:sz w:val="20"/>
-          <w:szCs w:val="20"/>
-        </w:rPr>
-        <w:t>PC</w:t>
-      </w:r>
-      <w:r>
-        <w:rPr>
-          <w:rFonts w:ascii="Arial" w:eastAsia="Arial Narrow" w:hAnsi="Arial" w:cs="Arial"/>
-          <w:spacing w:val="-2"/>
-          <w:sz w:val="20"/>
-          <w:szCs w:val="20"/>
-        </w:rPr>
-        <w:t>B</w:t>
-      </w:r>
-      <w:r>
-        <w:rPr>
-          <w:rFonts w:ascii="Arial" w:eastAsia="Arial Narrow" w:hAnsi="Arial" w:cs="Arial"/>
-          <w:spacing w:val="-2"/>
-          <w:sz w:val="20"/>
-          <w:szCs w:val="20"/>
-        </w:rPr>
-        <w:tab/>
-      </w:r>
-      <w:r>
-        <w:rPr>
-          <w:rFonts w:ascii="Arial" w:eastAsia="Arial Narrow" w:hAnsi="Arial" w:cs="Arial"/>
-          <w:spacing w:val="-2"/>
-          <w:sz w:val="20"/>
-          <w:szCs w:val="20"/>
-        </w:rPr>
-        <w:t xml:space="preserve">             </w:t>
-      </w:r>
-      <w:r>
-        <w:rPr>
-          <w:rFonts w:ascii="Arial" w:eastAsia="Arial Narrow" w:hAnsi="Arial" w:cs="Arial"/>
-          <w:spacing w:val="-2"/>
-          <w:sz w:val="20"/>
-          <w:szCs w:val="20"/>
-        </w:rPr>
-        <w:t>dnsserver</w:t>
-      </w:r>
-      <w:r>
-        <w:rPr>
-          <w:rFonts w:ascii="Arial" w:eastAsia="Arial Narrow" w:hAnsi="Arial" w:cs="Arial"/>
-          <w:spacing w:val="-2"/>
-          <w:sz w:val="20"/>
-          <w:szCs w:val="20"/>
-        </w:rPr>
-        <w:t>.com</w:t>
-      </w:r>
-      <w:r>
-        <w:rPr>
-          <w:rFonts w:ascii="Arial" w:eastAsia="Arial Narrow" w:hAnsi="Arial" w:cs="Arial"/>
-          <w:spacing w:val="-2"/>
-          <w:sz w:val="20"/>
-          <w:szCs w:val="20"/>
-        </w:rPr>
-        <w:t xml:space="preserve">     </w:t>
-      </w:r>
-      <w:r>
-        <w:rPr>
-          <w:rFonts w:ascii="Arial" w:eastAsia="Arial Narrow" w:hAnsi="Arial" w:cs="Arial"/>
-          <w:spacing w:val="-2"/>
-          <w:sz w:val="20"/>
-          <w:szCs w:val="20"/>
-        </w:rPr>
-        <w:t>1</w:t>
-      </w:r>
-      <w:r>
-        <w:rPr>
-          <w:rFonts w:ascii="Arial" w:eastAsia="Arial Narrow" w:hAnsi="Arial" w:cs="Arial"/>
-          <w:spacing w:val="-2"/>
-          <w:sz w:val="20"/>
-          <w:szCs w:val="20"/>
-        </w:rPr>
-        <w:t>45.251.32.46</w:t>
-      </w:r>
-    </w:p>
-    <w:p>
-      <w:pPr>
-        <w:spacing w:line="300" w:lineRule="exact"/>
-        <w:jc w:val="both"/>
-        <w:rPr>
-          <w:rFonts w:ascii="Arial" w:eastAsia="Arial Narrow" w:hAnsi="Arial" w:cs="Arial"/>
-          <w:spacing w:val="-2"/>
-          <w:sz w:val="20"/>
-          <w:szCs w:val="20"/>
-        </w:rPr>
-      </w:pPr>
-      <w:r>
-        <w:rPr>
-          <w:rFonts w:ascii="Arial" w:eastAsia="Arial Narrow" w:hAnsi="Arial" w:cs="Arial"/>
-          <w:spacing w:val="-2"/>
-          <w:sz w:val="20"/>
-          <w:szCs w:val="20"/>
-        </w:rPr>
-        <w:t>PC0</w:t>
-      </w:r>
-      <w:r>
-        <w:rPr>
-          <w:rFonts w:ascii="Arial" w:eastAsia="Arial Narrow" w:hAnsi="Arial" w:cs="Arial"/>
-          <w:spacing w:val="-2"/>
-          <w:sz w:val="20"/>
-          <w:szCs w:val="20"/>
-        </w:rPr>
-        <w:tab/>
-      </w:r>
-      <w:r>
-        <w:rPr>
-          <w:rFonts w:ascii="Arial" w:eastAsia="Arial Narrow" w:hAnsi="Arial" w:cs="Arial"/>
-          <w:spacing w:val="-2"/>
-          <w:sz w:val="20"/>
-          <w:szCs w:val="20"/>
-        </w:rPr>
-        <w:t xml:space="preserve">             </w:t>
-      </w:r>
-      <w:r>
-        <w:rPr>
-          <w:rFonts w:ascii="Arial" w:eastAsia="Arial Narrow" w:hAnsi="Arial" w:cs="Arial"/>
-          <w:spacing w:val="-2"/>
-          <w:sz w:val="20"/>
-          <w:szCs w:val="20"/>
-        </w:rPr>
-        <w:t>youtube.com</w:t>
-      </w:r>
-      <w:r>
-        <w:rPr>
-          <w:rFonts w:ascii="Arial" w:eastAsia="Arial Narrow" w:hAnsi="Arial" w:cs="Arial"/>
-          <w:spacing w:val="-2"/>
-          <w:sz w:val="20"/>
-          <w:szCs w:val="20"/>
-        </w:rPr>
-        <w:t xml:space="preserve">        </w:t>
-      </w:r>
-      <w:r>
-        <w:rPr>
-          <w:rFonts w:ascii="Arial" w:eastAsia="Arial Narrow" w:hAnsi="Arial" w:cs="Arial"/>
-          <w:spacing w:val="-2"/>
-          <w:sz w:val="20"/>
-          <w:szCs w:val="20"/>
-        </w:rPr>
-        <w:t>192.178.56.174</w:t>
-      </w:r>
-    </w:p>
-    <w:p>
-      <w:pPr>
-        <w:spacing w:line="300" w:lineRule="exact"/>
-        <w:jc w:val="both"/>
-        <w:rPr>
-          <w:rFonts w:ascii="Arial" w:eastAsia="Arial Narrow" w:hAnsi="Arial" w:cs="Arial"/>
-          <w:spacing w:val="-2"/>
-          <w:sz w:val="20"/>
-          <w:szCs w:val="20"/>
-          <w:lang w:val="en-US"/>
-        </w:rPr>
-      </w:pPr>
-      <w:r>
-        <w:rPr>
-          <w:rFonts w:ascii="Arial" w:eastAsia="Arial Narrow" w:hAnsi="Arial" w:cs="Arial"/>
-          <w:spacing w:val="-2"/>
-          <w:sz w:val="20"/>
-          <w:szCs w:val="20"/>
-          <w:lang w:val="en-US"/>
-        </w:rPr>
-        <w:t>PC</w:t>
-      </w:r>
-      <w:r>
-        <w:rPr>
-          <w:rFonts w:ascii="Arial" w:eastAsia="Arial Narrow" w:hAnsi="Arial" w:cs="Arial"/>
-          <w:spacing w:val="-2"/>
-          <w:sz w:val="20"/>
-          <w:szCs w:val="20"/>
-          <w:lang w:val="en-US"/>
-        </w:rPr>
-        <w:t>1</w:t>
-      </w:r>
-      <w:r>
-        <w:rPr>
-          <w:rFonts w:ascii="Arial" w:eastAsia="Arial Narrow" w:hAnsi="Arial" w:cs="Arial"/>
-          <w:spacing w:val="-2"/>
-          <w:sz w:val="20"/>
-          <w:szCs w:val="20"/>
-          <w:lang w:val="en-US"/>
-        </w:rPr>
-        <w:tab/>
-        <w:t xml:space="preserve">             youtube.com        192.178.56.174</w:t>
-      </w:r>
-    </w:p>
-    <w:p>
-      <w:pPr>
-        <w:spacing w:line="300" w:lineRule="exact"/>
-        <w:jc w:val="both"/>
-        <w:rPr>
-          <w:rFonts w:ascii="Arial" w:eastAsia="Arial Narrow" w:hAnsi="Arial" w:cs="Arial"/>
-          <w:spacing w:val="-2"/>
-          <w:sz w:val="20"/>
-          <w:szCs w:val="20"/>
-          <w:lang w:val="en-US"/>
-        </w:rPr>
-      </w:pPr>
-      <w:r>
-        <w:rPr>
-          <w:rFonts w:ascii="Arial" w:eastAsia="Arial Narrow" w:hAnsi="Arial" w:cs="Arial"/>
-          <w:spacing w:val="-2"/>
-          <w:sz w:val="20"/>
-          <w:szCs w:val="20"/>
-          <w:lang w:val="en-US"/>
-        </w:rPr>
-        <w:t>PC</w:t>
-      </w:r>
-      <w:r>
-        <w:rPr>
-          <w:rFonts w:ascii="Arial" w:eastAsia="Arial Narrow" w:hAnsi="Arial" w:cs="Arial"/>
-          <w:spacing w:val="-2"/>
-          <w:sz w:val="20"/>
-          <w:szCs w:val="20"/>
-          <w:lang w:val="en-US"/>
-        </w:rPr>
-        <w:t>2</w:t>
-      </w:r>
-      <w:r>
-        <w:rPr>
-          <w:rFonts w:ascii="Arial" w:eastAsia="Arial Narrow" w:hAnsi="Arial" w:cs="Arial"/>
-          <w:spacing w:val="-2"/>
-          <w:sz w:val="20"/>
-          <w:szCs w:val="20"/>
-          <w:lang w:val="en-US"/>
-        </w:rPr>
-        <w:tab/>
-        <w:t xml:space="preserve">             youtube.com        192.178.56.174</w:t>
-      </w:r>
-    </w:p>
-    <w:p>
-      <w:pPr>
-        <w:spacing w:line="300" w:lineRule="exact"/>
-        <w:jc w:val="both"/>
-        <w:rPr>
-          <w:rFonts w:ascii="Arial" w:eastAsia="Arial Narrow" w:hAnsi="Arial" w:cs="Arial"/>
-          <w:spacing w:val="-2"/>
-          <w:sz w:val="20"/>
-          <w:szCs w:val="20"/>
-          <w:lang w:val="en-US"/>
-        </w:rPr>
-      </w:pPr>
-      <w:r>
-        <w:rPr>
-          <w:rFonts w:ascii="Arial" w:eastAsia="Arial Narrow" w:hAnsi="Arial" w:cs="Arial"/>
-          <w:spacing w:val="-2"/>
-          <w:sz w:val="20"/>
-          <w:szCs w:val="20"/>
-          <w:lang w:val="en-US"/>
-        </w:rPr>
-        <w:t>youtube.com     www.bosch.com   192.168.23.254</w:t>
-      </w:r>
-    </w:p>
-    <w:p>
-      <w:pPr>
-        <w:spacing w:line="300" w:lineRule="exact"/>
-        <w:jc w:val="both"/>
-        <w:rPr>
-          <w:rFonts w:ascii="Arial" w:eastAsia="Arial Narrow" w:hAnsi="Arial" w:cs="Arial"/>
-          <w:spacing w:val="-2"/>
-          <w:sz w:val="20"/>
-          <w:szCs w:val="20"/>
-          <w:lang w:val="en-US"/>
-        </w:rPr>
-      </w:pPr>
-    </w:p>
-    <w:p>
-      <w:pPr>
-        <w:spacing w:line="300" w:lineRule="exact"/>
-        <w:jc w:val="both"/>
-        <w:rPr>
-          <w:rFonts w:ascii="Arial" w:eastAsia="Arial Narrow" w:hAnsi="Arial" w:cs="Arial"/>
-          <w:spacing w:val="-2"/>
-          <w:sz w:val="20"/>
-          <w:szCs w:val="20"/>
-          <w:lang w:val="en-US"/>
-        </w:rPr>
-      </w:pPr>
-    </w:p>
-    <w:p>
-      <w:pPr>
-        <w:spacing w:line="300" w:lineRule="exact"/>
-        <w:jc w:val="both"/>
-        <w:rPr>
-          <w:rFonts w:ascii="Arial" w:eastAsia="Arial Narrow" w:hAnsi="Arial" w:cs="Arial"/>
-          <w:b/>
-          <w:bCs/>
-          <w:spacing w:val="-2"/>
-          <w:sz w:val="20"/>
-          <w:szCs w:val="20"/>
-        </w:rPr>
-      </w:pPr>
-      <w:r>
-        <w:rPr>
-          <w:rFonts w:ascii="Arial" w:eastAsia="Arial Narrow" w:hAnsi="Arial" w:cs="Arial"/>
-          <w:b/>
-          <w:bCs/>
-          <w:spacing w:val="-2"/>
-          <w:sz w:val="20"/>
-          <w:szCs w:val="20"/>
-        </w:rPr>
-        <w:t>Pruebas de conectividad del exterior al interior</w:t>
-      </w:r>
-      <w:r>
-        <w:rPr>
-          <w:rFonts w:ascii="Arial" w:eastAsia="Arial Narrow" w:hAnsi="Arial" w:cs="Arial"/>
-          <w:b/>
-          <w:bCs/>
-          <w:spacing w:val="-2"/>
-          <w:sz w:val="20"/>
-          <w:szCs w:val="20"/>
-        </w:rPr>
-        <w:t xml:space="preserve"> por telnet</w:t>
-      </w:r>
-    </w:p>
-    <w:p>
-      <w:pPr>
-        <w:spacing w:line="300" w:lineRule="exact"/>
-        <w:jc w:val="both"/>
-        <w:rPr>
-          <w:rFonts w:ascii="Arial" w:eastAsia="Arial Narrow" w:hAnsi="Arial" w:cs="Arial"/>
-          <w:spacing w:val="-2"/>
-          <w:sz w:val="20"/>
-          <w:szCs w:val="20"/>
-        </w:rPr>
-      </w:pPr>
-    </w:p>
-    <w:p>
-      <w:pPr>
-        <w:spacing w:line="300" w:lineRule="exact"/>
-        <w:jc w:val="both"/>
-        <w:rPr>
-          <w:rFonts w:ascii="Arial" w:eastAsia="Arial Narrow" w:hAnsi="Arial" w:cs="Arial"/>
-          <w:b/>
-          <w:bCs/>
-          <w:spacing w:val="-2"/>
-          <w:sz w:val="20"/>
-          <w:szCs w:val="20"/>
-        </w:rPr>
-      </w:pPr>
-      <w:r>
-        <w:rPr>
-          <w:rFonts w:ascii="Arial" w:eastAsia="Arial Narrow" w:hAnsi="Arial" w:cs="Arial"/>
-          <w:b/>
-          <w:bCs/>
-          <w:spacing w:val="-2"/>
-          <w:sz w:val="20"/>
-          <w:szCs w:val="20"/>
-        </w:rPr>
-        <w:t>Desde                 Hacia                Dirección IP              telnet  (</w:t>
-      </w:r>
-      <w:proofErr w:type="spellStart"/>
-      <w:r>
-        <w:rPr>
-          <w:rFonts w:ascii="Arial" w:eastAsia="Arial Narrow" w:hAnsi="Arial" w:cs="Arial"/>
-          <w:b/>
-          <w:bCs/>
-          <w:spacing w:val="-2"/>
-          <w:sz w:val="20"/>
-          <w:szCs w:val="20"/>
-        </w:rPr>
-        <w:t>Success</w:t>
-      </w:r>
-      <w:proofErr w:type="spellEnd"/>
-      <w:r>
-        <w:rPr>
-          <w:rFonts w:ascii="Arial" w:eastAsia="Arial Narrow" w:hAnsi="Arial" w:cs="Arial"/>
-          <w:b/>
-          <w:bCs/>
-          <w:spacing w:val="-2"/>
-          <w:sz w:val="20"/>
-          <w:szCs w:val="20"/>
-        </w:rPr>
-        <w:t xml:space="preserve"> / </w:t>
-      </w:r>
-      <w:proofErr w:type="spellStart"/>
-      <w:r>
-        <w:rPr>
-          <w:rFonts w:ascii="Arial" w:eastAsia="Arial Narrow" w:hAnsi="Arial" w:cs="Arial"/>
-          <w:b/>
-          <w:bCs/>
-          <w:spacing w:val="-2"/>
-          <w:sz w:val="20"/>
-          <w:szCs w:val="20"/>
-        </w:rPr>
-        <w:t>Fail</w:t>
-      </w:r>
-      <w:proofErr w:type="spellEnd"/>
-      <w:r>
-        <w:rPr>
-          <w:rFonts w:ascii="Arial" w:eastAsia="Arial Narrow" w:hAnsi="Arial" w:cs="Arial"/>
-          <w:b/>
-          <w:bCs/>
-          <w:spacing w:val="-2"/>
-          <w:sz w:val="20"/>
-          <w:szCs w:val="20"/>
-        </w:rPr>
-        <w:t>)</w:t>
-      </w:r>
-    </w:p>
-    <w:p>
-      <w:pPr>
-        <w:spacing w:line="300" w:lineRule="exact"/>
-        <w:jc w:val="both"/>
-        <w:rPr>
-          <w:rFonts w:ascii="Arial" w:eastAsia="Arial Narrow" w:hAnsi="Arial" w:cs="Arial"/>
-          <w:spacing w:val="-2"/>
-          <w:sz w:val="20"/>
-          <w:szCs w:val="20"/>
-          <w:lang w:val="en-US"/>
-        </w:rPr>
-      </w:pPr>
-      <w:r>
-        <w:rPr>
-          <w:rFonts w:ascii="Arial" w:eastAsia="Arial Narrow" w:hAnsi="Arial" w:cs="Arial"/>
-          <w:spacing w:val="-2"/>
-          <w:sz w:val="20"/>
-          <w:szCs w:val="20"/>
-          <w:lang w:val="en-US"/>
-        </w:rPr>
-        <w:t>youtube.com</w:t>
-      </w:r>
-      <w:r>
-        <w:rPr>
-          <w:rFonts w:ascii="Arial" w:eastAsia="Arial Narrow" w:hAnsi="Arial" w:cs="Arial"/>
-          <w:spacing w:val="-2"/>
-          <w:sz w:val="20"/>
-          <w:szCs w:val="20"/>
-          <w:lang w:val="en-US"/>
-        </w:rPr>
-        <w:t xml:space="preserve">       S</w:t>
-      </w:r>
-      <w:r>
-        <w:rPr>
-          <w:rFonts w:ascii="Arial" w:eastAsia="Arial Narrow" w:hAnsi="Arial" w:cs="Arial"/>
-          <w:spacing w:val="-2"/>
-          <w:sz w:val="20"/>
-          <w:szCs w:val="20"/>
-          <w:lang w:val="en-US"/>
-        </w:rPr>
-        <w:t xml:space="preserve">1        </w:t>
-      </w:r>
-      <w:r>
-        <w:rPr>
-          <w:rFonts w:ascii="Arial" w:eastAsia="Arial Narrow" w:hAnsi="Arial" w:cs="Arial"/>
-          <w:spacing w:val="-2"/>
-          <w:sz w:val="20"/>
-          <w:szCs w:val="20"/>
-          <w:lang w:val="en-US"/>
-        </w:rPr>
-        <w:t xml:space="preserve">             19</w:t>
-      </w:r>
-      <w:r>
-        <w:rPr>
-          <w:rFonts w:ascii="Arial" w:eastAsia="Arial Narrow" w:hAnsi="Arial" w:cs="Arial"/>
-          <w:spacing w:val="-2"/>
-          <w:sz w:val="20"/>
-          <w:szCs w:val="20"/>
-          <w:lang w:val="en-US"/>
-        </w:rPr>
-        <w:t>2.168.99.1</w:t>
-      </w:r>
-    </w:p>
-    <w:p>
-      <w:pPr>
-        <w:spacing w:line="300" w:lineRule="exact"/>
-        <w:jc w:val="both"/>
-        <w:rPr>
-          <w:rFonts w:ascii="Arial" w:eastAsia="Arial Narrow" w:hAnsi="Arial" w:cs="Arial"/>
-          <w:spacing w:val="-2"/>
-          <w:sz w:val="20"/>
-          <w:szCs w:val="20"/>
-          <w:lang w:val="en-US"/>
-        </w:rPr>
-      </w:pPr>
-      <w:r>
-        <w:rPr>
-          <w:rFonts w:ascii="Arial" w:eastAsia="Arial Narrow" w:hAnsi="Arial" w:cs="Arial"/>
-          <w:spacing w:val="-2"/>
-          <w:sz w:val="20"/>
-          <w:szCs w:val="20"/>
-          <w:lang w:val="en-US"/>
-        </w:rPr>
-        <w:t>y</w:t>
-      </w:r>
-      <w:r>
-        <w:rPr>
-          <w:rFonts w:ascii="Arial" w:eastAsia="Arial Narrow" w:hAnsi="Arial" w:cs="Arial"/>
-          <w:spacing w:val="-2"/>
-          <w:sz w:val="20"/>
-          <w:szCs w:val="20"/>
-          <w:lang w:val="en-US"/>
-        </w:rPr>
-        <w:t>outube.com       S</w:t>
-      </w:r>
-      <w:r>
-        <w:rPr>
-          <w:rFonts w:ascii="Arial" w:eastAsia="Arial Narrow" w:hAnsi="Arial" w:cs="Arial"/>
-          <w:spacing w:val="-2"/>
-          <w:sz w:val="20"/>
-          <w:szCs w:val="20"/>
-          <w:lang w:val="en-US"/>
-        </w:rPr>
-        <w:t>2</w:t>
-      </w:r>
-      <w:r>
-        <w:rPr>
-          <w:rFonts w:ascii="Arial" w:eastAsia="Arial Narrow" w:hAnsi="Arial" w:cs="Arial"/>
-          <w:spacing w:val="-2"/>
-          <w:sz w:val="20"/>
-          <w:szCs w:val="20"/>
-          <w:lang w:val="en-US"/>
-        </w:rPr>
-        <w:t xml:space="preserve">                     192.168.99.</w:t>
-      </w:r>
-      <w:r>
-        <w:rPr>
-          <w:rFonts w:ascii="Arial" w:eastAsia="Arial Narrow" w:hAnsi="Arial" w:cs="Arial"/>
-          <w:spacing w:val="-2"/>
-          <w:sz w:val="20"/>
-          <w:szCs w:val="20"/>
-          <w:lang w:val="en-US"/>
-        </w:rPr>
-        <w:t>2</w:t>
-      </w:r>
-    </w:p>
-    <w:p>
-      <w:pPr>
-        <w:spacing w:line="300" w:lineRule="exact"/>
-        <w:jc w:val="both"/>
-        <w:rPr>
-          <w:rFonts w:ascii="Arial" w:eastAsia="Times New Roman" w:hAnsi="Arial" w:cs="Arial"/>
-          <w:lang w:val="es-ES"/>
-        </w:rPr>
-      </w:pPr>
-      <w:r>
-        <w:rPr>
-          <w:rFonts w:ascii="Arial" w:eastAsia="Arial Narrow" w:hAnsi="Arial" w:cs="Arial"/>
-          <w:spacing w:val="-2"/>
-          <w:sz w:val="20"/>
-          <w:szCs w:val="20"/>
-          <w:lang w:val="en-US"/>
-        </w:rPr>
-        <w:t>y</w:t>
-      </w:r>
-      <w:r>
-        <w:rPr>
-          <w:rFonts w:ascii="Arial" w:eastAsia="Arial Narrow" w:hAnsi="Arial" w:cs="Arial"/>
-          <w:spacing w:val="-2"/>
-          <w:sz w:val="20"/>
-          <w:szCs w:val="20"/>
-          <w:lang w:val="en-US"/>
-        </w:rPr>
-        <w:t>outube.com       S</w:t>
-      </w:r>
-      <w:r>
-        <w:rPr>
-          <w:rFonts w:ascii="Arial" w:eastAsia="Arial Narrow" w:hAnsi="Arial" w:cs="Arial"/>
-          <w:spacing w:val="-2"/>
-          <w:sz w:val="20"/>
-          <w:szCs w:val="20"/>
-          <w:lang w:val="en-US"/>
-        </w:rPr>
-        <w:t>3</w:t>
-      </w:r>
-      <w:r>
-        <w:rPr>
-          <w:rFonts w:ascii="Arial" w:eastAsia="Arial Narrow" w:hAnsi="Arial" w:cs="Arial"/>
-          <w:spacing w:val="-2"/>
-          <w:sz w:val="20"/>
-          <w:szCs w:val="20"/>
-          <w:lang w:val="en-US"/>
-        </w:rPr>
-        <w:t xml:space="preserve">                     192.168.99.</w:t>
-      </w:r>
-      <w:r>
-        <w:rPr>
-          <w:rFonts w:ascii="Arial" w:eastAsia="Arial Narrow" w:hAnsi="Arial" w:cs="Arial"/>
-          <w:spacing w:val="-2"/>
-          <w:sz w:val="20"/>
-          <w:szCs w:val="20"/>
-          <w:lang w:val="en-US"/>
-        </w:rPr>
-        <w:t>3</w:t>
-      </w:r>
+          <w:spacing w:val="-2"/>
+          <w:sz w:val="20"/>
+          <w:szCs w:val="20"/>
+        </w:rPr>
+      </w:pPr>
     </w:p>
     <w:sectPr>
       <w:footerReference w:type="default" r:id="rId8"/>
       <w:pgSz w:w="12240" w:h="15840"/>
-      <w:pgMar w:top="720" w:right="720" w:bottom="720" w:left="720" w:header="0" w:footer="1696" w:gutter="0"/>
+      <w:pgMar w:top="284" w:right="720" w:bottom="720" w:left="720" w:header="0" w:footer="1696" w:gutter="0"/>
       <w:cols w:space="720"/>
       <w:docGrid w:linePitch="299"/>
     </w:sectPr>
@@ -4628,7 +7282,7 @@
 </file>
 
 <file path=word/endnotes.xml><?xml version="1.0" encoding="utf-8"?>
-<w:endnotes xmlns:wpc="http://schemas.microsoft.com/office/word/2010/wordprocessingCanvas" xmlns:cx="http://schemas.microsoft.com/office/drawing/2014/chartex" xmlns:cx1="http://schemas.microsoft.com/office/drawing/2015/9/8/chartex" xmlns:cx2="http://schemas.microsoft.com/office/drawing/2015/10/21/chartex" xmlns:cx3="http://schemas.microsoft.com/office/drawing/2016/5/9/chartex" xmlns:cx4="http://schemas.microsoft.com/office/drawing/2016/5/10/chartex" xmlns:cx5="http://schemas.microsoft.com/office/drawing/2016/5/11/chartex" xmlns:cx6="http://schemas.microsoft.com/office/drawing/2016/5/12/chartex" xmlns:cx7="http://schemas.microsoft.com/office/drawing/2016/5/13/chartex" xmlns:cx8="http://schemas.microsoft.com/office/drawing/2016/5/14/chartex" xmlns:mc="http://schemas.openxmlformats.org/markup-compatibility/2006" xmlns:aink="http://schemas.microsoft.com/office/drawing/2016/ink" xmlns:am3d="http://schemas.microsoft.com/office/drawing/2017/model3d" xmlns:o="urn:schemas-microsoft-com:office:office" xmlns:oel="http://schemas.microsoft.com/office/2019/extlst" xmlns:r="http://schemas.openxmlformats.org/officeDocument/2006/relationships" xmlns:m="http://schemas.openxmlformats.org/officeDocument/2006/math" xmlns:v="urn:schemas-microsoft-com:vml" xmlns:wp14="http://schemas.microsoft.com/office/word/2010/wordprocessingDrawing" xmlns:wp="http://schemas.openxmlformats.org/drawingml/2006/wordprocessingDrawing" xmlns:w10="urn:schemas-microsoft-com:office:word" xmlns:w="http://schemas.openxmlformats.org/wordprocessingml/2006/main" xmlns:w14="http://schemas.microsoft.com/office/word/2010/wordml" xmlns:w15="http://schemas.microsoft.com/office/word/2012/wordml" xmlns:w16cex="http://schemas.microsoft.com/office/word/2018/wordml/cex" xmlns:w16cid="http://schemas.microsoft.com/office/word/2016/wordml/cid" xmlns:w16="http://schemas.microsoft.com/office/word/2018/wordml" xmlns:w16sdtdh="http://schemas.microsoft.com/office/word/2020/wordml/sdtdatahash" xmlns:w16se="http://schemas.microsoft.com/office/word/2015/wordml/symex" xmlns:wpg="http://schemas.microsoft.com/office/word/2010/wordprocessingGroup" xmlns:wpi="http://schemas.microsoft.com/office/word/2010/wordprocessingInk" xmlns:wne="http://schemas.microsoft.com/office/word/2006/wordml" xmlns:wps="http://schemas.microsoft.com/office/word/2010/wordprocessingShape" mc:Ignorable="w14 w15 w16se w16cid w16 w16cex w16sdtdh wp14">
+<w:endnotes xmlns:wpc="http://schemas.microsoft.com/office/word/2010/wordprocessingCanvas" xmlns:cx="http://schemas.microsoft.com/office/drawing/2014/chartex" xmlns:cx1="http://schemas.microsoft.com/office/drawing/2015/9/8/chartex" xmlns:cx2="http://schemas.microsoft.com/office/drawing/2015/10/21/chartex" xmlns:cx3="http://schemas.microsoft.com/office/drawing/2016/5/9/chartex" xmlns:cx4="http://schemas.microsoft.com/office/drawing/2016/5/10/chartex" xmlns:cx5="http://schemas.microsoft.com/office/drawing/2016/5/11/chartex" xmlns:cx6="http://schemas.microsoft.com/office/drawing/2016/5/12/chartex" xmlns:cx7="http://schemas.microsoft.com/office/drawing/2016/5/13/chartex" xmlns:cx8="http://schemas.microsoft.com/office/drawing/2016/5/14/chartex" xmlns:mc="http://schemas.openxmlformats.org/markup-compatibility/2006" xmlns:aink="http://schemas.microsoft.com/office/drawing/2016/ink" xmlns:am3d="http://schemas.microsoft.com/office/drawing/2017/model3d" xmlns:o="urn:schemas-microsoft-com:office:office" xmlns:oel="http://schemas.microsoft.com/office/2019/extlst" xmlns:r="http://schemas.openxmlformats.org/officeDocument/2006/relationships" xmlns:m="http://schemas.openxmlformats.org/officeDocument/2006/math" xmlns:v="urn:schemas-microsoft-com:vml" xmlns:wp14="http://schemas.microsoft.com/office/word/2010/wordprocessingDrawing" xmlns:wp="http://schemas.openxmlformats.org/drawingml/2006/wordprocessingDrawing" xmlns:w10="urn:schemas-microsoft-com:office:word" xmlns:w="http://schemas.openxmlformats.org/wordprocessingml/2006/main" xmlns:w14="http://schemas.microsoft.com/office/word/2010/wordml" xmlns:w15="http://schemas.microsoft.com/office/word/2012/wordml" xmlns:w16cex="http://schemas.microsoft.com/office/word/2018/wordml/cex" xmlns:w16cid="http://schemas.microsoft.com/office/word/2016/wordml/cid" xmlns:w16="http://schemas.microsoft.com/office/word/2018/wordml" xmlns:w16du="http://schemas.microsoft.com/office/word/2023/wordml/word16du" xmlns:w16sdtdh="http://schemas.microsoft.com/office/word/2020/wordml/sdtdatahash" xmlns:w16sdtfl="http://schemas.microsoft.com/office/word/2024/wordml/sdtformatlock" xmlns:w16se="http://schemas.microsoft.com/office/word/2015/wordml/symex" xmlns:wpg="http://schemas.microsoft.com/office/word/2010/wordprocessingGroup" xmlns:wpi="http://schemas.microsoft.com/office/word/2010/wordprocessingInk" xmlns:wne="http://schemas.microsoft.com/office/word/2006/wordml" xmlns:wps="http://schemas.microsoft.com/office/word/2010/wordprocessingShape" mc:Ignorable="w14 w15 w16se w16cid w16 w16cex w16sdtdh w16sdtfl w16du wp14">
   <w:endnote w:type="separator" w:id="-1">
     <w:p>
       <w:r>
@@ -4647,7 +7301,7 @@
 </file>
 
 <file path=word/footer1.xml><?xml version="1.0" encoding="utf-8"?>
-<w:ftr xmlns:wpc="http://schemas.microsoft.com/office/word/2010/wordprocessingCanvas" xmlns:cx="http://schemas.microsoft.com/office/drawing/2014/chartex" xmlns:cx1="http://schemas.microsoft.com/office/drawing/2015/9/8/chartex" xmlns:cx2="http://schemas.microsoft.com/office/drawing/2015/10/21/chartex" xmlns:cx3="http://schemas.microsoft.com/office/drawing/2016/5/9/chartex" xmlns:cx4="http://schemas.microsoft.com/office/drawing/2016/5/10/chartex" xmlns:cx5="http://schemas.microsoft.com/office/drawing/2016/5/11/chartex" xmlns:cx6="http://schemas.microsoft.com/office/drawing/2016/5/12/chartex" xmlns:cx7="http://schemas.microsoft.com/office/drawing/2016/5/13/chartex" xmlns:cx8="http://schemas.microsoft.com/office/drawing/2016/5/14/chartex" xmlns:mc="http://schemas.openxmlformats.org/markup-compatibility/2006" xmlns:aink="http://schemas.microsoft.com/office/drawing/2016/ink" xmlns:am3d="http://schemas.microsoft.com/office/drawing/2017/model3d" xmlns:o="urn:schemas-microsoft-com:office:office" xmlns:oel="http://schemas.microsoft.com/office/2019/extlst" xmlns:r="http://schemas.openxmlformats.org/officeDocument/2006/relationships" xmlns:m="http://schemas.openxmlformats.org/officeDocument/2006/math" xmlns:v="urn:schemas-microsoft-com:vml" xmlns:wp14="http://schemas.microsoft.com/office/word/2010/wordprocessingDrawing" xmlns:wp="http://schemas.openxmlformats.org/drawingml/2006/wordprocessingDrawing" xmlns:w10="urn:schemas-microsoft-com:office:word" xmlns:w="http://schemas.openxmlformats.org/wordprocessingml/2006/main" xmlns:w14="http://schemas.microsoft.com/office/word/2010/wordml" xmlns:w15="http://schemas.microsoft.com/office/word/2012/wordml" xmlns:w16cex="http://schemas.microsoft.com/office/word/2018/wordml/cex" xmlns:w16cid="http://schemas.microsoft.com/office/word/2016/wordml/cid" xmlns:w16="http://schemas.microsoft.com/office/word/2018/wordml" xmlns:w16sdtdh="http://schemas.microsoft.com/office/word/2020/wordml/sdtdatahash" xmlns:w16se="http://schemas.microsoft.com/office/word/2015/wordml/symex" xmlns:wpg="http://schemas.microsoft.com/office/word/2010/wordprocessingGroup" xmlns:wpi="http://schemas.microsoft.com/office/word/2010/wordprocessingInk" xmlns:wne="http://schemas.microsoft.com/office/word/2006/wordml" xmlns:wps="http://schemas.microsoft.com/office/word/2010/wordprocessingShape" mc:Ignorable="w14 w15 w16se w16cid w16 w16cex w16sdtdh wp14">
+<w:ftr xmlns:wpc="http://schemas.microsoft.com/office/word/2010/wordprocessingCanvas" xmlns:cx="http://schemas.microsoft.com/office/drawing/2014/chartex" xmlns:cx1="http://schemas.microsoft.com/office/drawing/2015/9/8/chartex" xmlns:cx2="http://schemas.microsoft.com/office/drawing/2015/10/21/chartex" xmlns:cx3="http://schemas.microsoft.com/office/drawing/2016/5/9/chartex" xmlns:cx4="http://schemas.microsoft.com/office/drawing/2016/5/10/chartex" xmlns:cx5="http://schemas.microsoft.com/office/drawing/2016/5/11/chartex" xmlns:cx6="http://schemas.microsoft.com/office/drawing/2016/5/12/chartex" xmlns:cx7="http://schemas.microsoft.com/office/drawing/2016/5/13/chartex" xmlns:cx8="http://schemas.microsoft.com/office/drawing/2016/5/14/chartex" xmlns:mc="http://schemas.openxmlformats.org/markup-compatibility/2006" xmlns:aink="http://schemas.microsoft.com/office/drawing/2016/ink" xmlns:am3d="http://schemas.microsoft.com/office/drawing/2017/model3d" xmlns:o="urn:schemas-microsoft-com:office:office" xmlns:oel="http://schemas.microsoft.com/office/2019/extlst" xmlns:r="http://schemas.openxmlformats.org/officeDocument/2006/relationships" xmlns:m="http://schemas.openxmlformats.org/officeDocument/2006/math" xmlns:v="urn:schemas-microsoft-com:vml" xmlns:wp14="http://schemas.microsoft.com/office/word/2010/wordprocessingDrawing" xmlns:wp="http://schemas.openxmlformats.org/drawingml/2006/wordprocessingDrawing" xmlns:w10="urn:schemas-microsoft-com:office:word" xmlns:w="http://schemas.openxmlformats.org/wordprocessingml/2006/main" xmlns:w14="http://schemas.microsoft.com/office/word/2010/wordml" xmlns:w15="http://schemas.microsoft.com/office/word/2012/wordml" xmlns:w16cex="http://schemas.microsoft.com/office/word/2018/wordml/cex" xmlns:w16cid="http://schemas.microsoft.com/office/word/2016/wordml/cid" xmlns:w16="http://schemas.microsoft.com/office/word/2018/wordml" xmlns:w16du="http://schemas.microsoft.com/office/word/2023/wordml/word16du" xmlns:w16sdtdh="http://schemas.microsoft.com/office/word/2020/wordml/sdtdatahash" xmlns:w16sdtfl="http://schemas.microsoft.com/office/word/2024/wordml/sdtformatlock" xmlns:w16se="http://schemas.microsoft.com/office/word/2015/wordml/symex" xmlns:wpg="http://schemas.microsoft.com/office/word/2010/wordprocessingGroup" xmlns:wpi="http://schemas.microsoft.com/office/word/2010/wordprocessingInk" xmlns:wne="http://schemas.microsoft.com/office/word/2006/wordml" xmlns:wps="http://schemas.microsoft.com/office/word/2010/wordprocessingShape" mc:Ignorable="w14 w15 w16se w16cid w16 w16cex w16sdtdh w16sdtfl w16du wp14">
   <w:p>
     <w:pPr>
       <w:spacing w:line="14" w:lineRule="auto"/>
@@ -4847,7 +7501,7 @@
 </file>
 
 <file path=word/footnotes.xml><?xml version="1.0" encoding="utf-8"?>
-<w:footnotes xmlns:wpc="http://schemas.microsoft.com/office/word/2010/wordprocessingCanvas" xmlns:cx="http://schemas.microsoft.com/office/drawing/2014/chartex" xmlns:cx1="http://schemas.microsoft.com/office/drawing/2015/9/8/chartex" xmlns:cx2="http://schemas.microsoft.com/office/drawing/2015/10/21/chartex" xmlns:cx3="http://schemas.microsoft.com/office/drawing/2016/5/9/chartex" xmlns:cx4="http://schemas.microsoft.com/office/drawing/2016/5/10/chartex" xmlns:cx5="http://schemas.microsoft.com/office/drawing/2016/5/11/chartex" xmlns:cx6="http://schemas.microsoft.com/office/drawing/2016/5/12/chartex" xmlns:cx7="http://schemas.microsoft.com/office/drawing/2016/5/13/chartex" xmlns:cx8="http://schemas.microsoft.com/office/drawing/2016/5/14/chartex" xmlns:mc="http://schemas.openxmlformats.org/markup-compatibility/2006" xmlns:aink="http://schemas.microsoft.com/office/drawing/2016/ink" xmlns:am3d="http://schemas.microsoft.com/office/drawing/2017/model3d" xmlns:o="urn:schemas-microsoft-com:office:office" xmlns:oel="http://schemas.microsoft.com/office/2019/extlst" xmlns:r="http://schemas.openxmlformats.org/officeDocument/2006/relationships" xmlns:m="http://schemas.openxmlformats.org/officeDocument/2006/math" xmlns:v="urn:schemas-microsoft-com:vml" xmlns:wp14="http://schemas.microsoft.com/office/word/2010/wordprocessingDrawing" xmlns:wp="http://schemas.openxmlformats.org/drawingml/2006/wordprocessingDrawing" xmlns:w10="urn:schemas-microsoft-com:office:word" xmlns:w="http://schemas.openxmlformats.org/wordprocessingml/2006/main" xmlns:w14="http://schemas.microsoft.com/office/word/2010/wordml" xmlns:w15="http://schemas.microsoft.com/office/word/2012/wordml" xmlns:w16cex="http://schemas.microsoft.com/office/word/2018/wordml/cex" xmlns:w16cid="http://schemas.microsoft.com/office/word/2016/wordml/cid" xmlns:w16="http://schemas.microsoft.com/office/word/2018/wordml" xmlns:w16sdtdh="http://schemas.microsoft.com/office/word/2020/wordml/sdtdatahash" xmlns:w16se="http://schemas.microsoft.com/office/word/2015/wordml/symex" xmlns:wpg="http://schemas.microsoft.com/office/word/2010/wordprocessingGroup" xmlns:wpi="http://schemas.microsoft.com/office/word/2010/wordprocessingInk" xmlns:wne="http://schemas.microsoft.com/office/word/2006/wordml" xmlns:wps="http://schemas.microsoft.com/office/word/2010/wordprocessingShape" mc:Ignorable="w14 w15 w16se w16cid w16 w16cex w16sdtdh wp14">
+<w:footnotes xmlns:wpc="http://schemas.microsoft.com/office/word/2010/wordprocessingCanvas" xmlns:cx="http://schemas.microsoft.com/office/drawing/2014/chartex" xmlns:cx1="http://schemas.microsoft.com/office/drawing/2015/9/8/chartex" xmlns:cx2="http://schemas.microsoft.com/office/drawing/2015/10/21/chartex" xmlns:cx3="http://schemas.microsoft.com/office/drawing/2016/5/9/chartex" xmlns:cx4="http://schemas.microsoft.com/office/drawing/2016/5/10/chartex" xmlns:cx5="http://schemas.microsoft.com/office/drawing/2016/5/11/chartex" xmlns:cx6="http://schemas.microsoft.com/office/drawing/2016/5/12/chartex" xmlns:cx7="http://schemas.microsoft.com/office/drawing/2016/5/13/chartex" xmlns:cx8="http://schemas.microsoft.com/office/drawing/2016/5/14/chartex" xmlns:mc="http://schemas.openxmlformats.org/markup-compatibility/2006" xmlns:aink="http://schemas.microsoft.com/office/drawing/2016/ink" xmlns:am3d="http://schemas.microsoft.com/office/drawing/2017/model3d" xmlns:o="urn:schemas-microsoft-com:office:office" xmlns:oel="http://schemas.microsoft.com/office/2019/extlst" xmlns:r="http://schemas.openxmlformats.org/officeDocument/2006/relationships" xmlns:m="http://schemas.openxmlformats.org/officeDocument/2006/math" xmlns:v="urn:schemas-microsoft-com:vml" xmlns:wp14="http://schemas.microsoft.com/office/word/2010/wordprocessingDrawing" xmlns:wp="http://schemas.openxmlformats.org/drawingml/2006/wordprocessingDrawing" xmlns:w10="urn:schemas-microsoft-com:office:word" xmlns:w="http://schemas.openxmlformats.org/wordprocessingml/2006/main" xmlns:w14="http://schemas.microsoft.com/office/word/2010/wordml" xmlns:w15="http://schemas.microsoft.com/office/word/2012/wordml" xmlns:w16cex="http://schemas.microsoft.com/office/word/2018/wordml/cex" xmlns:w16cid="http://schemas.microsoft.com/office/word/2016/wordml/cid" xmlns:w16="http://schemas.microsoft.com/office/word/2018/wordml" xmlns:w16du="http://schemas.microsoft.com/office/word/2023/wordml/word16du" xmlns:w16sdtdh="http://schemas.microsoft.com/office/word/2020/wordml/sdtdatahash" xmlns:w16sdtfl="http://schemas.microsoft.com/office/word/2024/wordml/sdtformatlock" xmlns:w16se="http://schemas.microsoft.com/office/word/2015/wordml/symex" xmlns:wpg="http://schemas.microsoft.com/office/word/2010/wordprocessingGroup" xmlns:wpi="http://schemas.microsoft.com/office/word/2010/wordprocessingInk" xmlns:wne="http://schemas.microsoft.com/office/word/2006/wordml" xmlns:wps="http://schemas.microsoft.com/office/word/2010/wordprocessingShape" mc:Ignorable="w14 w15 w16se w16cid w16 w16cex w16sdtdh w16sdtfl w16du wp14">
   <w:footnote w:type="separator" w:id="-1">
     <w:p>
       <w:r>
@@ -4866,7 +7520,7 @@
 </file>
 
 <file path=word/numbering.xml><?xml version="1.0" encoding="utf-8"?>
-<w:numbering xmlns:wpc="http://schemas.microsoft.com/office/word/2010/wordprocessingCanvas" xmlns:cx="http://schemas.microsoft.com/office/drawing/2014/chartex" xmlns:cx1="http://schemas.microsoft.com/office/drawing/2015/9/8/chartex" xmlns:cx2="http://schemas.microsoft.com/office/drawing/2015/10/21/chartex" xmlns:cx3="http://schemas.microsoft.com/office/drawing/2016/5/9/chartex" xmlns:cx4="http://schemas.microsoft.com/office/drawing/2016/5/10/chartex" xmlns:cx5="http://schemas.microsoft.com/office/drawing/2016/5/11/chartex" xmlns:cx6="http://schemas.microsoft.com/office/drawing/2016/5/12/chartex" xmlns:cx7="http://schemas.microsoft.com/office/drawing/2016/5/13/chartex" xmlns:cx8="http://schemas.microsoft.com/office/drawing/2016/5/14/chartex" xmlns:mc="http://schemas.openxmlformats.org/markup-compatibility/2006" xmlns:aink="http://schemas.microsoft.com/office/drawing/2016/ink" xmlns:am3d="http://schemas.microsoft.com/office/drawing/2017/model3d" xmlns:o="urn:schemas-microsoft-com:office:office" xmlns:oel="http://schemas.microsoft.com/office/2019/extlst" xmlns:r="http://schemas.openxmlformats.org/officeDocument/2006/relationships" xmlns:m="http://schemas.openxmlformats.org/officeDocument/2006/math" xmlns:v="urn:schemas-microsoft-com:vml" xmlns:wp14="http://schemas.microsoft.com/office/word/2010/wordprocessingDrawing" xmlns:wp="http://schemas.openxmlformats.org/drawingml/2006/wordprocessingDrawing" xmlns:w10="urn:schemas-microsoft-com:office:word" xmlns:w="http://schemas.openxmlformats.org/wordprocessingml/2006/main" xmlns:w14="http://schemas.microsoft.com/office/word/2010/wordml" xmlns:w15="http://schemas.microsoft.com/office/word/2012/wordml" xmlns:w16cex="http://schemas.microsoft.com/office/word/2018/wordml/cex" xmlns:w16cid="http://schemas.microsoft.com/office/word/2016/wordml/cid" xmlns:w16="http://schemas.microsoft.com/office/word/2018/wordml" xmlns:w16sdtdh="http://schemas.microsoft.com/office/word/2020/wordml/sdtdatahash" xmlns:w16se="http://schemas.microsoft.com/office/word/2015/wordml/symex" xmlns:wpg="http://schemas.microsoft.com/office/word/2010/wordprocessingGroup" xmlns:wpi="http://schemas.microsoft.com/office/word/2010/wordprocessingInk" xmlns:wne="http://schemas.microsoft.com/office/word/2006/wordml" xmlns:wps="http://schemas.microsoft.com/office/word/2010/wordprocessingShape" mc:Ignorable="w14 w15 w16se w16cid w16 w16cex w16sdtdh wp14">
+<w:numbering xmlns:wpc="http://schemas.microsoft.com/office/word/2010/wordprocessingCanvas" xmlns:cx="http://schemas.microsoft.com/office/drawing/2014/chartex" xmlns:cx1="http://schemas.microsoft.com/office/drawing/2015/9/8/chartex" xmlns:cx2="http://schemas.microsoft.com/office/drawing/2015/10/21/chartex" xmlns:cx3="http://schemas.microsoft.com/office/drawing/2016/5/9/chartex" xmlns:cx4="http://schemas.microsoft.com/office/drawing/2016/5/10/chartex" xmlns:cx5="http://schemas.microsoft.com/office/drawing/2016/5/11/chartex" xmlns:cx6="http://schemas.microsoft.com/office/drawing/2016/5/12/chartex" xmlns:cx7="http://schemas.microsoft.com/office/drawing/2016/5/13/chartex" xmlns:cx8="http://schemas.microsoft.com/office/drawing/2016/5/14/chartex" xmlns:mc="http://schemas.openxmlformats.org/markup-compatibility/2006" xmlns:aink="http://schemas.microsoft.com/office/drawing/2016/ink" xmlns:am3d="http://schemas.microsoft.com/office/drawing/2017/model3d" xmlns:o="urn:schemas-microsoft-com:office:office" xmlns:oel="http://schemas.microsoft.com/office/2019/extlst" xmlns:r="http://schemas.openxmlformats.org/officeDocument/2006/relationships" xmlns:m="http://schemas.openxmlformats.org/officeDocument/2006/math" xmlns:v="urn:schemas-microsoft-com:vml" xmlns:wp14="http://schemas.microsoft.com/office/word/2010/wordprocessingDrawing" xmlns:wp="http://schemas.openxmlformats.org/drawingml/2006/wordprocessingDrawing" xmlns:w10="urn:schemas-microsoft-com:office:word" xmlns:w="http://schemas.openxmlformats.org/wordprocessingml/2006/main" xmlns:w14="http://schemas.microsoft.com/office/word/2010/wordml" xmlns:w15="http://schemas.microsoft.com/office/word/2012/wordml" xmlns:w16cex="http://schemas.microsoft.com/office/word/2018/wordml/cex" xmlns:w16cid="http://schemas.microsoft.com/office/word/2016/wordml/cid" xmlns:w16="http://schemas.microsoft.com/office/word/2018/wordml" xmlns:w16du="http://schemas.microsoft.com/office/word/2023/wordml/word16du" xmlns:w16sdtdh="http://schemas.microsoft.com/office/word/2020/wordml/sdtdatahash" xmlns:w16sdtfl="http://schemas.microsoft.com/office/word/2024/wordml/sdtformatlock" xmlns:w16se="http://schemas.microsoft.com/office/word/2015/wordml/symex" xmlns:wpg="http://schemas.microsoft.com/office/word/2010/wordprocessingGroup" xmlns:wpi="http://schemas.microsoft.com/office/word/2010/wordprocessingInk" xmlns:wne="http://schemas.microsoft.com/office/word/2006/wordml" xmlns:wps="http://schemas.microsoft.com/office/word/2010/wordprocessingShape" mc:Ignorable="w14 w15 w16se w16cid w16 w16cex w16sdtdh w16sdtfl w16du wp14">
   <w:abstractNum w:abstractNumId="0" w15:restartNumberingAfterBreak="0">
     <w:nsid w:val="005B447F"/>
     <w:multiLevelType w:val="hybridMultilevel"/>
@@ -5201,7 +7855,7 @@
       <w:lvlText w:val=""/>
       <w:lvlJc w:val="left"/>
       <w:pPr>
-        <w:ind w:left="360" w:hanging="360"/>
+        <w:ind w:left="720" w:hanging="360"/>
       </w:pPr>
       <w:rPr>
         <w:rFonts w:ascii="Symbol" w:hAnsi="Symbol" w:hint="default"/>
@@ -5213,7 +7867,7 @@
       <w:lvlText w:val="o"/>
       <w:lvlJc w:val="left"/>
       <w:pPr>
-        <w:ind w:left="1080" w:hanging="360"/>
+        <w:ind w:left="1440" w:hanging="360"/>
       </w:pPr>
       <w:rPr>
         <w:rFonts w:ascii="Courier New" w:hAnsi="Courier New" w:cs="Courier New" w:hint="default"/>
@@ -5225,7 +7879,7 @@
       <w:lvlText w:val=""/>
       <w:lvlJc w:val="left"/>
       <w:pPr>
-        <w:ind w:left="1800" w:hanging="360"/>
+        <w:ind w:left="2160" w:hanging="360"/>
       </w:pPr>
       <w:rPr>
         <w:rFonts w:ascii="Wingdings" w:hAnsi="Wingdings" w:hint="default"/>
@@ -5237,7 +7891,7 @@
       <w:lvlText w:val=""/>
       <w:lvlJc w:val="left"/>
       <w:pPr>
-        <w:ind w:left="2520" w:hanging="360"/>
+        <w:ind w:left="2880" w:hanging="360"/>
       </w:pPr>
       <w:rPr>
         <w:rFonts w:ascii="Symbol" w:hAnsi="Symbol" w:hint="default"/>
@@ -5249,7 +7903,7 @@
       <w:lvlText w:val="o"/>
       <w:lvlJc w:val="left"/>
       <w:pPr>
-        <w:ind w:left="3240" w:hanging="360"/>
+        <w:ind w:left="3600" w:hanging="360"/>
       </w:pPr>
       <w:rPr>
         <w:rFonts w:ascii="Courier New" w:hAnsi="Courier New" w:cs="Courier New" w:hint="default"/>
@@ -5261,7 +7915,7 @@
       <w:lvlText w:val=""/>
       <w:lvlJc w:val="left"/>
       <w:pPr>
-        <w:ind w:left="3960" w:hanging="360"/>
+        <w:ind w:left="4320" w:hanging="360"/>
       </w:pPr>
       <w:rPr>
         <w:rFonts w:ascii="Wingdings" w:hAnsi="Wingdings" w:hint="default"/>
@@ -5273,7 +7927,7 @@
       <w:lvlText w:val=""/>
       <w:lvlJc w:val="left"/>
       <w:pPr>
-        <w:ind w:left="4680" w:hanging="360"/>
+        <w:ind w:left="5040" w:hanging="360"/>
       </w:pPr>
       <w:rPr>
         <w:rFonts w:ascii="Symbol" w:hAnsi="Symbol" w:hint="default"/>
@@ -5285,7 +7939,7 @@
       <w:lvlText w:val="o"/>
       <w:lvlJc w:val="left"/>
       <w:pPr>
-        <w:ind w:left="5400" w:hanging="360"/>
+        <w:ind w:left="5760" w:hanging="360"/>
       </w:pPr>
       <w:rPr>
         <w:rFonts w:ascii="Courier New" w:hAnsi="Courier New" w:cs="Courier New" w:hint="default"/>
@@ -5297,7 +7951,7 @@
       <w:lvlText w:val=""/>
       <w:lvlJc w:val="left"/>
       <w:pPr>
-        <w:ind w:left="6120" w:hanging="360"/>
+        <w:ind w:left="6480" w:hanging="360"/>
       </w:pPr>
       <w:rPr>
         <w:rFonts w:ascii="Wingdings" w:hAnsi="Wingdings" w:hint="default"/>
@@ -5394,6 +8048,92 @@
     </w:lvl>
   </w:abstractNum>
   <w:abstractNum w:abstractNumId="5" w15:restartNumberingAfterBreak="0">
+    <w:nsid w:val="0D007297"/>
+    <w:multiLevelType w:val="hybridMultilevel"/>
+    <w:tmpl w:val="84029F72"/>
+    <w:lvl w:ilvl="0" w:tplc="080A000F">
+      <w:start w:val="1"/>
+      <w:numFmt w:val="decimal"/>
+      <w:lvlText w:val="%1."/>
+      <w:lvlJc w:val="left"/>
+      <w:pPr>
+        <w:ind w:left="360" w:hanging="360"/>
+      </w:pPr>
+    </w:lvl>
+    <w:lvl w:ilvl="1" w:tplc="080A0019" w:tentative="1">
+      <w:start w:val="1"/>
+      <w:numFmt w:val="lowerLetter"/>
+      <w:lvlText w:val="%2."/>
+      <w:lvlJc w:val="left"/>
+      <w:pPr>
+        <w:ind w:left="1080" w:hanging="360"/>
+      </w:pPr>
+    </w:lvl>
+    <w:lvl w:ilvl="2" w:tplc="080A001B" w:tentative="1">
+      <w:start w:val="1"/>
+      <w:numFmt w:val="lowerRoman"/>
+      <w:lvlText w:val="%3."/>
+      <w:lvlJc w:val="right"/>
+      <w:pPr>
+        <w:ind w:left="1800" w:hanging="180"/>
+      </w:pPr>
+    </w:lvl>
+    <w:lvl w:ilvl="3" w:tplc="080A000F" w:tentative="1">
+      <w:start w:val="1"/>
+      <w:numFmt w:val="decimal"/>
+      <w:lvlText w:val="%4."/>
+      <w:lvlJc w:val="left"/>
+      <w:pPr>
+        <w:ind w:left="2520" w:hanging="360"/>
+      </w:pPr>
+    </w:lvl>
+    <w:lvl w:ilvl="4" w:tplc="080A0019" w:tentative="1">
+      <w:start w:val="1"/>
+      <w:numFmt w:val="lowerLetter"/>
+      <w:lvlText w:val="%5."/>
+      <w:lvlJc w:val="left"/>
+      <w:pPr>
+        <w:ind w:left="3240" w:hanging="360"/>
+      </w:pPr>
+    </w:lvl>
+    <w:lvl w:ilvl="5" w:tplc="080A001B" w:tentative="1">
+      <w:start w:val="1"/>
+      <w:numFmt w:val="lowerRoman"/>
+      <w:lvlText w:val="%6."/>
+      <w:lvlJc w:val="right"/>
+      <w:pPr>
+        <w:ind w:left="3960" w:hanging="180"/>
+      </w:pPr>
+    </w:lvl>
+    <w:lvl w:ilvl="6" w:tplc="080A000F" w:tentative="1">
+      <w:start w:val="1"/>
+      <w:numFmt w:val="decimal"/>
+      <w:lvlText w:val="%7."/>
+      <w:lvlJc w:val="left"/>
+      <w:pPr>
+        <w:ind w:left="4680" w:hanging="360"/>
+      </w:pPr>
+    </w:lvl>
+    <w:lvl w:ilvl="7" w:tplc="080A0019" w:tentative="1">
+      <w:start w:val="1"/>
+      <w:numFmt w:val="lowerLetter"/>
+      <w:lvlText w:val="%8."/>
+      <w:lvlJc w:val="left"/>
+      <w:pPr>
+        <w:ind w:left="5400" w:hanging="360"/>
+      </w:pPr>
+    </w:lvl>
+    <w:lvl w:ilvl="8" w:tplc="080A001B" w:tentative="1">
+      <w:start w:val="1"/>
+      <w:numFmt w:val="lowerRoman"/>
+      <w:lvlText w:val="%9."/>
+      <w:lvlJc w:val="right"/>
+      <w:pPr>
+        <w:ind w:left="6120" w:hanging="180"/>
+      </w:pPr>
+    </w:lvl>
+  </w:abstractNum>
+  <w:abstractNum w:abstractNumId="6" w15:restartNumberingAfterBreak="0">
     <w:nsid w:val="0F0B487D"/>
     <w:multiLevelType w:val="hybridMultilevel"/>
     <w:tmpl w:val="67E6748C"/>
@@ -5508,7 +8248,7 @@
       </w:rPr>
     </w:lvl>
   </w:abstractNum>
-  <w:abstractNum w:abstractNumId="6" w15:restartNumberingAfterBreak="0">
+  <w:abstractNum w:abstractNumId="7" w15:restartNumberingAfterBreak="0">
     <w:nsid w:val="142506FB"/>
     <w:multiLevelType w:val="hybridMultilevel"/>
     <w:tmpl w:val="EF180D3A"/>
@@ -5597,7 +8337,7 @@
       </w:pPr>
     </w:lvl>
   </w:abstractNum>
-  <w:abstractNum w:abstractNumId="7" w15:restartNumberingAfterBreak="0">
+  <w:abstractNum w:abstractNumId="8" w15:restartNumberingAfterBreak="0">
     <w:nsid w:val="15F8087C"/>
     <w:multiLevelType w:val="hybridMultilevel"/>
     <w:tmpl w:val="182E0796"/>
@@ -5686,7 +8426,7 @@
       </w:pPr>
     </w:lvl>
   </w:abstractNum>
-  <w:abstractNum w:abstractNumId="8" w15:restartNumberingAfterBreak="0">
+  <w:abstractNum w:abstractNumId="9" w15:restartNumberingAfterBreak="0">
     <w:nsid w:val="17B05E9E"/>
     <w:multiLevelType w:val="hybridMultilevel"/>
     <w:tmpl w:val="31AE44E0"/>
@@ -5801,7 +8541,7 @@
       </w:rPr>
     </w:lvl>
   </w:abstractNum>
-  <w:abstractNum w:abstractNumId="9" w15:restartNumberingAfterBreak="0">
+  <w:abstractNum w:abstractNumId="10" w15:restartNumberingAfterBreak="0">
     <w:nsid w:val="23250BA6"/>
     <w:multiLevelType w:val="hybridMultilevel"/>
     <w:tmpl w:val="41AA8802"/>
@@ -5890,7 +8630,7 @@
       </w:pPr>
     </w:lvl>
   </w:abstractNum>
-  <w:abstractNum w:abstractNumId="10" w15:restartNumberingAfterBreak="0">
+  <w:abstractNum w:abstractNumId="11" w15:restartNumberingAfterBreak="0">
     <w:nsid w:val="236D3551"/>
     <w:multiLevelType w:val="hybridMultilevel"/>
     <w:tmpl w:val="22B4A094"/>
@@ -6003,7 +8743,7 @@
       </w:rPr>
     </w:lvl>
   </w:abstractNum>
-  <w:abstractNum w:abstractNumId="11" w15:restartNumberingAfterBreak="0">
+  <w:abstractNum w:abstractNumId="12" w15:restartNumberingAfterBreak="0">
     <w:nsid w:val="240C1407"/>
     <w:multiLevelType w:val="hybridMultilevel"/>
     <w:tmpl w:val="E6584492"/>
@@ -6118,7 +8858,7 @@
       </w:rPr>
     </w:lvl>
   </w:abstractNum>
-  <w:abstractNum w:abstractNumId="12" w15:restartNumberingAfterBreak="0">
+  <w:abstractNum w:abstractNumId="13" w15:restartNumberingAfterBreak="0">
     <w:nsid w:val="24BC66B9"/>
     <w:multiLevelType w:val="hybridMultilevel"/>
     <w:tmpl w:val="37A2BEE6"/>
@@ -6234,7 +8974,7 @@
       </w:rPr>
     </w:lvl>
   </w:abstractNum>
-  <w:abstractNum w:abstractNumId="13" w15:restartNumberingAfterBreak="0">
+  <w:abstractNum w:abstractNumId="14" w15:restartNumberingAfterBreak="0">
     <w:nsid w:val="257D66E3"/>
     <w:multiLevelType w:val="hybridMultilevel"/>
     <w:tmpl w:val="AB5EE206"/>
@@ -6351,7 +9091,7 @@
       </w:rPr>
     </w:lvl>
   </w:abstractNum>
-  <w:abstractNum w:abstractNumId="14" w15:restartNumberingAfterBreak="0">
+  <w:abstractNum w:abstractNumId="15" w15:restartNumberingAfterBreak="0">
     <w:nsid w:val="284F26AC"/>
     <w:multiLevelType w:val="hybridMultilevel"/>
     <w:tmpl w:val="90DE0268"/>
@@ -6466,7 +9206,7 @@
       </w:rPr>
     </w:lvl>
   </w:abstractNum>
-  <w:abstractNum w:abstractNumId="15" w15:restartNumberingAfterBreak="0">
+  <w:abstractNum w:abstractNumId="16" w15:restartNumberingAfterBreak="0">
     <w:nsid w:val="2B4653A9"/>
     <w:multiLevelType w:val="hybridMultilevel"/>
     <w:tmpl w:val="E586CEC0"/>
@@ -6579,7 +9319,7 @@
       </w:rPr>
     </w:lvl>
   </w:abstractNum>
-  <w:abstractNum w:abstractNumId="16" w15:restartNumberingAfterBreak="0">
+  <w:abstractNum w:abstractNumId="17" w15:restartNumberingAfterBreak="0">
     <w:nsid w:val="2D5B3399"/>
     <w:multiLevelType w:val="multilevel"/>
     <w:tmpl w:val="85F0D426"/>
@@ -6692,7 +9432,7 @@
       </w:pPr>
     </w:lvl>
   </w:abstractNum>
-  <w:abstractNum w:abstractNumId="17" w15:restartNumberingAfterBreak="0">
+  <w:abstractNum w:abstractNumId="18" w15:restartNumberingAfterBreak="0">
     <w:nsid w:val="30CA6F8B"/>
     <w:multiLevelType w:val="hybridMultilevel"/>
     <w:tmpl w:val="0160385C"/>
@@ -6813,7 +9553,7 @@
       </w:rPr>
     </w:lvl>
   </w:abstractNum>
-  <w:abstractNum w:abstractNumId="18" w15:restartNumberingAfterBreak="0">
+  <w:abstractNum w:abstractNumId="19" w15:restartNumberingAfterBreak="0">
     <w:nsid w:val="31A9657B"/>
     <w:multiLevelType w:val="hybridMultilevel"/>
     <w:tmpl w:val="C4F6C532"/>
@@ -6926,7 +9666,7 @@
       </w:rPr>
     </w:lvl>
   </w:abstractNum>
-  <w:abstractNum w:abstractNumId="19" w15:restartNumberingAfterBreak="0">
+  <w:abstractNum w:abstractNumId="20" w15:restartNumberingAfterBreak="0">
     <w:nsid w:val="327729F8"/>
     <w:multiLevelType w:val="hybridMultilevel"/>
     <w:tmpl w:val="83B40F4C"/>
@@ -7039,7 +9779,7 @@
       </w:rPr>
     </w:lvl>
   </w:abstractNum>
-  <w:abstractNum w:abstractNumId="20" w15:restartNumberingAfterBreak="0">
+  <w:abstractNum w:abstractNumId="21" w15:restartNumberingAfterBreak="0">
     <w:nsid w:val="37F5005A"/>
     <w:multiLevelType w:val="hybridMultilevel"/>
     <w:tmpl w:val="6D326FC2"/>
@@ -7049,7 +9789,7 @@
       <w:lvlText w:val=""/>
       <w:lvlJc w:val="left"/>
       <w:pPr>
-        <w:ind w:left="360" w:hanging="360"/>
+        <w:ind w:left="720" w:hanging="360"/>
       </w:pPr>
       <w:rPr>
         <w:rFonts w:ascii="Symbol" w:hAnsi="Symbol" w:hint="default"/>
@@ -7061,7 +9801,7 @@
       <w:lvlText w:val="o"/>
       <w:lvlJc w:val="left"/>
       <w:pPr>
-        <w:ind w:left="1080" w:hanging="360"/>
+        <w:ind w:left="1440" w:hanging="360"/>
       </w:pPr>
       <w:rPr>
         <w:rFonts w:ascii="Courier New" w:hAnsi="Courier New" w:cs="Courier New" w:hint="default"/>
@@ -7073,7 +9813,7 @@
       <w:lvlText w:val=""/>
       <w:lvlJc w:val="left"/>
       <w:pPr>
-        <w:ind w:left="1800" w:hanging="360"/>
+        <w:ind w:left="2160" w:hanging="360"/>
       </w:pPr>
       <w:rPr>
         <w:rFonts w:ascii="Wingdings" w:hAnsi="Wingdings" w:hint="default"/>
@@ -7085,7 +9825,7 @@
       <w:lvlText w:val=""/>
       <w:lvlJc w:val="left"/>
       <w:pPr>
-        <w:ind w:left="2520" w:hanging="360"/>
+        <w:ind w:left="2880" w:hanging="360"/>
       </w:pPr>
       <w:rPr>
         <w:rFonts w:ascii="Symbol" w:hAnsi="Symbol" w:hint="default"/>
@@ -7097,7 +9837,7 @@
       <w:lvlText w:val="o"/>
       <w:lvlJc w:val="left"/>
       <w:pPr>
-        <w:ind w:left="3240" w:hanging="360"/>
+        <w:ind w:left="3600" w:hanging="360"/>
       </w:pPr>
       <w:rPr>
         <w:rFonts w:ascii="Courier New" w:hAnsi="Courier New" w:cs="Courier New" w:hint="default"/>
@@ -7109,7 +9849,7 @@
       <w:lvlText w:val=""/>
       <w:lvlJc w:val="left"/>
       <w:pPr>
-        <w:ind w:left="3960" w:hanging="360"/>
+        <w:ind w:left="4320" w:hanging="360"/>
       </w:pPr>
       <w:rPr>
         <w:rFonts w:ascii="Wingdings" w:hAnsi="Wingdings" w:hint="default"/>
@@ -7121,7 +9861,7 @@
       <w:lvlText w:val=""/>
       <w:lvlJc w:val="left"/>
       <w:pPr>
-        <w:ind w:left="4680" w:hanging="360"/>
+        <w:ind w:left="5040" w:hanging="360"/>
       </w:pPr>
       <w:rPr>
         <w:rFonts w:ascii="Symbol" w:hAnsi="Symbol" w:hint="default"/>
@@ -7133,7 +9873,7 @@
       <w:lvlText w:val="o"/>
       <w:lvlJc w:val="left"/>
       <w:pPr>
-        <w:ind w:left="5400" w:hanging="360"/>
+        <w:ind w:left="5760" w:hanging="360"/>
       </w:pPr>
       <w:rPr>
         <w:rFonts w:ascii="Courier New" w:hAnsi="Courier New" w:cs="Courier New" w:hint="default"/>
@@ -7145,14 +9885,14 @@
       <w:lvlText w:val=""/>
       <w:lvlJc w:val="left"/>
       <w:pPr>
-        <w:ind w:left="6120" w:hanging="360"/>
+        <w:ind w:left="6480" w:hanging="360"/>
       </w:pPr>
       <w:rPr>
         <w:rFonts w:ascii="Wingdings" w:hAnsi="Wingdings" w:hint="default"/>
       </w:rPr>
     </w:lvl>
   </w:abstractNum>
-  <w:abstractNum w:abstractNumId="21" w15:restartNumberingAfterBreak="0">
+  <w:abstractNum w:abstractNumId="22" w15:restartNumberingAfterBreak="0">
     <w:nsid w:val="39B213EB"/>
     <w:multiLevelType w:val="hybridMultilevel"/>
     <w:tmpl w:val="CA6E7272"/>
@@ -7241,7 +9981,7 @@
       </w:pPr>
     </w:lvl>
   </w:abstractNum>
-  <w:abstractNum w:abstractNumId="22" w15:restartNumberingAfterBreak="0">
+  <w:abstractNum w:abstractNumId="23" w15:restartNumberingAfterBreak="0">
     <w:nsid w:val="3EA90ACA"/>
     <w:multiLevelType w:val="hybridMultilevel"/>
     <w:tmpl w:val="3D5C3D86"/>
@@ -7358,7 +10098,7 @@
       </w:rPr>
     </w:lvl>
   </w:abstractNum>
-  <w:abstractNum w:abstractNumId="23" w15:restartNumberingAfterBreak="0">
+  <w:abstractNum w:abstractNumId="24" w15:restartNumberingAfterBreak="0">
     <w:nsid w:val="407B771C"/>
     <w:multiLevelType w:val="hybridMultilevel"/>
     <w:tmpl w:val="74264BD6"/>
@@ -7478,7 +10218,7 @@
       </w:rPr>
     </w:lvl>
   </w:abstractNum>
-  <w:abstractNum w:abstractNumId="24" w15:restartNumberingAfterBreak="0">
+  <w:abstractNum w:abstractNumId="25" w15:restartNumberingAfterBreak="0">
     <w:nsid w:val="499225EB"/>
     <w:multiLevelType w:val="hybridMultilevel"/>
     <w:tmpl w:val="B0D2F384"/>
@@ -7595,7 +10335,7 @@
       </w:rPr>
     </w:lvl>
   </w:abstractNum>
-  <w:abstractNum w:abstractNumId="25" w15:restartNumberingAfterBreak="0">
+  <w:abstractNum w:abstractNumId="26" w15:restartNumberingAfterBreak="0">
     <w:nsid w:val="4AD87528"/>
     <w:multiLevelType w:val="hybridMultilevel"/>
     <w:tmpl w:val="B2C0E58E"/>
@@ -7708,7 +10448,7 @@
       </w:rPr>
     </w:lvl>
   </w:abstractNum>
-  <w:abstractNum w:abstractNumId="26" w15:restartNumberingAfterBreak="0">
+  <w:abstractNum w:abstractNumId="27" w15:restartNumberingAfterBreak="0">
     <w:nsid w:val="4D307250"/>
     <w:multiLevelType w:val="hybridMultilevel"/>
     <w:tmpl w:val="89BEB27E"/>
@@ -7825,7 +10565,7 @@
       </w:rPr>
     </w:lvl>
   </w:abstractNum>
-  <w:abstractNum w:abstractNumId="27" w15:restartNumberingAfterBreak="0">
+  <w:abstractNum w:abstractNumId="28" w15:restartNumberingAfterBreak="0">
     <w:nsid w:val="4EE026C8"/>
     <w:multiLevelType w:val="multilevel"/>
     <w:tmpl w:val="8A5A380C"/>
@@ -7954,7 +10694,7 @@
       </w:rPr>
     </w:lvl>
   </w:abstractNum>
-  <w:abstractNum w:abstractNumId="28" w15:restartNumberingAfterBreak="0">
+  <w:abstractNum w:abstractNumId="29" w15:restartNumberingAfterBreak="0">
     <w:nsid w:val="4FBE669E"/>
     <w:multiLevelType w:val="hybridMultilevel"/>
     <w:tmpl w:val="09D20572"/>
@@ -8045,7 +10785,7 @@
       </w:pPr>
     </w:lvl>
   </w:abstractNum>
-  <w:abstractNum w:abstractNumId="29" w15:restartNumberingAfterBreak="0">
+  <w:abstractNum w:abstractNumId="30" w15:restartNumberingAfterBreak="0">
     <w:nsid w:val="570F307F"/>
     <w:multiLevelType w:val="hybridMultilevel"/>
     <w:tmpl w:val="FDCADFD8"/>
@@ -8055,7 +10795,7 @@
       <w:lvlText w:val=""/>
       <w:lvlJc w:val="left"/>
       <w:pPr>
-        <w:ind w:left="380" w:hanging="360"/>
+        <w:ind w:left="395" w:hanging="360"/>
       </w:pPr>
       <w:rPr>
         <w:rFonts w:ascii="Symbol" w:hAnsi="Symbol" w:hint="default"/>
@@ -8067,7 +10807,7 @@
       <w:lvlText w:val="o"/>
       <w:lvlJc w:val="left"/>
       <w:pPr>
-        <w:ind w:left="1100" w:hanging="360"/>
+        <w:ind w:left="1115" w:hanging="360"/>
       </w:pPr>
       <w:rPr>
         <w:rFonts w:ascii="Courier New" w:hAnsi="Courier New" w:cs="Courier New" w:hint="default"/>
@@ -8079,7 +10819,7 @@
       <w:lvlText w:val=""/>
       <w:lvlJc w:val="left"/>
       <w:pPr>
-        <w:ind w:left="1820" w:hanging="360"/>
+        <w:ind w:left="1835" w:hanging="360"/>
       </w:pPr>
       <w:rPr>
         <w:rFonts w:ascii="Wingdings" w:hAnsi="Wingdings" w:hint="default"/>
@@ -8091,7 +10831,7 @@
       <w:lvlText w:val=""/>
       <w:lvlJc w:val="left"/>
       <w:pPr>
-        <w:ind w:left="2540" w:hanging="360"/>
+        <w:ind w:left="2555" w:hanging="360"/>
       </w:pPr>
       <w:rPr>
         <w:rFonts w:ascii="Symbol" w:hAnsi="Symbol" w:hint="default"/>
@@ -8103,7 +10843,7 @@
       <w:lvlText w:val="o"/>
       <w:lvlJc w:val="left"/>
       <w:pPr>
-        <w:ind w:left="3260" w:hanging="360"/>
+        <w:ind w:left="3275" w:hanging="360"/>
       </w:pPr>
       <w:rPr>
         <w:rFonts w:ascii="Courier New" w:hAnsi="Courier New" w:cs="Courier New" w:hint="default"/>
@@ -8115,7 +10855,7 @@
       <w:lvlText w:val=""/>
       <w:lvlJc w:val="left"/>
       <w:pPr>
-        <w:ind w:left="3980" w:hanging="360"/>
+        <w:ind w:left="3995" w:hanging="360"/>
       </w:pPr>
       <w:rPr>
         <w:rFonts w:ascii="Wingdings" w:hAnsi="Wingdings" w:hint="default"/>
@@ -8127,7 +10867,7 @@
       <w:lvlText w:val=""/>
       <w:lvlJc w:val="left"/>
       <w:pPr>
-        <w:ind w:left="4700" w:hanging="360"/>
+        <w:ind w:left="4715" w:hanging="360"/>
       </w:pPr>
       <w:rPr>
         <w:rFonts w:ascii="Symbol" w:hAnsi="Symbol" w:hint="default"/>
@@ -8139,7 +10879,7 @@
       <w:lvlText w:val="o"/>
       <w:lvlJc w:val="left"/>
       <w:pPr>
-        <w:ind w:left="5420" w:hanging="360"/>
+        <w:ind w:left="5435" w:hanging="360"/>
       </w:pPr>
       <w:rPr>
         <w:rFonts w:ascii="Courier New" w:hAnsi="Courier New" w:cs="Courier New" w:hint="default"/>
@@ -8151,14 +10891,14 @@
       <w:lvlText w:val=""/>
       <w:lvlJc w:val="left"/>
       <w:pPr>
-        <w:ind w:left="6140" w:hanging="360"/>
+        <w:ind w:left="6155" w:hanging="360"/>
       </w:pPr>
       <w:rPr>
         <w:rFonts w:ascii="Wingdings" w:hAnsi="Wingdings" w:hint="default"/>
       </w:rPr>
     </w:lvl>
   </w:abstractNum>
-  <w:abstractNum w:abstractNumId="30" w15:restartNumberingAfterBreak="0">
+  <w:abstractNum w:abstractNumId="31" w15:restartNumberingAfterBreak="0">
     <w:nsid w:val="57A63A2A"/>
     <w:multiLevelType w:val="hybridMultilevel"/>
     <w:tmpl w:val="98847076"/>
@@ -8249,7 +10989,7 @@
       </w:pPr>
     </w:lvl>
   </w:abstractNum>
-  <w:abstractNum w:abstractNumId="31" w15:restartNumberingAfterBreak="0">
+  <w:abstractNum w:abstractNumId="32" w15:restartNumberingAfterBreak="0">
     <w:nsid w:val="5A8C79DD"/>
     <w:multiLevelType w:val="hybridMultilevel"/>
     <w:tmpl w:val="D2860C58"/>
@@ -8364,7 +11104,7 @@
       </w:rPr>
     </w:lvl>
   </w:abstractNum>
-  <w:abstractNum w:abstractNumId="32" w15:restartNumberingAfterBreak="0">
+  <w:abstractNum w:abstractNumId="33" w15:restartNumberingAfterBreak="0">
     <w:nsid w:val="5C8D6926"/>
     <w:multiLevelType w:val="hybridMultilevel"/>
     <w:tmpl w:val="6E620F96"/>
@@ -8450,7 +11190,7 @@
       </w:pPr>
     </w:lvl>
   </w:abstractNum>
-  <w:abstractNum w:abstractNumId="33" w15:restartNumberingAfterBreak="0">
+  <w:abstractNum w:abstractNumId="34" w15:restartNumberingAfterBreak="0">
     <w:nsid w:val="5D415809"/>
     <w:multiLevelType w:val="hybridMultilevel"/>
     <w:tmpl w:val="4D0AE78A"/>
@@ -8563,7 +11303,7 @@
       </w:rPr>
     </w:lvl>
   </w:abstractNum>
-  <w:abstractNum w:abstractNumId="34" w15:restartNumberingAfterBreak="0">
+  <w:abstractNum w:abstractNumId="35" w15:restartNumberingAfterBreak="0">
     <w:nsid w:val="5F422C81"/>
     <w:multiLevelType w:val="hybridMultilevel"/>
     <w:tmpl w:val="34561E9E"/>
@@ -8678,7 +11418,7 @@
       </w:rPr>
     </w:lvl>
   </w:abstractNum>
-  <w:abstractNum w:abstractNumId="35" w15:restartNumberingAfterBreak="0">
+  <w:abstractNum w:abstractNumId="36" w15:restartNumberingAfterBreak="0">
     <w:nsid w:val="639C36D5"/>
     <w:multiLevelType w:val="hybridMultilevel"/>
     <w:tmpl w:val="8202EC9C"/>
@@ -8791,7 +11531,7 @@
       </w:rPr>
     </w:lvl>
   </w:abstractNum>
-  <w:abstractNum w:abstractNumId="36" w15:restartNumberingAfterBreak="0">
+  <w:abstractNum w:abstractNumId="37" w15:restartNumberingAfterBreak="0">
     <w:nsid w:val="64B12A0C"/>
     <w:multiLevelType w:val="hybridMultilevel"/>
     <w:tmpl w:val="61FA53E4"/>
@@ -8880,7 +11620,7 @@
       </w:pPr>
     </w:lvl>
   </w:abstractNum>
-  <w:abstractNum w:abstractNumId="37" w15:restartNumberingAfterBreak="0">
+  <w:abstractNum w:abstractNumId="38" w15:restartNumberingAfterBreak="0">
     <w:nsid w:val="6656301F"/>
     <w:multiLevelType w:val="hybridMultilevel"/>
     <w:tmpl w:val="8E1EBEDE"/>
@@ -8995,7 +11735,7 @@
       </w:rPr>
     </w:lvl>
   </w:abstractNum>
-  <w:abstractNum w:abstractNumId="38" w15:restartNumberingAfterBreak="0">
+  <w:abstractNum w:abstractNumId="39" w15:restartNumberingAfterBreak="0">
     <w:nsid w:val="6BAF7315"/>
     <w:multiLevelType w:val="hybridMultilevel"/>
     <w:tmpl w:val="6F848362"/>
@@ -9005,7 +11745,7 @@
       <w:lvlText w:val=""/>
       <w:lvlJc w:val="left"/>
       <w:pPr>
-        <w:ind w:left="360" w:hanging="360"/>
+        <w:ind w:left="720" w:hanging="360"/>
       </w:pPr>
       <w:rPr>
         <w:rFonts w:ascii="Symbol" w:hAnsi="Symbol" w:hint="default"/>
@@ -9017,7 +11757,7 @@
       <w:lvlText w:val="o"/>
       <w:lvlJc w:val="left"/>
       <w:pPr>
-        <w:ind w:left="1080" w:hanging="360"/>
+        <w:ind w:left="1440" w:hanging="360"/>
       </w:pPr>
       <w:rPr>
         <w:rFonts w:ascii="Courier New" w:hAnsi="Courier New" w:cs="Courier New" w:hint="default"/>
@@ -9029,7 +11769,7 @@
       <w:lvlText w:val=""/>
       <w:lvlJc w:val="left"/>
       <w:pPr>
-        <w:ind w:left="1800" w:hanging="360"/>
+        <w:ind w:left="2160" w:hanging="360"/>
       </w:pPr>
       <w:rPr>
         <w:rFonts w:ascii="Wingdings" w:hAnsi="Wingdings" w:hint="default"/>
@@ -9041,7 +11781,7 @@
       <w:lvlText w:val=""/>
       <w:lvlJc w:val="left"/>
       <w:pPr>
-        <w:ind w:left="2520" w:hanging="360"/>
+        <w:ind w:left="2880" w:hanging="360"/>
       </w:pPr>
       <w:rPr>
         <w:rFonts w:ascii="Symbol" w:hAnsi="Symbol" w:hint="default"/>
@@ -9053,7 +11793,7 @@
       <w:lvlText w:val="o"/>
       <w:lvlJc w:val="left"/>
       <w:pPr>
-        <w:ind w:left="3240" w:hanging="360"/>
+        <w:ind w:left="3600" w:hanging="360"/>
       </w:pPr>
       <w:rPr>
         <w:rFonts w:ascii="Courier New" w:hAnsi="Courier New" w:cs="Courier New" w:hint="default"/>
@@ -9065,7 +11805,7 @@
       <w:lvlText w:val=""/>
       <w:lvlJc w:val="left"/>
       <w:pPr>
-        <w:ind w:left="3960" w:hanging="360"/>
+        <w:ind w:left="4320" w:hanging="360"/>
       </w:pPr>
       <w:rPr>
         <w:rFonts w:ascii="Wingdings" w:hAnsi="Wingdings" w:hint="default"/>
@@ -9077,7 +11817,7 @@
       <w:lvlText w:val=""/>
       <w:lvlJc w:val="left"/>
       <w:pPr>
-        <w:ind w:left="4680" w:hanging="360"/>
+        <w:ind w:left="5040" w:hanging="360"/>
       </w:pPr>
       <w:rPr>
         <w:rFonts w:ascii="Symbol" w:hAnsi="Symbol" w:hint="default"/>
@@ -9089,7 +11829,7 @@
       <w:lvlText w:val="o"/>
       <w:lvlJc w:val="left"/>
       <w:pPr>
-        <w:ind w:left="5400" w:hanging="360"/>
+        <w:ind w:left="5760" w:hanging="360"/>
       </w:pPr>
       <w:rPr>
         <w:rFonts w:ascii="Courier New" w:hAnsi="Courier New" w:cs="Courier New" w:hint="default"/>
@@ -9101,14 +11841,14 @@
       <w:lvlText w:val=""/>
       <w:lvlJc w:val="left"/>
       <w:pPr>
-        <w:ind w:left="6120" w:hanging="360"/>
+        <w:ind w:left="6480" w:hanging="360"/>
       </w:pPr>
       <w:rPr>
         <w:rFonts w:ascii="Wingdings" w:hAnsi="Wingdings" w:hint="default"/>
       </w:rPr>
     </w:lvl>
   </w:abstractNum>
-  <w:abstractNum w:abstractNumId="39" w15:restartNumberingAfterBreak="0">
+  <w:abstractNum w:abstractNumId="40" w15:restartNumberingAfterBreak="0">
     <w:nsid w:val="70E72FF6"/>
     <w:multiLevelType w:val="hybridMultilevel"/>
     <w:tmpl w:val="4956CD5C"/>
@@ -9223,7 +11963,7 @@
       </w:rPr>
     </w:lvl>
   </w:abstractNum>
-  <w:abstractNum w:abstractNumId="40" w15:restartNumberingAfterBreak="0">
+  <w:abstractNum w:abstractNumId="41" w15:restartNumberingAfterBreak="0">
     <w:nsid w:val="743D12C7"/>
     <w:multiLevelType w:val="hybridMultilevel"/>
     <w:tmpl w:val="2474BC3E"/>
@@ -9312,7 +12052,7 @@
       </w:pPr>
     </w:lvl>
   </w:abstractNum>
-  <w:abstractNum w:abstractNumId="41" w15:restartNumberingAfterBreak="0">
+  <w:abstractNum w:abstractNumId="42" w15:restartNumberingAfterBreak="0">
     <w:nsid w:val="78534BD2"/>
     <w:multiLevelType w:val="hybridMultilevel"/>
     <w:tmpl w:val="D3B41BFE"/>
@@ -9425,7 +12165,7 @@
       </w:rPr>
     </w:lvl>
   </w:abstractNum>
-  <w:abstractNum w:abstractNumId="42" w15:restartNumberingAfterBreak="0">
+  <w:abstractNum w:abstractNumId="43" w15:restartNumberingAfterBreak="0">
     <w:nsid w:val="7D057A5C"/>
     <w:multiLevelType w:val="hybridMultilevel"/>
     <w:tmpl w:val="DE2E3838"/>
@@ -9540,7 +12280,7 @@
       </w:rPr>
     </w:lvl>
   </w:abstractNum>
-  <w:abstractNum w:abstractNumId="43" w15:restartNumberingAfterBreak="0">
+  <w:abstractNum w:abstractNumId="44" w15:restartNumberingAfterBreak="0">
     <w:nsid w:val="7D5A2795"/>
     <w:multiLevelType w:val="hybridMultilevel"/>
     <w:tmpl w:val="8C18DE1E"/>
@@ -9655,7 +12395,7 @@
       </w:rPr>
     </w:lvl>
   </w:abstractNum>
-  <w:abstractNum w:abstractNumId="44" w15:restartNumberingAfterBreak="0">
+  <w:abstractNum w:abstractNumId="45" w15:restartNumberingAfterBreak="0">
     <w:nsid w:val="7D9F09F9"/>
     <w:multiLevelType w:val="hybridMultilevel"/>
     <w:tmpl w:val="76C285F6"/>
@@ -9742,145 +12482,148 @@
     </w:lvl>
   </w:abstractNum>
   <w:num w:numId="1" w16cid:durableId="392121612">
+    <w:abstractNumId w:val="14"/>
+  </w:num>
+  <w:num w:numId="2" w16cid:durableId="1356076412">
     <w:abstractNumId w:val="13"/>
   </w:num>
-  <w:num w:numId="2" w16cid:durableId="1356076412">
-    <w:abstractNumId w:val="12"/>
-  </w:num>
   <w:num w:numId="3" w16cid:durableId="177280590">
-    <w:abstractNumId w:val="23"/>
+    <w:abstractNumId w:val="24"/>
   </w:num>
   <w:num w:numId="4" w16cid:durableId="2137142246">
-    <w:abstractNumId w:val="26"/>
+    <w:abstractNumId w:val="27"/>
   </w:num>
   <w:num w:numId="5" w16cid:durableId="63573663">
     <w:abstractNumId w:val="2"/>
   </w:num>
   <w:num w:numId="6" w16cid:durableId="187792884">
-    <w:abstractNumId w:val="17"/>
+    <w:abstractNumId w:val="18"/>
   </w:num>
   <w:num w:numId="7" w16cid:durableId="1032078012">
-    <w:abstractNumId w:val="14"/>
+    <w:abstractNumId w:val="15"/>
   </w:num>
   <w:num w:numId="8" w16cid:durableId="759528172">
+    <w:abstractNumId w:val="44"/>
+  </w:num>
+  <w:num w:numId="9" w16cid:durableId="1895315108">
+    <w:abstractNumId w:val="6"/>
+  </w:num>
+  <w:num w:numId="10" w16cid:durableId="850752774">
+    <w:abstractNumId w:val="38"/>
+  </w:num>
+  <w:num w:numId="11" w16cid:durableId="355740106">
+    <w:abstractNumId w:val="9"/>
+  </w:num>
+  <w:num w:numId="12" w16cid:durableId="999044960">
     <w:abstractNumId w:val="43"/>
   </w:num>
-  <w:num w:numId="9" w16cid:durableId="1895315108">
-    <w:abstractNumId w:val="5"/>
-  </w:num>
-  <w:num w:numId="10" w16cid:durableId="850752774">
-    <w:abstractNumId w:val="37"/>
-  </w:num>
-  <w:num w:numId="11" w16cid:durableId="355740106">
-    <w:abstractNumId w:val="8"/>
-  </w:num>
-  <w:num w:numId="12" w16cid:durableId="999044960">
-    <w:abstractNumId w:val="42"/>
-  </w:num>
   <w:num w:numId="13" w16cid:durableId="575633465">
-    <w:abstractNumId w:val="39"/>
+    <w:abstractNumId w:val="40"/>
   </w:num>
   <w:num w:numId="14" w16cid:durableId="741870423">
-    <w:abstractNumId w:val="31"/>
+    <w:abstractNumId w:val="32"/>
   </w:num>
   <w:num w:numId="15" w16cid:durableId="1230193180">
-    <w:abstractNumId w:val="28"/>
+    <w:abstractNumId w:val="29"/>
   </w:num>
   <w:num w:numId="16" w16cid:durableId="1247567798">
-    <w:abstractNumId w:val="44"/>
+    <w:abstractNumId w:val="45"/>
   </w:num>
   <w:num w:numId="17" w16cid:durableId="1245604617">
-    <w:abstractNumId w:val="22"/>
+    <w:abstractNumId w:val="23"/>
   </w:num>
   <w:num w:numId="18" w16cid:durableId="1126780736">
     <w:abstractNumId w:val="0"/>
   </w:num>
   <w:num w:numId="19" w16cid:durableId="1825664765">
-    <w:abstractNumId w:val="24"/>
+    <w:abstractNumId w:val="25"/>
   </w:num>
   <w:num w:numId="20" w16cid:durableId="1396389007">
-    <w:abstractNumId w:val="32"/>
+    <w:abstractNumId w:val="33"/>
   </w:num>
   <w:num w:numId="21" w16cid:durableId="1637956557">
     <w:abstractNumId w:val="1"/>
   </w:num>
   <w:num w:numId="22" w16cid:durableId="1127892867">
-    <w:abstractNumId w:val="36"/>
+    <w:abstractNumId w:val="37"/>
   </w:num>
   <w:num w:numId="23" w16cid:durableId="1552959841">
-    <w:abstractNumId w:val="7"/>
+    <w:abstractNumId w:val="8"/>
   </w:num>
   <w:num w:numId="24" w16cid:durableId="1668097822">
-    <w:abstractNumId w:val="25"/>
+    <w:abstractNumId w:val="26"/>
   </w:num>
   <w:num w:numId="25" w16cid:durableId="546650936">
-    <w:abstractNumId w:val="35"/>
+    <w:abstractNumId w:val="36"/>
   </w:num>
   <w:num w:numId="26" w16cid:durableId="340544781">
     <w:abstractNumId w:val="4"/>
   </w:num>
   <w:num w:numId="27" w16cid:durableId="1219169294">
-    <w:abstractNumId w:val="9"/>
+    <w:abstractNumId w:val="10"/>
   </w:num>
   <w:num w:numId="28" w16cid:durableId="1550415581">
-    <w:abstractNumId w:val="6"/>
+    <w:abstractNumId w:val="7"/>
   </w:num>
   <w:num w:numId="29" w16cid:durableId="575241820">
-    <w:abstractNumId w:val="10"/>
+    <w:abstractNumId w:val="11"/>
   </w:num>
   <w:num w:numId="30" w16cid:durableId="1002319754">
-    <w:abstractNumId w:val="15"/>
+    <w:abstractNumId w:val="16"/>
   </w:num>
   <w:num w:numId="31" w16cid:durableId="1724789154">
-    <w:abstractNumId w:val="40"/>
+    <w:abstractNumId w:val="41"/>
   </w:num>
   <w:num w:numId="32" w16cid:durableId="179588160">
-    <w:abstractNumId w:val="30"/>
+    <w:abstractNumId w:val="31"/>
   </w:num>
   <w:num w:numId="33" w16cid:durableId="779835844">
+    <w:abstractNumId w:val="22"/>
+  </w:num>
+  <w:num w:numId="34" w16cid:durableId="226962633">
+    <w:abstractNumId w:val="12"/>
+  </w:num>
+  <w:num w:numId="35" w16cid:durableId="1943413234">
+    <w:abstractNumId w:val="35"/>
+  </w:num>
+  <w:num w:numId="36" w16cid:durableId="1220290651">
+    <w:abstractNumId w:val="42"/>
+  </w:num>
+  <w:num w:numId="37" w16cid:durableId="1976107400">
+    <w:abstractNumId w:val="34"/>
+  </w:num>
+  <w:num w:numId="38" w16cid:durableId="1876037774">
+    <w:abstractNumId w:val="20"/>
+  </w:num>
+  <w:num w:numId="39" w16cid:durableId="1355569006">
+    <w:abstractNumId w:val="28"/>
+  </w:num>
+  <w:num w:numId="40" w16cid:durableId="1381514034">
+    <w:abstractNumId w:val="19"/>
+  </w:num>
+  <w:num w:numId="41" w16cid:durableId="1530753079">
     <w:abstractNumId w:val="21"/>
   </w:num>
-  <w:num w:numId="34" w16cid:durableId="226962633">
-    <w:abstractNumId w:val="11"/>
-  </w:num>
-  <w:num w:numId="35" w16cid:durableId="1943413234">
-    <w:abstractNumId w:val="34"/>
-  </w:num>
-  <w:num w:numId="36" w16cid:durableId="1220290651">
-    <w:abstractNumId w:val="41"/>
-  </w:num>
-  <w:num w:numId="37" w16cid:durableId="1976107400">
-    <w:abstractNumId w:val="33"/>
-  </w:num>
-  <w:num w:numId="38" w16cid:durableId="1876037774">
-    <w:abstractNumId w:val="19"/>
-  </w:num>
-  <w:num w:numId="39" w16cid:durableId="1355569006">
-    <w:abstractNumId w:val="27"/>
-  </w:num>
-  <w:num w:numId="40" w16cid:durableId="1381514034">
-    <w:abstractNumId w:val="18"/>
-  </w:num>
-  <w:num w:numId="41" w16cid:durableId="1530753079">
-    <w:abstractNumId w:val="20"/>
-  </w:num>
   <w:num w:numId="42" w16cid:durableId="1394504200">
-    <w:abstractNumId w:val="38"/>
+    <w:abstractNumId w:val="39"/>
   </w:num>
   <w:num w:numId="43" w16cid:durableId="1597783567">
     <w:abstractNumId w:val="3"/>
   </w:num>
   <w:num w:numId="44" w16cid:durableId="813763793">
-    <w:abstractNumId w:val="29"/>
+    <w:abstractNumId w:val="30"/>
   </w:num>
   <w:num w:numId="45" w16cid:durableId="1380200669">
-    <w:abstractNumId w:val="16"/>
+    <w:abstractNumId w:val="17"/>
+  </w:num>
+  <w:num w:numId="46" w16cid:durableId="126053263">
+    <w:abstractNumId w:val="5"/>
   </w:num>
 </w:numbering>
 </file>
 
 <file path=word/styles.xml><?xml version="1.0" encoding="utf-8"?>
-<w:styles xmlns:mc="http://schemas.openxmlformats.org/markup-compatibility/2006" xmlns:r="http://schemas.openxmlformats.org/officeDocument/2006/relationships" xmlns:w="http://schemas.openxmlformats.org/wordprocessingml/2006/main" xmlns:w14="http://schemas.microsoft.com/office/word/2010/wordml" xmlns:w15="http://schemas.microsoft.com/office/word/2012/wordml" xmlns:w16cex="http://schemas.microsoft.com/office/word/2018/wordml/cex" xmlns:w16cid="http://schemas.microsoft.com/office/word/2016/wordml/cid" xmlns:w16="http://schemas.microsoft.com/office/word/2018/wordml" xmlns:w16sdtdh="http://schemas.microsoft.com/office/word/2020/wordml/sdtdatahash" xmlns:w16se="http://schemas.microsoft.com/office/word/2015/wordml/symex" mc:Ignorable="w14 w15 w16se w16cid w16 w16cex w16sdtdh">
+<w:styles xmlns:mc="http://schemas.openxmlformats.org/markup-compatibility/2006" xmlns:r="http://schemas.openxmlformats.org/officeDocument/2006/relationships" xmlns:w="http://schemas.openxmlformats.org/wordprocessingml/2006/main" xmlns:w14="http://schemas.microsoft.com/office/word/2010/wordml" xmlns:w15="http://schemas.microsoft.com/office/word/2012/wordml" xmlns:w16cex="http://schemas.microsoft.com/office/word/2018/wordml/cex" xmlns:w16cid="http://schemas.microsoft.com/office/word/2016/wordml/cid" xmlns:w16="http://schemas.microsoft.com/office/word/2018/wordml" xmlns:w16du="http://schemas.microsoft.com/office/word/2023/wordml/word16du" xmlns:w16sdtdh="http://schemas.microsoft.com/office/word/2020/wordml/sdtdatahash" xmlns:w16sdtfl="http://schemas.microsoft.com/office/word/2024/wordml/sdtformatlock" xmlns:w16se="http://schemas.microsoft.com/office/word/2015/wordml/symex" mc:Ignorable="w14 w15 w16se w16cid w16 w16cex w16sdtdh w16sdtfl w16du">
   <w:docDefaults>
     <w:rPrDefault>
       <w:rPr>
@@ -10387,6 +13130,7 @@
   <w:style w:type="character" w:default="1" w:styleId="DefaultParagraphFont">
     <w:name w:val="Default Paragraph Font"/>
     <w:uiPriority w:val="1"/>
+    <w:semiHidden/>
     <w:unhideWhenUsed/>
   </w:style>
   <w:style w:type="table" w:default="1" w:styleId="TableNormal">

--- a/Calendario2025/Actividades/A7_DHCP_VLANs/Actividad7.docx
+++ b/Calendario2025/Actividades/A7_DHCP_VLANs/Actividad7.docx
@@ -105,29 +105,7 @@
           <w:sz w:val="24"/>
           <w:szCs w:val="24"/>
         </w:rPr>
-        <w:t xml:space="preserve">Configurar DHCP centralizado, OSPF y </w:t>
-      </w:r>
-      <w:proofErr w:type="spellStart"/>
-      <w:r>
-        <w:rPr>
-          <w:rFonts w:cs="Arial"/>
-          <w:b/>
-          <w:spacing w:val="-1"/>
-          <w:sz w:val="24"/>
-          <w:szCs w:val="24"/>
-        </w:rPr>
-        <w:t>VLANs</w:t>
-      </w:r>
-      <w:proofErr w:type="spellEnd"/>
-      <w:r>
-        <w:rPr>
-          <w:rFonts w:cs="Arial"/>
-          <w:b/>
-          <w:spacing w:val="-1"/>
-          <w:sz w:val="24"/>
-          <w:szCs w:val="24"/>
-        </w:rPr>
-        <w:t xml:space="preserve"> en un switch multicapa</w:t>
+        <w:t>Configurar DHCP centralizado, OSPF y VLANs en un switch multicapa</w:t>
       </w:r>
     </w:p>
     <w:p>
@@ -891,7 +869,6 @@
                 <w:spacing w:val="-1"/>
               </w:rPr>
             </w:pPr>
-            <w:proofErr w:type="spellStart"/>
             <w:r>
               <w:rPr>
                 <w:rFonts w:cs="Arial"/>
@@ -912,7 +889,6 @@
               </w:rPr>
               <w:t>tudent</w:t>
             </w:r>
-            <w:proofErr w:type="spellEnd"/>
           </w:p>
         </w:tc>
         <w:tc>
@@ -1159,7 +1135,6 @@
                 <w:spacing w:val="-1"/>
               </w:rPr>
             </w:pPr>
-            <w:proofErr w:type="spellStart"/>
             <w:r>
               <w:rPr>
                 <w:rFonts w:cs="Arial"/>
@@ -1170,7 +1145,6 @@
               </w:rPr>
               <w:t>Faculty</w:t>
             </w:r>
-            <w:proofErr w:type="spellEnd"/>
           </w:p>
         </w:tc>
         <w:tc>
@@ -1803,27 +1777,7 @@
           <w:sz w:val="20"/>
           <w:szCs w:val="20"/>
         </w:rPr>
-        <w:t xml:space="preserve">Crear las </w:t>
-      </w:r>
-      <w:proofErr w:type="spellStart"/>
-      <w:r>
-        <w:rPr>
-          <w:rFonts w:ascii="Arial" w:eastAsia="Arial Narrow" w:hAnsi="Arial" w:cs="Arial"/>
-          <w:spacing w:val="-2"/>
-          <w:sz w:val="20"/>
-          <w:szCs w:val="20"/>
-        </w:rPr>
-        <w:t>VLANs</w:t>
-      </w:r>
-      <w:proofErr w:type="spellEnd"/>
-      <w:r>
-        <w:rPr>
-          <w:rFonts w:ascii="Arial" w:eastAsia="Arial Narrow" w:hAnsi="Arial" w:cs="Arial"/>
-          <w:spacing w:val="-2"/>
-          <w:sz w:val="20"/>
-          <w:szCs w:val="20"/>
-        </w:rPr>
-        <w:t>.</w:t>
+        <w:t>Crear las VLANs.</w:t>
       </w:r>
     </w:p>
     <w:p>
@@ -1850,27 +1804,7 @@
           <w:sz w:val="20"/>
           <w:szCs w:val="20"/>
         </w:rPr>
-        <w:t xml:space="preserve">Configurar las </w:t>
-      </w:r>
-      <w:proofErr w:type="spellStart"/>
-      <w:r>
-        <w:rPr>
-          <w:rFonts w:ascii="Arial" w:eastAsia="Arial Narrow" w:hAnsi="Arial" w:cs="Arial"/>
-          <w:spacing w:val="-2"/>
-          <w:sz w:val="20"/>
-          <w:szCs w:val="20"/>
-        </w:rPr>
-        <w:t>VLANs</w:t>
-      </w:r>
-      <w:proofErr w:type="spellEnd"/>
-      <w:r>
-        <w:rPr>
-          <w:rFonts w:ascii="Arial" w:eastAsia="Arial Narrow" w:hAnsi="Arial" w:cs="Arial"/>
-          <w:spacing w:val="-2"/>
-          <w:sz w:val="20"/>
-          <w:szCs w:val="20"/>
-        </w:rPr>
-        <w:t xml:space="preserve"> (1</w:t>
+        <w:t>Configurar las VLANs (1</w:t>
       </w:r>
       <w:r>
         <w:rPr>
@@ -1924,27 +1858,7 @@
           <w:sz w:val="20"/>
           <w:szCs w:val="20"/>
         </w:rPr>
-        <w:t xml:space="preserve">0). La dirección IP de las </w:t>
-      </w:r>
-      <w:proofErr w:type="spellStart"/>
-      <w:r>
-        <w:rPr>
-          <w:rFonts w:ascii="Arial" w:eastAsia="Arial Narrow" w:hAnsi="Arial" w:cs="Arial"/>
-          <w:spacing w:val="-2"/>
-          <w:sz w:val="20"/>
-          <w:szCs w:val="20"/>
-        </w:rPr>
-        <w:t>VLANs</w:t>
-      </w:r>
-      <w:proofErr w:type="spellEnd"/>
-      <w:r>
-        <w:rPr>
-          <w:rFonts w:ascii="Arial" w:eastAsia="Arial Narrow" w:hAnsi="Arial" w:cs="Arial"/>
-          <w:spacing w:val="-2"/>
-          <w:sz w:val="20"/>
-          <w:szCs w:val="20"/>
-        </w:rPr>
-        <w:t xml:space="preserve"> será la </w:t>
+        <w:t xml:space="preserve">0). La dirección IP de las VLANs será la </w:t>
       </w:r>
       <w:r>
         <w:rPr>
@@ -2007,17 +1921,7 @@
           <w:sz w:val="20"/>
           <w:szCs w:val="20"/>
         </w:rPr>
-        <w:t>(</w:t>
-      </w:r>
-      <w:proofErr w:type="spellStart"/>
-      <w:r>
-        <w:rPr>
-          <w:rFonts w:ascii="Arial" w:eastAsia="Arial Narrow" w:hAnsi="Arial" w:cs="Arial"/>
-          <w:spacing w:val="-2"/>
-          <w:sz w:val="20"/>
-          <w:szCs w:val="20"/>
-        </w:rPr>
-        <w:t>con</w:t>
+        <w:t>(con</w:t>
       </w:r>
       <w:r>
         <w:rPr>
@@ -2046,7 +1950,6 @@
         </w:rPr>
         <w:t>g</w:t>
       </w:r>
-      <w:proofErr w:type="spellEnd"/>
       <w:r>
         <w:rPr>
           <w:rFonts w:ascii="Arial" w:eastAsia="Arial Narrow" w:hAnsi="Arial" w:cs="Arial"/>
@@ -2056,7 +1959,6 @@
         </w:rPr>
         <w:t xml:space="preserve">)# </w:t>
       </w:r>
-      <w:proofErr w:type="spellStart"/>
       <w:r>
         <w:rPr>
           <w:rFonts w:ascii="Arial" w:eastAsia="Arial Narrow" w:hAnsi="Arial" w:cs="Arial"/>
@@ -2066,33 +1968,8 @@
           <w:sz w:val="20"/>
           <w:szCs w:val="20"/>
         </w:rPr>
-        <w:t>ip</w:t>
+        <w:t>ip routing</w:t>
       </w:r>
-      <w:proofErr w:type="spellEnd"/>
-      <w:r>
-        <w:rPr>
-          <w:rFonts w:ascii="Arial" w:eastAsia="Arial Narrow" w:hAnsi="Arial" w:cs="Arial"/>
-          <w:b/>
-          <w:bCs/>
-          <w:spacing w:val="-2"/>
-          <w:sz w:val="20"/>
-          <w:szCs w:val="20"/>
-        </w:rPr>
-        <w:t xml:space="preserve"> </w:t>
-      </w:r>
-      <w:proofErr w:type="spellStart"/>
-      <w:r>
-        <w:rPr>
-          <w:rFonts w:ascii="Arial" w:eastAsia="Arial Narrow" w:hAnsi="Arial" w:cs="Arial"/>
-          <w:b/>
-          <w:bCs/>
-          <w:spacing w:val="-2"/>
-          <w:sz w:val="20"/>
-          <w:szCs w:val="20"/>
-        </w:rPr>
-        <w:t>routing</w:t>
-      </w:r>
-      <w:proofErr w:type="spellEnd"/>
     </w:p>
     <w:p>
       <w:pPr>
@@ -2197,19 +2074,8 @@
           <w:sz w:val="20"/>
           <w:szCs w:val="20"/>
         </w:rPr>
-        <w:t xml:space="preserve">Configurar las </w:t>
+        <w:t>Configurar las VLANs</w:t>
       </w:r>
-      <w:proofErr w:type="spellStart"/>
-      <w:r>
-        <w:rPr>
-          <w:rFonts w:ascii="Arial" w:eastAsia="Arial Narrow" w:hAnsi="Arial" w:cs="Arial"/>
-          <w:spacing w:val="-2"/>
-          <w:sz w:val="20"/>
-          <w:szCs w:val="20"/>
-        </w:rPr>
-        <w:t>VLANs</w:t>
-      </w:r>
-      <w:proofErr w:type="spellEnd"/>
     </w:p>
     <w:p>
       <w:pPr>
@@ -2235,27 +2101,7 @@
           <w:sz w:val="20"/>
           <w:szCs w:val="20"/>
         </w:rPr>
-        <w:t xml:space="preserve">Crear las </w:t>
-      </w:r>
-      <w:proofErr w:type="spellStart"/>
-      <w:r>
-        <w:rPr>
-          <w:rFonts w:ascii="Arial" w:eastAsia="Arial Narrow" w:hAnsi="Arial" w:cs="Arial"/>
-          <w:spacing w:val="-2"/>
-          <w:sz w:val="20"/>
-          <w:szCs w:val="20"/>
-        </w:rPr>
-        <w:t>VLANs</w:t>
-      </w:r>
-      <w:proofErr w:type="spellEnd"/>
-      <w:r>
-        <w:rPr>
-          <w:rFonts w:ascii="Arial" w:eastAsia="Arial Narrow" w:hAnsi="Arial" w:cs="Arial"/>
-          <w:spacing w:val="-2"/>
-          <w:sz w:val="20"/>
-          <w:szCs w:val="20"/>
-        </w:rPr>
-        <w:t>.</w:t>
+        <w:t>Crear las VLANs.</w:t>
       </w:r>
     </w:p>
     <w:p>
@@ -2417,16 +2263,7 @@
           <w:sz w:val="20"/>
           <w:szCs w:val="20"/>
         </w:rPr>
-        <w:t>S1</w:t>
-      </w:r>
-      <w:r>
-        <w:rPr>
-          <w:rFonts w:ascii="Arial" w:eastAsia="Arial Narrow" w:hAnsi="Arial" w:cs="Arial"/>
-          <w:spacing w:val="-2"/>
-          <w:sz w:val="20"/>
-          <w:szCs w:val="20"/>
-        </w:rPr>
-        <w:t xml:space="preserve"> y </w:t>
+        <w:t>S</w:t>
       </w:r>
       <w:r>
         <w:rPr>
@@ -2437,7 +2274,38 @@
           <w:sz w:val="20"/>
           <w:szCs w:val="20"/>
         </w:rPr>
-        <w:t>S2</w:t>
+        <w:t>2</w:t>
+      </w:r>
+      <w:r>
+        <w:rPr>
+          <w:rFonts w:ascii="Arial" w:eastAsia="Arial Narrow" w:hAnsi="Arial" w:cs="Arial"/>
+          <w:spacing w:val="-2"/>
+          <w:sz w:val="20"/>
+          <w:szCs w:val="20"/>
+        </w:rPr>
+        <w:t xml:space="preserve"> y </w:t>
+      </w:r>
+      <w:r>
+        <w:rPr>
+          <w:rFonts w:ascii="Arial" w:eastAsia="Arial Narrow" w:hAnsi="Arial" w:cs="Arial"/>
+          <w:b/>
+          <w:bCs/>
+          <w:spacing w:val="-2"/>
+          <w:sz w:val="20"/>
+          <w:szCs w:val="20"/>
+        </w:rPr>
+        <w:t>S</w:t>
+      </w:r>
+      <w:r>
+        <w:rPr>
+          <w:rFonts w:ascii="Arial" w:eastAsia="Arial Narrow" w:hAnsi="Arial" w:cs="Arial"/>
+          <w:b/>
+          <w:bCs/>
+          <w:spacing w:val="-2"/>
+          <w:sz w:val="20"/>
+          <w:szCs w:val="20"/>
+        </w:rPr>
+        <w:t>3</w:t>
       </w:r>
     </w:p>
     <w:p>
@@ -2464,19 +2332,8 @@
           <w:sz w:val="20"/>
           <w:szCs w:val="20"/>
         </w:rPr>
-        <w:t xml:space="preserve">Configurar las </w:t>
+        <w:t>Configurar las VLANs</w:t>
       </w:r>
-      <w:proofErr w:type="spellStart"/>
-      <w:r>
-        <w:rPr>
-          <w:rFonts w:ascii="Arial" w:eastAsia="Arial Narrow" w:hAnsi="Arial" w:cs="Arial"/>
-          <w:spacing w:val="-2"/>
-          <w:sz w:val="20"/>
-          <w:szCs w:val="20"/>
-        </w:rPr>
-        <w:t>VLANs</w:t>
-      </w:r>
-      <w:proofErr w:type="spellEnd"/>
     </w:p>
     <w:p>
       <w:pPr>
@@ -2502,27 +2359,7 @@
           <w:sz w:val="20"/>
           <w:szCs w:val="20"/>
         </w:rPr>
-        <w:t xml:space="preserve">Crear las </w:t>
-      </w:r>
-      <w:proofErr w:type="spellStart"/>
-      <w:r>
-        <w:rPr>
-          <w:rFonts w:ascii="Arial" w:eastAsia="Arial Narrow" w:hAnsi="Arial" w:cs="Arial"/>
-          <w:spacing w:val="-2"/>
-          <w:sz w:val="20"/>
-          <w:szCs w:val="20"/>
-        </w:rPr>
-        <w:t>VLANs</w:t>
-      </w:r>
-      <w:proofErr w:type="spellEnd"/>
-      <w:r>
-        <w:rPr>
-          <w:rFonts w:ascii="Arial" w:eastAsia="Arial Narrow" w:hAnsi="Arial" w:cs="Arial"/>
-          <w:spacing w:val="-2"/>
-          <w:sz w:val="20"/>
-          <w:szCs w:val="20"/>
-        </w:rPr>
-        <w:t>.</w:t>
+        <w:t>Crear las VLANs.</w:t>
       </w:r>
     </w:p>
     <w:p>
@@ -2549,27 +2386,7 @@
           <w:sz w:val="20"/>
           <w:szCs w:val="20"/>
         </w:rPr>
-        <w:t xml:space="preserve">Asignar los puertos a las </w:t>
-      </w:r>
-      <w:proofErr w:type="spellStart"/>
-      <w:r>
-        <w:rPr>
-          <w:rFonts w:ascii="Arial" w:eastAsia="Arial Narrow" w:hAnsi="Arial" w:cs="Arial"/>
-          <w:spacing w:val="-2"/>
-          <w:sz w:val="20"/>
-          <w:szCs w:val="20"/>
-        </w:rPr>
-        <w:t>VLANs</w:t>
-      </w:r>
-      <w:proofErr w:type="spellEnd"/>
-      <w:r>
-        <w:rPr>
-          <w:rFonts w:ascii="Arial" w:eastAsia="Arial Narrow" w:hAnsi="Arial" w:cs="Arial"/>
-          <w:spacing w:val="-2"/>
-          <w:sz w:val="20"/>
-          <w:szCs w:val="20"/>
-        </w:rPr>
-        <w:t xml:space="preserve"> y definir los puertos de acceso.</w:t>
+        <w:t>Asignar los puertos a las VLANs y definir los puertos de acceso.</w:t>
       </w:r>
     </w:p>
     <w:p>
@@ -2623,27 +2440,7 @@
           <w:sz w:val="20"/>
           <w:szCs w:val="20"/>
         </w:rPr>
-        <w:t xml:space="preserve">Configurar las </w:t>
-      </w:r>
-      <w:proofErr w:type="spellStart"/>
-      <w:r>
-        <w:rPr>
-          <w:rFonts w:ascii="Arial" w:eastAsia="Arial Narrow" w:hAnsi="Arial" w:cs="Arial"/>
-          <w:spacing w:val="-2"/>
-          <w:sz w:val="20"/>
-          <w:szCs w:val="20"/>
-        </w:rPr>
-        <w:t>IPs</w:t>
-      </w:r>
-      <w:proofErr w:type="spellEnd"/>
-      <w:r>
-        <w:rPr>
-          <w:rFonts w:ascii="Arial" w:eastAsia="Arial Narrow" w:hAnsi="Arial" w:cs="Arial"/>
-          <w:spacing w:val="-2"/>
-          <w:sz w:val="20"/>
-          <w:szCs w:val="20"/>
-        </w:rPr>
-        <w:t xml:space="preserve"> de los switches </w:t>
+        <w:t xml:space="preserve">Configurar las IPs de los switches </w:t>
       </w:r>
       <w:r>
         <w:rPr>
@@ -2654,16 +2451,7 @@
           <w:sz w:val="20"/>
           <w:szCs w:val="20"/>
         </w:rPr>
-        <w:t>S1</w:t>
-      </w:r>
-      <w:r>
-        <w:rPr>
-          <w:rFonts w:ascii="Arial" w:eastAsia="Arial Narrow" w:hAnsi="Arial" w:cs="Arial"/>
-          <w:spacing w:val="-2"/>
-          <w:sz w:val="20"/>
-          <w:szCs w:val="20"/>
-        </w:rPr>
-        <w:t xml:space="preserve"> y </w:t>
+        <w:t>S</w:t>
       </w:r>
       <w:r>
         <w:rPr>
@@ -2674,7 +2462,38 @@
           <w:sz w:val="20"/>
           <w:szCs w:val="20"/>
         </w:rPr>
-        <w:t>S2</w:t>
+        <w:t>2</w:t>
+      </w:r>
+      <w:r>
+        <w:rPr>
+          <w:rFonts w:ascii="Arial" w:eastAsia="Arial Narrow" w:hAnsi="Arial" w:cs="Arial"/>
+          <w:spacing w:val="-2"/>
+          <w:sz w:val="20"/>
+          <w:szCs w:val="20"/>
+        </w:rPr>
+        <w:t xml:space="preserve"> y </w:t>
+      </w:r>
+      <w:r>
+        <w:rPr>
+          <w:rFonts w:ascii="Arial" w:eastAsia="Arial Narrow" w:hAnsi="Arial" w:cs="Arial"/>
+          <w:b/>
+          <w:bCs/>
+          <w:spacing w:val="-2"/>
+          <w:sz w:val="20"/>
+          <w:szCs w:val="20"/>
+        </w:rPr>
+        <w:t>S</w:t>
+      </w:r>
+      <w:r>
+        <w:rPr>
+          <w:rFonts w:ascii="Arial" w:eastAsia="Arial Narrow" w:hAnsi="Arial" w:cs="Arial"/>
+          <w:b/>
+          <w:bCs/>
+          <w:spacing w:val="-2"/>
+          <w:sz w:val="20"/>
+          <w:szCs w:val="20"/>
+        </w:rPr>
+        <w:t>3</w:t>
       </w:r>
       <w:r>
         <w:rPr>
@@ -2871,27 +2690,7 @@
           <w:sz w:val="20"/>
           <w:szCs w:val="20"/>
         </w:rPr>
-        <w:t xml:space="preserve">En el </w:t>
-      </w:r>
-      <w:proofErr w:type="spellStart"/>
-      <w:r>
-        <w:rPr>
-          <w:rFonts w:cs="Arial"/>
-          <w:color w:val="000000"/>
-          <w:sz w:val="20"/>
-          <w:szCs w:val="20"/>
-        </w:rPr>
-        <w:t>router</w:t>
-      </w:r>
-      <w:proofErr w:type="spellEnd"/>
-      <w:r>
-        <w:rPr>
-          <w:rFonts w:cs="Arial"/>
-          <w:color w:val="000000"/>
-          <w:sz w:val="20"/>
-          <w:szCs w:val="20"/>
-        </w:rPr>
-        <w:t xml:space="preserve"> </w:t>
+        <w:t xml:space="preserve">En el router </w:t>
       </w:r>
       <w:r>
         <w:rPr>
@@ -3019,9 +2818,8 @@
           <w:sz w:val="20"/>
           <w:szCs w:val="20"/>
         </w:rPr>
-        <w:t xml:space="preserve">Configurar el servicio de DHCP para que los equipos terminales de la red ROSA tomen direccionamiento dinámico. Configurar el </w:t>
+        <w:t>Configurar el servicio de DHCP para que los equipos terminales de la red ROSA tomen direccionamiento dinámico. Configurar el dns-server.</w:t>
       </w:r>
-      <w:proofErr w:type="spellStart"/>
       <w:r>
         <w:rPr>
           <w:rFonts w:ascii="Arial" w:eastAsia="Arial Narrow" w:hAnsi="Arial" w:cs="Arial"/>
@@ -3029,9 +2827,8 @@
           <w:sz w:val="20"/>
           <w:szCs w:val="20"/>
         </w:rPr>
-        <w:t>dns</w:t>
+        <w:t xml:space="preserve"> Excluir el default </w:t>
       </w:r>
-      <w:proofErr w:type="spellEnd"/>
       <w:r>
         <w:rPr>
           <w:rFonts w:ascii="Arial" w:eastAsia="Arial Narrow" w:hAnsi="Arial" w:cs="Arial"/>
@@ -3039,36 +2836,7 @@
           <w:sz w:val="20"/>
           <w:szCs w:val="20"/>
         </w:rPr>
-        <w:t>-server.</w:t>
-      </w:r>
-      <w:r>
-        <w:rPr>
-          <w:rFonts w:ascii="Arial" w:eastAsia="Arial Narrow" w:hAnsi="Arial" w:cs="Arial"/>
-          <w:spacing w:val="-2"/>
-          <w:sz w:val="20"/>
-          <w:szCs w:val="20"/>
-        </w:rPr>
-        <w:t xml:space="preserve"> Excluir el default </w:t>
-      </w:r>
-      <w:proofErr w:type="spellStart"/>
-      <w:r>
-        <w:rPr>
-          <w:rFonts w:ascii="Arial" w:eastAsia="Arial Narrow" w:hAnsi="Arial" w:cs="Arial"/>
-          <w:spacing w:val="-2"/>
-          <w:sz w:val="20"/>
-          <w:szCs w:val="20"/>
-        </w:rPr>
-        <w:t>gateway</w:t>
-      </w:r>
-      <w:proofErr w:type="spellEnd"/>
-      <w:r>
-        <w:rPr>
-          <w:rFonts w:ascii="Arial" w:eastAsia="Arial Narrow" w:hAnsi="Arial" w:cs="Arial"/>
-          <w:spacing w:val="-2"/>
-          <w:sz w:val="20"/>
-          <w:szCs w:val="20"/>
-        </w:rPr>
-        <w:t xml:space="preserve"> y la </w:t>
+        <w:t xml:space="preserve">gateway y la </w:t>
       </w:r>
       <w:r>
         <w:rPr>
@@ -3303,43 +3071,7 @@
                 <w:sz w:val="20"/>
                 <w:szCs w:val="20"/>
               </w:rPr>
-              <w:t>(</w:t>
-            </w:r>
-            <w:proofErr w:type="spellStart"/>
-            <w:r>
-              <w:rPr>
-                <w:rFonts w:ascii="Arial" w:hAnsi="Arial" w:cs="Arial"/>
-                <w:sz w:val="20"/>
-                <w:szCs w:val="20"/>
-              </w:rPr>
-              <w:t>Fail</w:t>
-            </w:r>
-            <w:proofErr w:type="spellEnd"/>
-            <w:r>
-              <w:rPr>
-                <w:rFonts w:ascii="Arial" w:hAnsi="Arial" w:cs="Arial"/>
-                <w:sz w:val="20"/>
-                <w:szCs w:val="20"/>
-              </w:rPr>
-              <w:t xml:space="preserve"> / </w:t>
-            </w:r>
-            <w:proofErr w:type="spellStart"/>
-            <w:r>
-              <w:rPr>
-                <w:rFonts w:ascii="Arial" w:hAnsi="Arial" w:cs="Arial"/>
-                <w:sz w:val="20"/>
-                <w:szCs w:val="20"/>
-              </w:rPr>
-              <w:t>Success</w:t>
-            </w:r>
-            <w:proofErr w:type="spellEnd"/>
-            <w:r>
-              <w:rPr>
-                <w:rFonts w:ascii="Arial" w:hAnsi="Arial" w:cs="Arial"/>
-                <w:sz w:val="20"/>
-                <w:szCs w:val="20"/>
-              </w:rPr>
-              <w:t>)</w:t>
+              <w:t>(Fail / Success)</w:t>
             </w:r>
           </w:p>
         </w:tc>
@@ -3669,18 +3401,7 @@
                 <w:sz w:val="20"/>
                 <w:szCs w:val="20"/>
               </w:rPr>
-              <w:t>dnsserver.</w:t>
-            </w:r>
-            <w:r>
-              <w:rPr>
-                <w:rFonts w:ascii="Arial" w:hAnsi="Arial" w:cs="Arial"/>
-                <w:b/>
-                <w:bCs/>
-                <w:color w:val="000000"/>
-                <w:sz w:val="20"/>
-                <w:szCs w:val="20"/>
-              </w:rPr>
-              <w:t>com</w:t>
+              <w:t>dnsserver.com</w:t>
             </w:r>
           </w:p>
         </w:tc>
@@ -3880,43 +3601,7 @@
                 <w:sz w:val="20"/>
                 <w:szCs w:val="20"/>
               </w:rPr>
-              <w:t>(</w:t>
-            </w:r>
-            <w:proofErr w:type="spellStart"/>
-            <w:r>
-              <w:rPr>
-                <w:rFonts w:ascii="Arial" w:hAnsi="Arial" w:cs="Arial"/>
-                <w:sz w:val="20"/>
-                <w:szCs w:val="20"/>
-              </w:rPr>
-              <w:t>Fail</w:t>
-            </w:r>
-            <w:proofErr w:type="spellEnd"/>
-            <w:r>
-              <w:rPr>
-                <w:rFonts w:ascii="Arial" w:hAnsi="Arial" w:cs="Arial"/>
-                <w:sz w:val="20"/>
-                <w:szCs w:val="20"/>
-              </w:rPr>
-              <w:t xml:space="preserve"> / </w:t>
-            </w:r>
-            <w:proofErr w:type="spellStart"/>
-            <w:r>
-              <w:rPr>
-                <w:rFonts w:ascii="Arial" w:hAnsi="Arial" w:cs="Arial"/>
-                <w:sz w:val="20"/>
-                <w:szCs w:val="20"/>
-              </w:rPr>
-              <w:t>Success</w:t>
-            </w:r>
-            <w:proofErr w:type="spellEnd"/>
-            <w:r>
-              <w:rPr>
-                <w:rFonts w:ascii="Arial" w:hAnsi="Arial" w:cs="Arial"/>
-                <w:sz w:val="20"/>
-                <w:szCs w:val="20"/>
-              </w:rPr>
-              <w:t>)</w:t>
+              <w:t>(Fail / Success)</w:t>
             </w:r>
           </w:p>
         </w:tc>
@@ -4287,59 +3972,8 @@
           <w:sz w:val="20"/>
           <w:szCs w:val="20"/>
         </w:rPr>
-        <w:t xml:space="preserve"> las </w:t>
+        <w:t xml:space="preserve"> las VLANs de Staff, Student y Faculty</w:t>
       </w:r>
-      <w:proofErr w:type="spellStart"/>
-      <w:r>
-        <w:rPr>
-          <w:rFonts w:ascii="Arial" w:eastAsia="Arial Narrow" w:hAnsi="Arial" w:cs="Arial"/>
-          <w:spacing w:val="-2"/>
-          <w:sz w:val="20"/>
-          <w:szCs w:val="20"/>
-        </w:rPr>
-        <w:t>VLANs</w:t>
-      </w:r>
-      <w:proofErr w:type="spellEnd"/>
-      <w:r>
-        <w:rPr>
-          <w:rFonts w:ascii="Arial" w:eastAsia="Arial Narrow" w:hAnsi="Arial" w:cs="Arial"/>
-          <w:spacing w:val="-2"/>
-          <w:sz w:val="20"/>
-          <w:szCs w:val="20"/>
-        </w:rPr>
-        <w:t xml:space="preserve"> de Staff, </w:t>
-      </w:r>
-      <w:proofErr w:type="spellStart"/>
-      <w:r>
-        <w:rPr>
-          <w:rFonts w:ascii="Arial" w:eastAsia="Arial Narrow" w:hAnsi="Arial" w:cs="Arial"/>
-          <w:spacing w:val="-2"/>
-          <w:sz w:val="20"/>
-          <w:szCs w:val="20"/>
-        </w:rPr>
-        <w:t>Student</w:t>
-      </w:r>
-      <w:proofErr w:type="spellEnd"/>
-      <w:r>
-        <w:rPr>
-          <w:rFonts w:ascii="Arial" w:eastAsia="Arial Narrow" w:hAnsi="Arial" w:cs="Arial"/>
-          <w:spacing w:val="-2"/>
-          <w:sz w:val="20"/>
-          <w:szCs w:val="20"/>
-        </w:rPr>
-        <w:t xml:space="preserve"> y </w:t>
-      </w:r>
-      <w:proofErr w:type="spellStart"/>
-      <w:r>
-        <w:rPr>
-          <w:rFonts w:ascii="Arial" w:eastAsia="Arial Narrow" w:hAnsi="Arial" w:cs="Arial"/>
-          <w:spacing w:val="-2"/>
-          <w:sz w:val="20"/>
-          <w:szCs w:val="20"/>
-        </w:rPr>
-        <w:t>Faculty</w:t>
-      </w:r>
-      <w:proofErr w:type="spellEnd"/>
     </w:p>
     <w:p>
       <w:pPr>
@@ -4365,87 +3999,7 @@
           <w:sz w:val="20"/>
           <w:szCs w:val="20"/>
         </w:rPr>
-        <w:t xml:space="preserve">Excluir el default </w:t>
-      </w:r>
-      <w:proofErr w:type="spellStart"/>
-      <w:r>
-        <w:rPr>
-          <w:rFonts w:ascii="Arial" w:eastAsia="Arial Narrow" w:hAnsi="Arial" w:cs="Arial"/>
-          <w:spacing w:val="-2"/>
-          <w:sz w:val="20"/>
-          <w:szCs w:val="20"/>
-        </w:rPr>
-        <w:t>gateway</w:t>
-      </w:r>
-      <w:proofErr w:type="spellEnd"/>
-      <w:r>
-        <w:rPr>
-          <w:rFonts w:ascii="Arial" w:eastAsia="Arial Narrow" w:hAnsi="Arial" w:cs="Arial"/>
-          <w:spacing w:val="-2"/>
-          <w:sz w:val="20"/>
-          <w:szCs w:val="20"/>
-        </w:rPr>
-        <w:t xml:space="preserve"> de las </w:t>
-      </w:r>
-      <w:proofErr w:type="spellStart"/>
-      <w:r>
-        <w:rPr>
-          <w:rFonts w:ascii="Arial" w:eastAsia="Arial Narrow" w:hAnsi="Arial" w:cs="Arial"/>
-          <w:spacing w:val="-2"/>
-          <w:sz w:val="20"/>
-          <w:szCs w:val="20"/>
-        </w:rPr>
-        <w:t>VLANs</w:t>
-      </w:r>
-      <w:proofErr w:type="spellEnd"/>
-      <w:r>
-        <w:rPr>
-          <w:rFonts w:ascii="Arial" w:eastAsia="Arial Narrow" w:hAnsi="Arial" w:cs="Arial"/>
-          <w:spacing w:val="-2"/>
-          <w:sz w:val="20"/>
-          <w:szCs w:val="20"/>
-        </w:rPr>
-        <w:t xml:space="preserve"> de Staff, </w:t>
-      </w:r>
-      <w:proofErr w:type="spellStart"/>
-      <w:r>
-        <w:rPr>
-          <w:rFonts w:ascii="Arial" w:eastAsia="Arial Narrow" w:hAnsi="Arial" w:cs="Arial"/>
-          <w:spacing w:val="-2"/>
-          <w:sz w:val="20"/>
-          <w:szCs w:val="20"/>
-        </w:rPr>
-        <w:t>Student</w:t>
-      </w:r>
-      <w:proofErr w:type="spellEnd"/>
-      <w:r>
-        <w:rPr>
-          <w:rFonts w:ascii="Arial" w:eastAsia="Arial Narrow" w:hAnsi="Arial" w:cs="Arial"/>
-          <w:spacing w:val="-2"/>
-          <w:sz w:val="20"/>
-          <w:szCs w:val="20"/>
-        </w:rPr>
-        <w:t xml:space="preserve"> y </w:t>
-      </w:r>
-      <w:proofErr w:type="spellStart"/>
-      <w:r>
-        <w:rPr>
-          <w:rFonts w:ascii="Arial" w:eastAsia="Arial Narrow" w:hAnsi="Arial" w:cs="Arial"/>
-          <w:spacing w:val="-2"/>
-          <w:sz w:val="20"/>
-          <w:szCs w:val="20"/>
-        </w:rPr>
-        <w:t>Faculty</w:t>
-      </w:r>
-      <w:proofErr w:type="spellEnd"/>
-      <w:r>
-        <w:rPr>
-          <w:rFonts w:ascii="Arial" w:eastAsia="Arial Narrow" w:hAnsi="Arial" w:cs="Arial"/>
-          <w:spacing w:val="-2"/>
-          <w:sz w:val="20"/>
-          <w:szCs w:val="20"/>
-        </w:rPr>
-        <w:t>.</w:t>
+        <w:t>Excluir el default gateway de las VLANs de Staff, Student y Faculty.</w:t>
       </w:r>
     </w:p>
     <w:p>
@@ -4615,19 +4169,8 @@
           <w:sz w:val="20"/>
           <w:szCs w:val="20"/>
         </w:rPr>
-        <w:t xml:space="preserve">todas las </w:t>
+        <w:t>todas las VLANs</w:t>
       </w:r>
-      <w:proofErr w:type="spellStart"/>
-      <w:r>
-        <w:rPr>
-          <w:rFonts w:cs="Arial"/>
-          <w:color w:val="000000"/>
-          <w:sz w:val="20"/>
-          <w:szCs w:val="20"/>
-        </w:rPr>
-        <w:t>VLANs</w:t>
-      </w:r>
-      <w:proofErr w:type="spellEnd"/>
       <w:r>
         <w:rPr>
           <w:rFonts w:cs="Arial"/>
@@ -4937,43 +4480,7 @@
                 <w:sz w:val="20"/>
                 <w:szCs w:val="20"/>
               </w:rPr>
-              <w:t>(</w:t>
-            </w:r>
-            <w:proofErr w:type="spellStart"/>
-            <w:r>
-              <w:rPr>
-                <w:rFonts w:ascii="Arial" w:hAnsi="Arial" w:cs="Arial"/>
-                <w:sz w:val="20"/>
-                <w:szCs w:val="20"/>
-              </w:rPr>
-              <w:t>Fail</w:t>
-            </w:r>
-            <w:proofErr w:type="spellEnd"/>
-            <w:r>
-              <w:rPr>
-                <w:rFonts w:ascii="Arial" w:hAnsi="Arial" w:cs="Arial"/>
-                <w:sz w:val="20"/>
-                <w:szCs w:val="20"/>
-              </w:rPr>
-              <w:t xml:space="preserve"> / </w:t>
-            </w:r>
-            <w:proofErr w:type="spellStart"/>
-            <w:r>
-              <w:rPr>
-                <w:rFonts w:ascii="Arial" w:hAnsi="Arial" w:cs="Arial"/>
-                <w:sz w:val="20"/>
-                <w:szCs w:val="20"/>
-              </w:rPr>
-              <w:t>Success</w:t>
-            </w:r>
-            <w:proofErr w:type="spellEnd"/>
-            <w:r>
-              <w:rPr>
-                <w:rFonts w:ascii="Arial" w:hAnsi="Arial" w:cs="Arial"/>
-                <w:sz w:val="20"/>
-                <w:szCs w:val="20"/>
-              </w:rPr>
-              <w:t>)</w:t>
+              <w:t>(Fail / Success)</w:t>
             </w:r>
           </w:p>
         </w:tc>
@@ -5248,18 +4755,7 @@
                 <w:sz w:val="20"/>
                 <w:szCs w:val="20"/>
               </w:rPr>
-              <w:t>PC</w:t>
-            </w:r>
-            <w:r>
-              <w:rPr>
-                <w:rFonts w:ascii="Arial" w:hAnsi="Arial" w:cs="Arial"/>
-                <w:b/>
-                <w:bCs/>
-                <w:color w:val="000000"/>
-                <w:sz w:val="20"/>
-                <w:szCs w:val="20"/>
-              </w:rPr>
-              <w:t>5</w:t>
+              <w:t>PC5</w:t>
             </w:r>
           </w:p>
         </w:tc>
@@ -5363,18 +4859,7 @@
                 <w:sz w:val="20"/>
                 <w:szCs w:val="20"/>
               </w:rPr>
-              <w:t>PC</w:t>
-            </w:r>
-            <w:r>
-              <w:rPr>
-                <w:rFonts w:ascii="Arial" w:hAnsi="Arial" w:cs="Arial"/>
-                <w:b/>
-                <w:bCs/>
-                <w:color w:val="000000"/>
-                <w:sz w:val="20"/>
-                <w:szCs w:val="20"/>
-              </w:rPr>
-              <w:t>-B</w:t>
+              <w:t>PC-B</w:t>
             </w:r>
           </w:p>
         </w:tc>
@@ -5593,18 +5078,7 @@
                 <w:sz w:val="20"/>
                 <w:szCs w:val="20"/>
               </w:rPr>
-              <w:t>S</w:t>
-            </w:r>
-            <w:r>
-              <w:rPr>
-                <w:rFonts w:ascii="Arial" w:hAnsi="Arial" w:cs="Arial"/>
-                <w:b/>
-                <w:bCs/>
-                <w:color w:val="000000"/>
-                <w:sz w:val="20"/>
-                <w:szCs w:val="20"/>
-              </w:rPr>
-              <w:t>2</w:t>
+              <w:t>S2</w:t>
             </w:r>
           </w:p>
         </w:tc>
@@ -5635,18 +5109,7 @@
                 <w:sz w:val="20"/>
                 <w:szCs w:val="20"/>
               </w:rPr>
-              <w:t>192.168.99.</w:t>
-            </w:r>
-            <w:r>
-              <w:rPr>
-                <w:rFonts w:ascii="Arial" w:hAnsi="Arial" w:cs="Arial"/>
-                <w:b/>
-                <w:bCs/>
-                <w:color w:val="FF0000"/>
-                <w:sz w:val="20"/>
-                <w:szCs w:val="20"/>
-              </w:rPr>
-              <w:t>2</w:t>
+              <w:t>192.168.99.2</w:t>
             </w:r>
           </w:p>
         </w:tc>
@@ -5730,18 +5193,7 @@
                 <w:sz w:val="20"/>
                 <w:szCs w:val="20"/>
               </w:rPr>
-              <w:t>S</w:t>
-            </w:r>
-            <w:r>
-              <w:rPr>
-                <w:rFonts w:ascii="Arial" w:hAnsi="Arial" w:cs="Arial"/>
-                <w:b/>
-                <w:bCs/>
-                <w:color w:val="000000"/>
-                <w:sz w:val="20"/>
-                <w:szCs w:val="20"/>
-              </w:rPr>
-              <w:t>3</w:t>
+              <w:t>S3</w:t>
             </w:r>
           </w:p>
         </w:tc>
@@ -5772,18 +5224,7 @@
                 <w:sz w:val="20"/>
                 <w:szCs w:val="20"/>
               </w:rPr>
-              <w:t>192.168.99.</w:t>
-            </w:r>
-            <w:r>
-              <w:rPr>
-                <w:rFonts w:ascii="Arial" w:hAnsi="Arial" w:cs="Arial"/>
-                <w:b/>
-                <w:bCs/>
-                <w:color w:val="FF0000"/>
-                <w:sz w:val="20"/>
-                <w:szCs w:val="20"/>
-              </w:rPr>
-              <w:t>3</w:t>
+              <w:t>192.168.99.3</w:t>
             </w:r>
           </w:p>
         </w:tc>
@@ -6072,43 +5513,7 @@
                 <w:sz w:val="20"/>
                 <w:szCs w:val="20"/>
               </w:rPr>
-              <w:t>(</w:t>
-            </w:r>
-            <w:proofErr w:type="spellStart"/>
-            <w:r>
-              <w:rPr>
-                <w:rFonts w:ascii="Arial" w:hAnsi="Arial" w:cs="Arial"/>
-                <w:sz w:val="20"/>
-                <w:szCs w:val="20"/>
-              </w:rPr>
-              <w:t>Fail</w:t>
-            </w:r>
-            <w:proofErr w:type="spellEnd"/>
-            <w:r>
-              <w:rPr>
-                <w:rFonts w:ascii="Arial" w:hAnsi="Arial" w:cs="Arial"/>
-                <w:sz w:val="20"/>
-                <w:szCs w:val="20"/>
-              </w:rPr>
-              <w:t xml:space="preserve"> / </w:t>
-            </w:r>
-            <w:proofErr w:type="spellStart"/>
-            <w:r>
-              <w:rPr>
-                <w:rFonts w:ascii="Arial" w:hAnsi="Arial" w:cs="Arial"/>
-                <w:sz w:val="20"/>
-                <w:szCs w:val="20"/>
-              </w:rPr>
-              <w:t>Success</w:t>
-            </w:r>
-            <w:proofErr w:type="spellEnd"/>
-            <w:r>
-              <w:rPr>
-                <w:rFonts w:ascii="Arial" w:hAnsi="Arial" w:cs="Arial"/>
-                <w:sz w:val="20"/>
-                <w:szCs w:val="20"/>
-              </w:rPr>
-              <w:t>)</w:t>
+              <w:t>(Fail / Success)</w:t>
             </w:r>
           </w:p>
         </w:tc>
@@ -6827,43 +6232,7 @@
                 <w:sz w:val="20"/>
                 <w:szCs w:val="20"/>
               </w:rPr>
-              <w:t>(</w:t>
-            </w:r>
-            <w:proofErr w:type="spellStart"/>
-            <w:r>
-              <w:rPr>
-                <w:rFonts w:ascii="Arial" w:hAnsi="Arial" w:cs="Arial"/>
-                <w:sz w:val="20"/>
-                <w:szCs w:val="20"/>
-              </w:rPr>
-              <w:t>Fail</w:t>
-            </w:r>
-            <w:proofErr w:type="spellEnd"/>
-            <w:r>
-              <w:rPr>
-                <w:rFonts w:ascii="Arial" w:hAnsi="Arial" w:cs="Arial"/>
-                <w:sz w:val="20"/>
-                <w:szCs w:val="20"/>
-              </w:rPr>
-              <w:t xml:space="preserve"> / </w:t>
-            </w:r>
-            <w:proofErr w:type="spellStart"/>
-            <w:r>
-              <w:rPr>
-                <w:rFonts w:ascii="Arial" w:hAnsi="Arial" w:cs="Arial"/>
-                <w:sz w:val="20"/>
-                <w:szCs w:val="20"/>
-              </w:rPr>
-              <w:t>Success</w:t>
-            </w:r>
-            <w:proofErr w:type="spellEnd"/>
-            <w:r>
-              <w:rPr>
-                <w:rFonts w:ascii="Arial" w:hAnsi="Arial" w:cs="Arial"/>
-                <w:sz w:val="20"/>
-                <w:szCs w:val="20"/>
-              </w:rPr>
-              <w:t>)</w:t>
+              <w:t>(Fail / Success)</w:t>
             </w:r>
           </w:p>
         </w:tc>
@@ -7045,18 +6414,7 @@
                 <w:sz w:val="20"/>
                 <w:szCs w:val="20"/>
               </w:rPr>
-              <w:t>S</w:t>
-            </w:r>
-            <w:r>
-              <w:rPr>
-                <w:rFonts w:ascii="Arial" w:hAnsi="Arial" w:cs="Arial"/>
-                <w:b/>
-                <w:bCs/>
-                <w:color w:val="000000"/>
-                <w:sz w:val="20"/>
-                <w:szCs w:val="20"/>
-              </w:rPr>
-              <w:t>2</w:t>
+              <w:t>S2</w:t>
             </w:r>
           </w:p>
         </w:tc>
@@ -7087,18 +6445,7 @@
                 <w:sz w:val="20"/>
                 <w:szCs w:val="20"/>
               </w:rPr>
-              <w:t>192.168.99.</w:t>
-            </w:r>
-            <w:r>
-              <w:rPr>
-                <w:rFonts w:ascii="Arial" w:hAnsi="Arial" w:cs="Arial"/>
-                <w:b/>
-                <w:bCs/>
-                <w:color w:val="FF0000"/>
-                <w:sz w:val="20"/>
-                <w:szCs w:val="20"/>
-              </w:rPr>
-              <w:t>2</w:t>
+              <w:t>192.168.99.2</w:t>
             </w:r>
           </w:p>
         </w:tc>
@@ -7182,18 +6529,7 @@
                 <w:sz w:val="20"/>
                 <w:szCs w:val="20"/>
               </w:rPr>
-              <w:t>S</w:t>
-            </w:r>
-            <w:r>
-              <w:rPr>
-                <w:rFonts w:ascii="Arial" w:hAnsi="Arial" w:cs="Arial"/>
-                <w:b/>
-                <w:bCs/>
-                <w:color w:val="000000"/>
-                <w:sz w:val="20"/>
-                <w:szCs w:val="20"/>
-              </w:rPr>
-              <w:t>3</w:t>
+              <w:t>S3</w:t>
             </w:r>
           </w:p>
         </w:tc>
@@ -7224,18 +6560,7 @@
                 <w:sz w:val="20"/>
                 <w:szCs w:val="20"/>
               </w:rPr>
-              <w:t>192.168.99.</w:t>
-            </w:r>
-            <w:r>
-              <w:rPr>
-                <w:rFonts w:ascii="Arial" w:hAnsi="Arial" w:cs="Arial"/>
-                <w:b/>
-                <w:bCs/>
-                <w:color w:val="FF0000"/>
-                <w:sz w:val="20"/>
-                <w:szCs w:val="20"/>
-              </w:rPr>
-              <w:t>3</w:t>
+              <w:t>192.168.99.3</w:t>
             </w:r>
           </w:p>
         </w:tc>

--- a/Calendario2025/Actividades/A7_DHCP_VLANs/Actividad7.docx
+++ b/Calendario2025/Actividades/A7_DHCP_VLANs/Actividad7.docx
@@ -153,10 +153,10 @@
           <w:noProof/>
         </w:rPr>
         <w:drawing>
-          <wp:inline distT="0" distB="0" distL="0" distR="0" wp14:anchorId="05E16C0A" wp14:editId="51AA9BAF">
-            <wp:extent cx="6858000" cy="1969135"/>
+          <wp:inline distT="0" distB="0" distL="0" distR="0" wp14:anchorId="7E9E1AC1" wp14:editId="2F3D7CA6">
+            <wp:extent cx="6858000" cy="2287270"/>
             <wp:effectExtent l="0" t="0" r="0" b="0"/>
-            <wp:docPr id="201043175" name="Picture 1" descr="A diagram of a computer network&#10;&#10;AI-generated content may be incorrect."/>
+            <wp:docPr id="908267468" name="Picture 1" descr="A diagram of a computer network&#10;&#10;AI-generated content may be incorrect."/>
             <wp:cNvGraphicFramePr>
               <a:graphicFrameLocks xmlns:a="http://schemas.openxmlformats.org/drawingml/2006/main" noChangeAspect="1"/>
             </wp:cNvGraphicFramePr>
@@ -164,7 +164,7 @@
               <a:graphicData uri="http://schemas.openxmlformats.org/drawingml/2006/picture">
                 <pic:pic xmlns:pic="http://schemas.openxmlformats.org/drawingml/2006/picture">
                   <pic:nvPicPr>
-                    <pic:cNvPr id="201043175" name="Picture 1" descr="A diagram of a computer network&#10;&#10;AI-generated content may be incorrect."/>
+                    <pic:cNvPr id="908267468" name="Picture 1" descr="A diagram of a computer network&#10;&#10;AI-generated content may be incorrect."/>
                     <pic:cNvPicPr/>
                   </pic:nvPicPr>
                   <pic:blipFill>
@@ -176,7 +176,7 @@
                   <pic:spPr>
                     <a:xfrm>
                       <a:off x="0" y="0"/>
-                      <a:ext cx="6858000" cy="1969135"/>
+                      <a:ext cx="6858000" cy="2287270"/>
                     </a:xfrm>
                     <a:prstGeom prst="rect">
                       <a:avLst/>
@@ -2602,7 +2602,25 @@
           <w:sz w:val="20"/>
           <w:szCs w:val="20"/>
         </w:rPr>
-        <w:t xml:space="preserve">, ruta estáticas hacia las subredes </w:t>
+        <w:t>, ruta</w:t>
+      </w:r>
+      <w:r>
+        <w:rPr>
+          <w:rFonts w:cs="Arial"/>
+          <w:color w:val="000000"/>
+          <w:sz w:val="20"/>
+          <w:szCs w:val="20"/>
+        </w:rPr>
+        <w:t>s</w:t>
+      </w:r>
+      <w:r>
+        <w:rPr>
+          <w:rFonts w:cs="Arial"/>
+          <w:color w:val="000000"/>
+          <w:sz w:val="20"/>
+          <w:szCs w:val="20"/>
+        </w:rPr>
+        <w:t xml:space="preserve"> estáticas hacia las subredes </w:t>
       </w:r>
       <w:r>
         <w:rPr>
